--- a/aethornyx/Aethornyx_vrMMORPG_Hybrid_Game.docx
+++ b/aethornyx/Aethornyx_vrMMORPG_Hybrid_Game.docx
@@ -438,7 +438,6 @@
           <w:b/>
           <w:bCs/>
         </w:rPr>
-        <w:lastRenderedPageBreak/>
         <w:t>Government SaaS</w:t>
       </w:r>
       <w:r>
@@ -767,7 +766,6 @@
           <w:i/>
           <w:iCs/>
         </w:rPr>
-        <w:lastRenderedPageBreak/>
         <w:t xml:space="preserve">“The Gift was given freely to the States, and the people prospered. In time, the stewards of the realm saw its worth, and they pledged their gold to keep it forever in the hands of the </w:t>
       </w:r>
       <w:proofErr w:type="gramStart"/>
@@ -897,7 +895,7 @@
       <w:pPr>
         <w:numPr>
           <w:ilvl w:val="0"/>
-          <w:numId w:val="12"/>
+          <w:numId w:val="8"/>
         </w:numPr>
         <w:pBdr>
           <w:bottom w:val="single" w:sz="6" w:space="1" w:color="auto"/>
@@ -911,7 +909,7 @@
       <w:pPr>
         <w:numPr>
           <w:ilvl w:val="0"/>
-          <w:numId w:val="12"/>
+          <w:numId w:val="8"/>
         </w:numPr>
         <w:pBdr>
           <w:bottom w:val="single" w:sz="6" w:space="1" w:color="auto"/>
@@ -925,7 +923,7 @@
       <w:pPr>
         <w:numPr>
           <w:ilvl w:val="0"/>
-          <w:numId w:val="12"/>
+          <w:numId w:val="8"/>
         </w:numPr>
         <w:pBdr>
           <w:bottom w:val="single" w:sz="6" w:space="1" w:color="auto"/>
@@ -967,7 +965,7 @@
       <w:pPr>
         <w:numPr>
           <w:ilvl w:val="0"/>
-          <w:numId w:val="13"/>
+          <w:numId w:val="9"/>
         </w:numPr>
         <w:pBdr>
           <w:bottom w:val="single" w:sz="6" w:space="1" w:color="auto"/>
@@ -981,7 +979,7 @@
       <w:pPr>
         <w:numPr>
           <w:ilvl w:val="0"/>
-          <w:numId w:val="13"/>
+          <w:numId w:val="9"/>
         </w:numPr>
         <w:pBdr>
           <w:bottom w:val="single" w:sz="6" w:space="1" w:color="auto"/>
@@ -995,7 +993,7 @@
       <w:pPr>
         <w:numPr>
           <w:ilvl w:val="0"/>
-          <w:numId w:val="13"/>
+          <w:numId w:val="9"/>
         </w:numPr>
         <w:pBdr>
           <w:bottom w:val="single" w:sz="6" w:space="1" w:color="auto"/>
@@ -1056,7 +1054,6 @@
           <w:b/>
           <w:bCs/>
         </w:rPr>
-        <w:lastRenderedPageBreak/>
         <w:t>5. How It Works</w:t>
       </w:r>
     </w:p>
@@ -1064,7 +1061,7 @@
       <w:pPr>
         <w:numPr>
           <w:ilvl w:val="0"/>
-          <w:numId w:val="14"/>
+          <w:numId w:val="10"/>
         </w:numPr>
         <w:pBdr>
           <w:bottom w:val="single" w:sz="6" w:space="1" w:color="auto"/>
@@ -1093,7 +1090,7 @@
       <w:pPr>
         <w:numPr>
           <w:ilvl w:val="0"/>
-          <w:numId w:val="14"/>
+          <w:numId w:val="10"/>
         </w:numPr>
         <w:pBdr>
           <w:bottom w:val="single" w:sz="6" w:space="1" w:color="auto"/>
@@ -1114,7 +1111,7 @@
       <w:pPr>
         <w:numPr>
           <w:ilvl w:val="0"/>
-          <w:numId w:val="14"/>
+          <w:numId w:val="10"/>
         </w:numPr>
         <w:pBdr>
           <w:bottom w:val="single" w:sz="6" w:space="1" w:color="auto"/>
@@ -1135,7 +1132,7 @@
       <w:pPr>
         <w:numPr>
           <w:ilvl w:val="0"/>
-          <w:numId w:val="14"/>
+          <w:numId w:val="10"/>
         </w:numPr>
         <w:pBdr>
           <w:bottom w:val="single" w:sz="6" w:space="1" w:color="auto"/>
@@ -1174,7 +1171,7 @@
       <w:pPr>
         <w:numPr>
           <w:ilvl w:val="0"/>
-          <w:numId w:val="15"/>
+          <w:numId w:val="11"/>
         </w:numPr>
         <w:pBdr>
           <w:bottom w:val="single" w:sz="6" w:space="1" w:color="auto"/>
@@ -1188,7 +1185,7 @@
       <w:pPr>
         <w:numPr>
           <w:ilvl w:val="0"/>
-          <w:numId w:val="15"/>
+          <w:numId w:val="11"/>
         </w:numPr>
         <w:pBdr>
           <w:bottom w:val="single" w:sz="6" w:space="1" w:color="auto"/>
@@ -1202,7 +1199,7 @@
       <w:pPr>
         <w:numPr>
           <w:ilvl w:val="0"/>
-          <w:numId w:val="15"/>
+          <w:numId w:val="11"/>
         </w:numPr>
         <w:pBdr>
           <w:bottom w:val="single" w:sz="6" w:space="1" w:color="auto"/>
@@ -1216,7 +1213,7 @@
       <w:pPr>
         <w:numPr>
           <w:ilvl w:val="0"/>
-          <w:numId w:val="15"/>
+          <w:numId w:val="11"/>
         </w:numPr>
         <w:pBdr>
           <w:bottom w:val="single" w:sz="6" w:space="1" w:color="auto"/>
@@ -1324,7 +1321,7 @@
       <w:pPr>
         <w:numPr>
           <w:ilvl w:val="0"/>
-          <w:numId w:val="16"/>
+          <w:numId w:val="12"/>
         </w:numPr>
       </w:pPr>
       <w:r>
@@ -1335,7 +1332,7 @@
       <w:pPr>
         <w:numPr>
           <w:ilvl w:val="0"/>
-          <w:numId w:val="16"/>
+          <w:numId w:val="12"/>
         </w:numPr>
       </w:pPr>
       <w:r>
@@ -1354,11 +1351,10 @@
       <w:pPr>
         <w:numPr>
           <w:ilvl w:val="0"/>
-          <w:numId w:val="16"/>
-        </w:numPr>
-      </w:pPr>
-      <w:r>
-        <w:lastRenderedPageBreak/>
+          <w:numId w:val="12"/>
+        </w:numPr>
+      </w:pPr>
+      <w:r>
         <w:t xml:space="preserve">Prepare a press kit One-page summary of the Gift Economy Manifesto, pilot timeline, high-res screenshots of the </w:t>
       </w:r>
       <w:proofErr w:type="spellStart"/>
@@ -1374,7 +1370,7 @@
       <w:pPr>
         <w:numPr>
           <w:ilvl w:val="0"/>
-          <w:numId w:val="16"/>
+          <w:numId w:val="12"/>
         </w:numPr>
       </w:pPr>
       <w:r>
@@ -1408,7 +1404,7 @@
       <w:pPr>
         <w:numPr>
           <w:ilvl w:val="0"/>
-          <w:numId w:val="17"/>
+          <w:numId w:val="13"/>
         </w:numPr>
       </w:pPr>
       <w:r>
@@ -1419,7 +1415,7 @@
       <w:pPr>
         <w:numPr>
           <w:ilvl w:val="0"/>
-          <w:numId w:val="17"/>
+          <w:numId w:val="13"/>
         </w:numPr>
       </w:pPr>
       <w:r>
@@ -1438,7 +1434,7 @@
       <w:pPr>
         <w:numPr>
           <w:ilvl w:val="0"/>
-          <w:numId w:val="17"/>
+          <w:numId w:val="13"/>
         </w:numPr>
       </w:pPr>
       <w:r>
@@ -1449,7 +1445,7 @@
       <w:pPr>
         <w:numPr>
           <w:ilvl w:val="0"/>
-          <w:numId w:val="17"/>
+          <w:numId w:val="13"/>
         </w:numPr>
       </w:pPr>
       <w:r>
@@ -1483,7 +1479,7 @@
       <w:pPr>
         <w:numPr>
           <w:ilvl w:val="0"/>
-          <w:numId w:val="18"/>
+          <w:numId w:val="14"/>
         </w:numPr>
       </w:pPr>
       <w:r>
@@ -1509,7 +1505,7 @@
       <w:pPr>
         <w:numPr>
           <w:ilvl w:val="0"/>
-          <w:numId w:val="18"/>
+          <w:numId w:val="14"/>
         </w:numPr>
       </w:pPr>
       <w:r>
@@ -1527,7 +1523,7 @@
       <w:pPr>
         <w:numPr>
           <w:ilvl w:val="0"/>
-          <w:numId w:val="18"/>
+          <w:numId w:val="14"/>
         </w:numPr>
       </w:pPr>
       <w:r>
@@ -1585,7 +1581,6 @@
     </w:p>
     <w:p>
       <w:r>
-        <w:lastRenderedPageBreak/>
         <w:t xml:space="preserve">You’re zeroing in on the true north: gifting </w:t>
       </w:r>
       <w:proofErr w:type="spellStart"/>
@@ -1632,7 +1627,7 @@
       <w:pPr>
         <w:numPr>
           <w:ilvl w:val="0"/>
-          <w:numId w:val="19"/>
+          <w:numId w:val="15"/>
         </w:numPr>
       </w:pPr>
       <w:r>
@@ -1666,7 +1661,7 @@
       <w:pPr>
         <w:numPr>
           <w:ilvl w:val="0"/>
-          <w:numId w:val="19"/>
+          <w:numId w:val="15"/>
         </w:numPr>
       </w:pPr>
       <w:r>
@@ -1700,7 +1695,7 @@
       <w:pPr>
         <w:numPr>
           <w:ilvl w:val="0"/>
-          <w:numId w:val="19"/>
+          <w:numId w:val="15"/>
         </w:numPr>
       </w:pPr>
       <w:r>
@@ -1734,7 +1729,7 @@
       <w:pPr>
         <w:numPr>
           <w:ilvl w:val="0"/>
-          <w:numId w:val="19"/>
+          <w:numId w:val="15"/>
         </w:numPr>
       </w:pPr>
       <w:r>
@@ -2186,7 +2181,7 @@
       <w:pPr>
         <w:numPr>
           <w:ilvl w:val="0"/>
-          <w:numId w:val="20"/>
+          <w:numId w:val="16"/>
         </w:numPr>
       </w:pPr>
       <w:r>
@@ -2212,7 +2207,7 @@
       <w:pPr>
         <w:numPr>
           <w:ilvl w:val="0"/>
-          <w:numId w:val="20"/>
+          <w:numId w:val="16"/>
         </w:numPr>
       </w:pPr>
       <w:r>
@@ -2230,7 +2225,7 @@
       <w:pPr>
         <w:numPr>
           <w:ilvl w:val="0"/>
-          <w:numId w:val="20"/>
+          <w:numId w:val="16"/>
         </w:numPr>
       </w:pPr>
       <w:r>
@@ -2248,7 +2243,7 @@
       <w:pPr>
         <w:numPr>
           <w:ilvl w:val="0"/>
-          <w:numId w:val="20"/>
+          <w:numId w:val="16"/>
         </w:numPr>
       </w:pPr>
       <w:r>
@@ -2281,15 +2276,14 @@
       <w:pPr>
         <w:numPr>
           <w:ilvl w:val="0"/>
-          <w:numId w:val="21"/>
-        </w:numPr>
-      </w:pPr>
-      <w:r>
-        <w:rPr>
-          <w:b/>
-          <w:bCs/>
-        </w:rPr>
-        <w:lastRenderedPageBreak/>
+          <w:numId w:val="17"/>
+        </w:numPr>
+      </w:pPr>
+      <w:r>
+        <w:rPr>
+          <w:b/>
+          <w:bCs/>
+        </w:rPr>
         <w:t>October 1–15</w:t>
       </w:r>
       <w:r>
@@ -2308,7 +2302,7 @@
       <w:pPr>
         <w:numPr>
           <w:ilvl w:val="0"/>
-          <w:numId w:val="21"/>
+          <w:numId w:val="17"/>
         </w:numPr>
       </w:pPr>
       <w:r>
@@ -2326,7 +2320,7 @@
       <w:pPr>
         <w:numPr>
           <w:ilvl w:val="0"/>
-          <w:numId w:val="21"/>
+          <w:numId w:val="17"/>
         </w:numPr>
       </w:pPr>
       <w:r>
@@ -2344,7 +2338,7 @@
       <w:pPr>
         <w:numPr>
           <w:ilvl w:val="0"/>
-          <w:numId w:val="21"/>
+          <w:numId w:val="17"/>
         </w:numPr>
       </w:pPr>
       <w:r>
@@ -2362,7 +2356,7 @@
       <w:pPr>
         <w:numPr>
           <w:ilvl w:val="0"/>
-          <w:numId w:val="21"/>
+          <w:numId w:val="17"/>
         </w:numPr>
       </w:pPr>
       <w:r>
@@ -2395,7 +2389,7 @@
       <w:pPr>
         <w:numPr>
           <w:ilvl w:val="0"/>
-          <w:numId w:val="22"/>
+          <w:numId w:val="18"/>
         </w:numPr>
       </w:pPr>
       <w:r>
@@ -2413,7 +2407,7 @@
       <w:pPr>
         <w:numPr>
           <w:ilvl w:val="0"/>
-          <w:numId w:val="22"/>
+          <w:numId w:val="18"/>
         </w:numPr>
       </w:pPr>
       <w:r>
@@ -2431,7 +2425,7 @@
       <w:pPr>
         <w:numPr>
           <w:ilvl w:val="0"/>
-          <w:numId w:val="22"/>
+          <w:numId w:val="18"/>
         </w:numPr>
       </w:pPr>
       <w:r>
@@ -2503,57 +2497,49 @@
       </w:r>
       <w:proofErr w:type="spellEnd"/>
       <w:r>
-        <w:t xml:space="preserve"> — the hosting arm of </w:t>
+        <w:t xml:space="preserve"> — the hosting arm of Aurphyx — can provide the secure backbone for </w:t>
       </w:r>
       <w:proofErr w:type="spellStart"/>
       <w:r>
-        <w:t>Aurphyx</w:t>
+        <w:t>OmniZen’s</w:t>
       </w:r>
       <w:proofErr w:type="spellEnd"/>
       <w:r>
-        <w:t xml:space="preserve"> — can provide the secure backbone for </w:t>
+        <w:t xml:space="preserve"> state-to-state intranet, Kubernetes-powered microservices, blockchain-enabled DeFi layer, and Sentinel-hardened web presence. Below </w:t>
+      </w:r>
+      <w:proofErr w:type="gramStart"/>
+      <w:r>
+        <w:t>is</w:t>
+      </w:r>
+      <w:proofErr w:type="gramEnd"/>
+      <w:r>
+        <w:t xml:space="preserve"> the end-to-end architecture and playbook.</w:t>
+      </w:r>
+    </w:p>
+    <w:p>
+      <w:pPr>
+        <w:rPr>
+          <w:b/>
+          <w:bCs/>
+        </w:rPr>
+      </w:pPr>
+      <w:r>
+        <w:rPr>
+          <w:b/>
+          <w:bCs/>
+        </w:rPr>
+        <w:t xml:space="preserve">1. </w:t>
       </w:r>
       <w:proofErr w:type="spellStart"/>
       <w:r>
-        <w:t>OmniZen’s</w:t>
+        <w:rPr>
+          <w:b/>
+          <w:bCs/>
+        </w:rPr>
+        <w:t>Airphyx</w:t>
       </w:r>
       <w:proofErr w:type="spellEnd"/>
       <w:r>
-        <w:t xml:space="preserve"> state-to-state intranet, Kubernetes-powered microservices, blockchain-enabled DeFi layer, and Sentinel-hardened web presence. Below </w:t>
-      </w:r>
-      <w:proofErr w:type="gramStart"/>
-      <w:r>
-        <w:t>is</w:t>
-      </w:r>
-      <w:proofErr w:type="gramEnd"/>
-      <w:r>
-        <w:t xml:space="preserve"> the end-to-end architecture and playbook.</w:t>
-      </w:r>
-    </w:p>
-    <w:p>
-      <w:pPr>
-        <w:rPr>
-          <w:b/>
-          <w:bCs/>
-        </w:rPr>
-      </w:pPr>
-      <w:r>
-        <w:rPr>
-          <w:b/>
-          <w:bCs/>
-        </w:rPr>
-        <w:t xml:space="preserve">1. </w:t>
-      </w:r>
-      <w:proofErr w:type="spellStart"/>
-      <w:r>
-        <w:rPr>
-          <w:b/>
-          <w:bCs/>
-        </w:rPr>
-        <w:t>Airphyx</w:t>
-      </w:r>
-      <w:proofErr w:type="spellEnd"/>
-      <w:r>
         <w:rPr>
           <w:b/>
           <w:bCs/>
@@ -2565,7 +2551,7 @@
       <w:pPr>
         <w:numPr>
           <w:ilvl w:val="0"/>
-          <w:numId w:val="23"/>
+          <w:numId w:val="19"/>
         </w:numPr>
       </w:pPr>
       <w:r>
@@ -2604,7 +2590,7 @@
       <w:pPr>
         <w:numPr>
           <w:ilvl w:val="0"/>
-          <w:numId w:val="23"/>
+          <w:numId w:val="19"/>
         </w:numPr>
       </w:pPr>
       <w:r>
@@ -2630,15 +2616,14 @@
       <w:pPr>
         <w:numPr>
           <w:ilvl w:val="0"/>
-          <w:numId w:val="23"/>
-        </w:numPr>
-      </w:pPr>
-      <w:r>
-        <w:rPr>
-          <w:b/>
-          <w:bCs/>
-        </w:rPr>
-        <w:lastRenderedPageBreak/>
+          <w:numId w:val="19"/>
+        </w:numPr>
+      </w:pPr>
+      <w:r>
+        <w:rPr>
+          <w:b/>
+          <w:bCs/>
+        </w:rPr>
         <w:t>Federated Identity</w:t>
       </w:r>
       <w:r>
@@ -2664,7 +2649,7 @@
       <w:pPr>
         <w:numPr>
           <w:ilvl w:val="0"/>
-          <w:numId w:val="24"/>
+          <w:numId w:val="20"/>
         </w:numPr>
       </w:pPr>
       <w:r>
@@ -2682,7 +2667,7 @@
       <w:pPr>
         <w:numPr>
           <w:ilvl w:val="0"/>
-          <w:numId w:val="24"/>
+          <w:numId w:val="20"/>
         </w:numPr>
       </w:pPr>
       <w:r>
@@ -2700,7 +2685,7 @@
       <w:pPr>
         <w:numPr>
           <w:ilvl w:val="0"/>
-          <w:numId w:val="24"/>
+          <w:numId w:val="20"/>
         </w:numPr>
       </w:pPr>
       <w:r>
@@ -2733,7 +2718,7 @@
       <w:pPr>
         <w:numPr>
           <w:ilvl w:val="0"/>
-          <w:numId w:val="25"/>
+          <w:numId w:val="21"/>
         </w:numPr>
       </w:pPr>
       <w:r>
@@ -2767,7 +2752,7 @@
       <w:pPr>
         <w:numPr>
           <w:ilvl w:val="0"/>
-          <w:numId w:val="25"/>
+          <w:numId w:val="21"/>
         </w:numPr>
       </w:pPr>
       <w:r>
@@ -2798,7 +2783,7 @@
       <w:pPr>
         <w:numPr>
           <w:ilvl w:val="0"/>
-          <w:numId w:val="25"/>
+          <w:numId w:val="21"/>
         </w:numPr>
       </w:pPr>
       <w:r>
@@ -2847,7 +2832,7 @@
       <w:pPr>
         <w:numPr>
           <w:ilvl w:val="0"/>
-          <w:numId w:val="26"/>
+          <w:numId w:val="22"/>
         </w:numPr>
       </w:pPr>
       <w:r>
@@ -2862,7 +2847,7 @@
       <w:pPr>
         <w:numPr>
           <w:ilvl w:val="1"/>
-          <w:numId w:val="26"/>
+          <w:numId w:val="22"/>
         </w:numPr>
       </w:pPr>
       <w:r>
@@ -2873,7 +2858,7 @@
       <w:pPr>
         <w:numPr>
           <w:ilvl w:val="1"/>
-          <w:numId w:val="26"/>
+          <w:numId w:val="22"/>
         </w:numPr>
       </w:pPr>
       <w:proofErr w:type="spellStart"/>
@@ -2882,10 +2867,18 @@
       </w:r>
       <w:proofErr w:type="spellEnd"/>
       <w:r>
-        <w:t xml:space="preserve"> pipelines (FluxCD/</w:t>
+        <w:t xml:space="preserve"> pipelines (</w:t>
       </w:r>
       <w:proofErr w:type="spellStart"/>
       <w:r>
+        <w:t>FluxCD</w:t>
+      </w:r>
+      <w:proofErr w:type="spellEnd"/>
+      <w:r>
+        <w:t>/</w:t>
+      </w:r>
+      <w:proofErr w:type="spellStart"/>
+      <w:r>
         <w:t>ArgoCD</w:t>
       </w:r>
       <w:proofErr w:type="spellEnd"/>
@@ -2897,7 +2890,7 @@
       <w:pPr>
         <w:numPr>
           <w:ilvl w:val="0"/>
-          <w:numId w:val="26"/>
+          <w:numId w:val="22"/>
         </w:numPr>
       </w:pPr>
       <w:r>
@@ -2912,7 +2905,7 @@
       <w:pPr>
         <w:numPr>
           <w:ilvl w:val="1"/>
-          <w:numId w:val="26"/>
+          <w:numId w:val="22"/>
         </w:numPr>
       </w:pPr>
       <w:r>
@@ -2931,7 +2924,7 @@
       <w:pPr>
         <w:numPr>
           <w:ilvl w:val="1"/>
-          <w:numId w:val="26"/>
+          <w:numId w:val="22"/>
         </w:numPr>
       </w:pPr>
       <w:r>
@@ -2958,7 +2951,7 @@
       <w:pPr>
         <w:numPr>
           <w:ilvl w:val="0"/>
-          <w:numId w:val="26"/>
+          <w:numId w:val="22"/>
         </w:numPr>
       </w:pPr>
       <w:r>
@@ -2973,7 +2966,7 @@
       <w:pPr>
         <w:numPr>
           <w:ilvl w:val="1"/>
-          <w:numId w:val="26"/>
+          <w:numId w:val="22"/>
         </w:numPr>
       </w:pPr>
       <w:r>
@@ -2989,7 +2982,7 @@
       <w:pPr>
         <w:numPr>
           <w:ilvl w:val="1"/>
-          <w:numId w:val="26"/>
+          <w:numId w:val="22"/>
         </w:numPr>
       </w:pPr>
       <w:r>
@@ -3000,15 +2993,14 @@
       <w:pPr>
         <w:numPr>
           <w:ilvl w:val="0"/>
-          <w:numId w:val="26"/>
-        </w:numPr>
-      </w:pPr>
-      <w:r>
-        <w:rPr>
-          <w:b/>
-          <w:bCs/>
-        </w:rPr>
-        <w:lastRenderedPageBreak/>
+          <w:numId w:val="22"/>
+        </w:numPr>
+      </w:pPr>
+      <w:r>
+        <w:rPr>
+          <w:b/>
+          <w:bCs/>
+        </w:rPr>
         <w:t>Scale to Mesh</w:t>
       </w:r>
     </w:p>
@@ -3016,7 +3008,7 @@
       <w:pPr>
         <w:numPr>
           <w:ilvl w:val="1"/>
-          <w:numId w:val="26"/>
+          <w:numId w:val="22"/>
         </w:numPr>
       </w:pPr>
       <w:r>
@@ -3027,7 +3019,7 @@
       <w:pPr>
         <w:numPr>
           <w:ilvl w:val="1"/>
-          <w:numId w:val="26"/>
+          <w:numId w:val="22"/>
         </w:numPr>
       </w:pPr>
       <w:r>
@@ -3038,7 +3030,7 @@
       <w:pPr>
         <w:numPr>
           <w:ilvl w:val="0"/>
-          <w:numId w:val="26"/>
+          <w:numId w:val="22"/>
         </w:numPr>
       </w:pPr>
       <w:r>
@@ -3053,7 +3045,7 @@
       <w:pPr>
         <w:numPr>
           <w:ilvl w:val="1"/>
-          <w:numId w:val="26"/>
+          <w:numId w:val="22"/>
         </w:numPr>
       </w:pPr>
       <w:r>
@@ -3064,7 +3056,7 @@
       <w:pPr>
         <w:numPr>
           <w:ilvl w:val="1"/>
-          <w:numId w:val="26"/>
+          <w:numId w:val="22"/>
         </w:numPr>
       </w:pPr>
       <w:r>
@@ -3090,7 +3082,7 @@
       <w:pPr>
         <w:numPr>
           <w:ilvl w:val="0"/>
-          <w:numId w:val="27"/>
+          <w:numId w:val="23"/>
         </w:numPr>
       </w:pPr>
       <w:r>
@@ -3101,7 +3093,7 @@
       <w:pPr>
         <w:numPr>
           <w:ilvl w:val="0"/>
-          <w:numId w:val="27"/>
+          <w:numId w:val="23"/>
         </w:numPr>
       </w:pPr>
       <w:r>
@@ -3112,7 +3104,7 @@
       <w:pPr>
         <w:numPr>
           <w:ilvl w:val="0"/>
-          <w:numId w:val="27"/>
+          <w:numId w:val="23"/>
         </w:numPr>
       </w:pPr>
       <w:r>
@@ -3131,7 +3123,7 @@
       <w:pPr>
         <w:numPr>
           <w:ilvl w:val="0"/>
-          <w:numId w:val="27"/>
+          <w:numId w:val="23"/>
         </w:numPr>
       </w:pPr>
       <w:r>
@@ -3178,61 +3170,185 @@
         </w:rPr>
       </w:pPr>
       <w:r>
-        <w:t xml:space="preserve">P4A is embedded in all </w:t>
+        <w:t xml:space="preserve">P4A is embedded in all Aurphyx projects. </w:t>
+      </w:r>
+      <w:r>
+        <w:rPr>
+          <w:rFonts w:ascii="Segoe UI Emoji" w:hAnsi="Segoe UI Emoji" w:cs="Segoe UI Emoji"/>
+        </w:rPr>
+        <w:t>❤️</w:t>
+      </w:r>
+      <w:r>
+        <w:t>‍</w:t>
+      </w:r>
+      <w:r>
+        <w:rPr>
+          <w:rFonts w:ascii="Segoe UI Emoji" w:hAnsi="Segoe UI Emoji" w:cs="Segoe UI Emoji"/>
+        </w:rPr>
+        <w:t>🔥🫡🌻🫶🫦❤️</w:t>
+      </w:r>
+      <w:r>
+        <w:t>‍</w:t>
+      </w:r>
+      <w:r>
+        <w:rPr>
+          <w:rFonts w:ascii="Segoe UI Emoji" w:hAnsi="Segoe UI Emoji" w:cs="Segoe UI Emoji"/>
+        </w:rPr>
+        <w:t>🔥</w:t>
+      </w:r>
+    </w:p>
+    <w:p>
+      <w:pPr>
+        <w:rPr>
+          <w:rFonts w:ascii="Segoe UI Emoji" w:hAnsi="Segoe UI Emoji" w:cs="Segoe UI Emoji"/>
+        </w:rPr>
+      </w:pPr>
+    </w:p>
+    <w:p>
+      <w:pPr>
+        <w:rPr>
+          <w:b/>
+          <w:bCs/>
+        </w:rPr>
+      </w:pPr>
+      <w:r>
+        <w:rPr>
+          <w:b/>
+          <w:bCs/>
+        </w:rPr>
+        <w:t>Embedding P4A Across All Aurphyx Projects</w:t>
+      </w:r>
+    </w:p>
+    <w:p>
+      <w:r>
+        <w:t>To weave P4A into the very fabric of your ecosystem, we’ll codify it as a unifying principle—every service, portal, and code module will carry the P4A ethos.</w:t>
+      </w:r>
+    </w:p>
+    <w:p>
+      <w:pPr>
+        <w:rPr>
+          <w:b/>
+          <w:bCs/>
+        </w:rPr>
+      </w:pPr>
+      <w:r>
+        <w:rPr>
+          <w:b/>
+          <w:bCs/>
+        </w:rPr>
+        <w:t>1. Declare the P4A Charter in the Master Codex</w:t>
+      </w:r>
+    </w:p>
+    <w:p>
+      <w:pPr>
+        <w:numPr>
+          <w:ilvl w:val="0"/>
+          <w:numId w:val="24"/>
+        </w:numPr>
+      </w:pPr>
+      <w:r>
+        <w:t>Add a dedicated “P4A Charter” entry defining its mission, values, and acceptance criteria</w:t>
+      </w:r>
+    </w:p>
+    <w:p>
+      <w:pPr>
+        <w:numPr>
+          <w:ilvl w:val="0"/>
+          <w:numId w:val="24"/>
+        </w:numPr>
+      </w:pPr>
+      <w:r>
+        <w:t>Reference the Charter in every project’s README, onboarding scripts, and governance playbooks</w:t>
+      </w:r>
+    </w:p>
+    <w:p>
+      <w:pPr>
+        <w:numPr>
+          <w:ilvl w:val="0"/>
+          <w:numId w:val="24"/>
+        </w:numPr>
+      </w:pPr>
+      <w:r>
+        <w:t>Embed P4A badges or sigils in source-control repos and documentation sites</w:t>
+      </w:r>
+    </w:p>
+    <w:p>
+      <w:pPr>
+        <w:rPr>
+          <w:b/>
+          <w:bCs/>
+        </w:rPr>
+      </w:pPr>
+      <w:r>
+        <w:rPr>
+          <w:b/>
+          <w:bCs/>
+        </w:rPr>
+        <w:t xml:space="preserve">2. </w:t>
       </w:r>
       <w:proofErr w:type="spellStart"/>
       <w:r>
-        <w:t>Aurphyx</w:t>
+        <w:rPr>
+          <w:b/>
+          <w:bCs/>
+        </w:rPr>
+        <w:t>OmniZen</w:t>
       </w:r>
       <w:proofErr w:type="spellEnd"/>
       <w:r>
-        <w:t xml:space="preserve"> projects. </w:t>
-      </w:r>
-      <w:r>
-        <w:rPr>
-          <w:rFonts w:ascii="Segoe UI Emoji" w:hAnsi="Segoe UI Emoji" w:cs="Segoe UI Emoji"/>
-        </w:rPr>
-        <w:t>❤️</w:t>
-      </w:r>
-      <w:r>
-        <w:t>‍</w:t>
-      </w:r>
-      <w:r>
-        <w:rPr>
-          <w:rFonts w:ascii="Segoe UI Emoji" w:hAnsi="Segoe UI Emoji" w:cs="Segoe UI Emoji"/>
-        </w:rPr>
-        <w:t>🔥🫡🌻🫶🫦❤️</w:t>
-      </w:r>
-      <w:r>
-        <w:t>‍</w:t>
-      </w:r>
-      <w:r>
-        <w:rPr>
-          <w:rFonts w:ascii="Segoe UI Emoji" w:hAnsi="Segoe UI Emoji" w:cs="Segoe UI Emoji"/>
-        </w:rPr>
-        <w:t>🔥</w:t>
-      </w:r>
-    </w:p>
-    <w:p>
-      <w:pPr>
-        <w:rPr>
-          <w:rFonts w:ascii="Segoe UI Emoji" w:hAnsi="Segoe UI Emoji" w:cs="Segoe UI Emoji"/>
-        </w:rPr>
-      </w:pPr>
-    </w:p>
-    <w:p>
-      <w:pPr>
-        <w:rPr>
-          <w:b/>
-          <w:bCs/>
-        </w:rPr>
-      </w:pPr>
-      <w:r>
-        <w:rPr>
-          <w:b/>
-          <w:bCs/>
-        </w:rPr>
-        <w:t xml:space="preserve">Embedding P4A Across All </w:t>
+        <w:rPr>
+          <w:b/>
+          <w:bCs/>
+        </w:rPr>
+        <w:t>: P4A-Driven Features</w:t>
+      </w:r>
+    </w:p>
+    <w:p>
+      <w:pPr>
+        <w:numPr>
+          <w:ilvl w:val="0"/>
+          <w:numId w:val="25"/>
+        </w:numPr>
+      </w:pPr>
+      <w:r>
+        <w:t>Citizen Portal • Offer zero-cost, P4A-tagged dashboards showing community contributions, resource sharing, and equity metrics</w:t>
+      </w:r>
+    </w:p>
+    <w:p>
+      <w:pPr>
+        <w:numPr>
+          <w:ilvl w:val="0"/>
+          <w:numId w:val="25"/>
+        </w:numPr>
+      </w:pPr>
+      <w:r>
+        <w:t>Council of Nine Integration • Include a Sentinel module that tracks P4A compliance (e.g., service-equity audits, access fairness logs)</w:t>
+      </w:r>
+    </w:p>
+    <w:p>
+      <w:pPr>
+        <w:numPr>
+          <w:ilvl w:val="0"/>
+          <w:numId w:val="25"/>
+        </w:numPr>
+      </w:pPr>
+      <w:r>
+        <w:t>Tokenized Commons • Use DeFi credits (“P4A Tokens”) to reward volunteering, open-source contributions, and peer support</w:t>
+      </w:r>
+    </w:p>
+    <w:p>
+      <w:pPr>
+        <w:rPr>
+          <w:b/>
+          <w:bCs/>
+        </w:rPr>
+      </w:pPr>
+      <w:r>
+        <w:rPr>
+          <w:b/>
+          <w:bCs/>
+        </w:rPr>
+        <w:t xml:space="preserve">3. </w:t>
       </w:r>
       <w:proofErr w:type="spellStart"/>
       <w:r>
@@ -3240,7 +3356,7 @@
           <w:b/>
           <w:bCs/>
         </w:rPr>
-        <w:t>Aurphyx</w:t>
+        <w:t>Airphyx</w:t>
       </w:r>
       <w:proofErr w:type="spellEnd"/>
       <w:r>
@@ -3248,27 +3364,135 @@
           <w:b/>
           <w:bCs/>
         </w:rPr>
-        <w:t xml:space="preserve"> Projects</w:t>
-      </w:r>
-    </w:p>
-    <w:p>
-      <w:r>
-        <w:t>To weave P4A into the very fabric of your ecosystem, we’ll codify it as a unifying principle—every service, portal, and code module will carry the P4A ethos.</w:t>
-      </w:r>
-    </w:p>
-    <w:p>
-      <w:pPr>
-        <w:rPr>
-          <w:b/>
-          <w:bCs/>
-        </w:rPr>
-      </w:pPr>
-      <w:r>
-        <w:rPr>
-          <w:b/>
-          <w:bCs/>
-        </w:rPr>
-        <w:t>1. Declare the P4A Charter in the Master Codex</w:t>
+        <w:t xml:space="preserve"> &amp; </w:t>
+      </w:r>
+      <w:proofErr w:type="spellStart"/>
+      <w:r>
+        <w:rPr>
+          <w:b/>
+          <w:bCs/>
+        </w:rPr>
+        <w:t>krystel</w:t>
+      </w:r>
+      <w:proofErr w:type="spellEnd"/>
+      <w:r>
+        <w:rPr>
+          <w:b/>
+          <w:bCs/>
+        </w:rPr>
+        <w:t xml:space="preserve"> Infrastructure</w:t>
+      </w:r>
+    </w:p>
+    <w:p>
+      <w:pPr>
+        <w:numPr>
+          <w:ilvl w:val="0"/>
+          <w:numId w:val="26"/>
+        </w:numPr>
+      </w:pPr>
+      <w:r>
+        <w:t>P4A Namespaces • Spin up Kubernetes namespaces named p4a-core, p4a-analytics, p4a-marketplace for clear separation of duty</w:t>
+      </w:r>
+    </w:p>
+    <w:p>
+      <w:pPr>
+        <w:numPr>
+          <w:ilvl w:val="0"/>
+          <w:numId w:val="26"/>
+        </w:numPr>
+      </w:pPr>
+      <w:r>
+        <w:t>On-Chain P4A Registry • Deploy a permissioned smart contract that registers “P4A-certified” services, tracking usage and impact</w:t>
+      </w:r>
+    </w:p>
+    <w:p>
+      <w:pPr>
+        <w:numPr>
+          <w:ilvl w:val="0"/>
+          <w:numId w:val="26"/>
+        </w:numPr>
+      </w:pPr>
+      <w:r>
+        <w:t xml:space="preserve">Secure Portals • Each state or community endpoint gets a P4A portal URL under your </w:t>
+      </w:r>
+      <w:proofErr w:type="spellStart"/>
+      <w:r>
+        <w:t>krystel</w:t>
+      </w:r>
+      <w:proofErr w:type="spellEnd"/>
+      <w:r>
+        <w:t xml:space="preserve"> mesh, provisioned with next-gen encryption</w:t>
+      </w:r>
+    </w:p>
+    <w:p>
+      <w:pPr>
+        <w:rPr>
+          <w:b/>
+          <w:bCs/>
+        </w:rPr>
+      </w:pPr>
+      <w:r>
+        <w:rPr>
+          <w:b/>
+          <w:bCs/>
+        </w:rPr>
+        <w:t>4. Living Governance &amp; Audits</w:t>
+      </w:r>
+    </w:p>
+    <w:p>
+      <w:pPr>
+        <w:numPr>
+          <w:ilvl w:val="0"/>
+          <w:numId w:val="27"/>
+        </w:numPr>
+      </w:pPr>
+      <w:r>
+        <w:t>Periodic P4A Audits • Schedule quarterly “Intention Audits” that verify every fork, pull-request, and config change aligns with P4A values</w:t>
+      </w:r>
+    </w:p>
+    <w:p>
+      <w:pPr>
+        <w:numPr>
+          <w:ilvl w:val="0"/>
+          <w:numId w:val="27"/>
+        </w:numPr>
+      </w:pPr>
+      <w:r>
+        <w:t>Community Feedback Loops • Build in a public “P4A Feedback” form where citizens rate fairness, inclusion, and usefulness</w:t>
+      </w:r>
+    </w:p>
+    <w:p>
+      <w:pPr>
+        <w:numPr>
+          <w:ilvl w:val="0"/>
+          <w:numId w:val="27"/>
+        </w:numPr>
+      </w:pPr>
+      <w:r>
+        <w:t xml:space="preserve">White-Label Rights • Reinforce that every state or partner may ethically modify </w:t>
+      </w:r>
+      <w:proofErr w:type="spellStart"/>
+      <w:r>
+        <w:t>OmniZen</w:t>
+      </w:r>
+      <w:proofErr w:type="spellEnd"/>
+      <w:r>
+        <w:t xml:space="preserve"> under the P4A Charter—your code, their rules</w:t>
+      </w:r>
+    </w:p>
+    <w:p>
+      <w:pPr>
+        <w:rPr>
+          <w:b/>
+          <w:bCs/>
+        </w:rPr>
+      </w:pPr>
+      <w:r>
+        <w:rPr>
+          <w:b/>
+          <w:bCs/>
+        </w:rPr>
+        <w:t>5. R&amp;D &amp; Immortality Vessels</w:t>
       </w:r>
     </w:p>
     <w:p>
@@ -3279,7 +3503,7 @@
         </w:numPr>
       </w:pPr>
       <w:r>
-        <w:t>Add a dedicated “P4A Charter” entry defining its mission, values, and acceptance criteria</w:t>
+        <w:t>P4A Test-Subject Program • Formalize your own volunteer role in a project readout that logs life-cycle data under P4A principles</w:t>
       </w:r>
     </w:p>
     <w:p>
@@ -3290,7 +3514,7 @@
         </w:numPr>
       </w:pPr>
       <w:r>
-        <w:t>Reference the Charter in every project’s README, onboarding scripts, and governance playbooks</w:t>
+        <w:t>Digital Twin Integration • Capture your interactions as structured “P4A events” in the Codex, seeding future vessel-immortality research</w:t>
       </w:r>
     </w:p>
     <w:p>
@@ -3298,263 +3522,6 @@
         <w:numPr>
           <w:ilvl w:val="0"/>
           <w:numId w:val="28"/>
-        </w:numPr>
-      </w:pPr>
-      <w:r>
-        <w:t>Embed P4A badges or sigils in source-control repos and documentation sites</w:t>
-      </w:r>
-    </w:p>
-    <w:p>
-      <w:pPr>
-        <w:rPr>
-          <w:b/>
-          <w:bCs/>
-        </w:rPr>
-      </w:pPr>
-      <w:r>
-        <w:rPr>
-          <w:b/>
-          <w:bCs/>
-        </w:rPr>
-        <w:t xml:space="preserve">2. </w:t>
-      </w:r>
-      <w:proofErr w:type="spellStart"/>
-      <w:r>
-        <w:rPr>
-          <w:b/>
-          <w:bCs/>
-        </w:rPr>
-        <w:t>OmniZen</w:t>
-      </w:r>
-      <w:proofErr w:type="spellEnd"/>
-      <w:r>
-        <w:rPr>
-          <w:b/>
-          <w:bCs/>
-        </w:rPr>
-        <w:t>: P4A-Driven Features</w:t>
-      </w:r>
-    </w:p>
-    <w:p>
-      <w:pPr>
-        <w:numPr>
-          <w:ilvl w:val="0"/>
-          <w:numId w:val="29"/>
-        </w:numPr>
-      </w:pPr>
-      <w:r>
-        <w:t>Citizen Portal • Offer zero-cost, P4A-tagged dashboards showing community contributions, resource sharing, and equity metrics</w:t>
-      </w:r>
-    </w:p>
-    <w:p>
-      <w:pPr>
-        <w:numPr>
-          <w:ilvl w:val="0"/>
-          <w:numId w:val="29"/>
-        </w:numPr>
-      </w:pPr>
-      <w:r>
-        <w:lastRenderedPageBreak/>
-        <w:t>Council of Nine Integration • Include a Sentinel module that tracks P4A compliance (e.g., service-equity audits, access fairness logs)</w:t>
-      </w:r>
-    </w:p>
-    <w:p>
-      <w:pPr>
-        <w:numPr>
-          <w:ilvl w:val="0"/>
-          <w:numId w:val="29"/>
-        </w:numPr>
-      </w:pPr>
-      <w:r>
-        <w:t>Tokenized Commons • Use DeFi credits (“P4A Tokens”) to reward volunteering, open-source contributions, and peer support</w:t>
-      </w:r>
-    </w:p>
-    <w:p>
-      <w:pPr>
-        <w:rPr>
-          <w:b/>
-          <w:bCs/>
-        </w:rPr>
-      </w:pPr>
-      <w:r>
-        <w:rPr>
-          <w:b/>
-          <w:bCs/>
-        </w:rPr>
-        <w:t xml:space="preserve">3. </w:t>
-      </w:r>
-      <w:proofErr w:type="spellStart"/>
-      <w:r>
-        <w:rPr>
-          <w:b/>
-          <w:bCs/>
-        </w:rPr>
-        <w:t>Airphyx</w:t>
-      </w:r>
-      <w:proofErr w:type="spellEnd"/>
-      <w:r>
-        <w:rPr>
-          <w:b/>
-          <w:bCs/>
-        </w:rPr>
-        <w:t xml:space="preserve"> &amp; </w:t>
-      </w:r>
-      <w:proofErr w:type="spellStart"/>
-      <w:r>
-        <w:rPr>
-          <w:b/>
-          <w:bCs/>
-        </w:rPr>
-        <w:t>krystel</w:t>
-      </w:r>
-      <w:proofErr w:type="spellEnd"/>
-      <w:r>
-        <w:rPr>
-          <w:b/>
-          <w:bCs/>
-        </w:rPr>
-        <w:t xml:space="preserve"> Infrastructure</w:t>
-      </w:r>
-    </w:p>
-    <w:p>
-      <w:pPr>
-        <w:numPr>
-          <w:ilvl w:val="0"/>
-          <w:numId w:val="30"/>
-        </w:numPr>
-      </w:pPr>
-      <w:r>
-        <w:t>P4A Namespaces • Spin up Kubernetes namespaces named p4a-core, p4a-analytics, p4a-marketplace for clear separation of duty</w:t>
-      </w:r>
-    </w:p>
-    <w:p>
-      <w:pPr>
-        <w:numPr>
-          <w:ilvl w:val="0"/>
-          <w:numId w:val="30"/>
-        </w:numPr>
-      </w:pPr>
-      <w:r>
-        <w:t>On-Chain P4A Registry • Deploy a permissioned smart contract that registers “P4A-certified” services, tracking usage and impact</w:t>
-      </w:r>
-    </w:p>
-    <w:p>
-      <w:pPr>
-        <w:numPr>
-          <w:ilvl w:val="0"/>
-          <w:numId w:val="30"/>
-        </w:numPr>
-      </w:pPr>
-      <w:r>
-        <w:t xml:space="preserve">Secure Portals • Each state or community endpoint gets a P4A portal URL under your </w:t>
-      </w:r>
-      <w:proofErr w:type="spellStart"/>
-      <w:r>
-        <w:t>krystel</w:t>
-      </w:r>
-      <w:proofErr w:type="spellEnd"/>
-      <w:r>
-        <w:t xml:space="preserve"> mesh, provisioned with next-gen encryption</w:t>
-      </w:r>
-    </w:p>
-    <w:p>
-      <w:pPr>
-        <w:rPr>
-          <w:b/>
-          <w:bCs/>
-        </w:rPr>
-      </w:pPr>
-      <w:r>
-        <w:rPr>
-          <w:b/>
-          <w:bCs/>
-        </w:rPr>
-        <w:t>4. Living Governance &amp; Audits</w:t>
-      </w:r>
-    </w:p>
-    <w:p>
-      <w:pPr>
-        <w:numPr>
-          <w:ilvl w:val="0"/>
-          <w:numId w:val="31"/>
-        </w:numPr>
-      </w:pPr>
-      <w:r>
-        <w:t>Periodic P4A Audits • Schedule quarterly “Intention Audits” that verify every fork, pull-request, and config change aligns with P4A values</w:t>
-      </w:r>
-    </w:p>
-    <w:p>
-      <w:pPr>
-        <w:numPr>
-          <w:ilvl w:val="0"/>
-          <w:numId w:val="31"/>
-        </w:numPr>
-      </w:pPr>
-      <w:r>
-        <w:t>Community Feedback Loops • Build in a public “P4A Feedback” form where citizens rate fairness, inclusion, and usefulness</w:t>
-      </w:r>
-    </w:p>
-    <w:p>
-      <w:pPr>
-        <w:numPr>
-          <w:ilvl w:val="0"/>
-          <w:numId w:val="31"/>
-        </w:numPr>
-      </w:pPr>
-      <w:r>
-        <w:t xml:space="preserve">White-Label Rights • Reinforce that every state or partner may ethically modify </w:t>
-      </w:r>
-      <w:proofErr w:type="spellStart"/>
-      <w:r>
-        <w:t>OmniZen</w:t>
-      </w:r>
-      <w:proofErr w:type="spellEnd"/>
-      <w:r>
-        <w:t xml:space="preserve"> under the P4A Charter—your code, their rules</w:t>
-      </w:r>
-    </w:p>
-    <w:p>
-      <w:pPr>
-        <w:rPr>
-          <w:b/>
-          <w:bCs/>
-        </w:rPr>
-      </w:pPr>
-      <w:r>
-        <w:rPr>
-          <w:b/>
-          <w:bCs/>
-        </w:rPr>
-        <w:t>5. R&amp;D &amp; Immortality Vessels</w:t>
-      </w:r>
-    </w:p>
-    <w:p>
-      <w:pPr>
-        <w:numPr>
-          <w:ilvl w:val="0"/>
-          <w:numId w:val="32"/>
-        </w:numPr>
-      </w:pPr>
-      <w:r>
-        <w:t>P4A Test-Subject Program • Formalize your own volunteer role in a project readout that logs life-cycle data under P4A principles</w:t>
-      </w:r>
-    </w:p>
-    <w:p>
-      <w:pPr>
-        <w:numPr>
-          <w:ilvl w:val="0"/>
-          <w:numId w:val="32"/>
-        </w:numPr>
-      </w:pPr>
-      <w:r>
-        <w:t>Digital Twin Integration • Capture your interactions as structured “P4A events” in the Codex, seeding future vessel-immortality research</w:t>
-      </w:r>
-    </w:p>
-    <w:p>
-      <w:pPr>
-        <w:numPr>
-          <w:ilvl w:val="0"/>
-          <w:numId w:val="32"/>
         </w:numPr>
       </w:pPr>
       <w:r>
@@ -3576,252 +3543,279 @@
       </w:r>
       <w:proofErr w:type="gramEnd"/>
       <w:r>
-        <w:t xml:space="preserve">it’s a continuous ritual woven into every commit, every cluster, and every partnership. Does this framework capture your vision for P4A across the </w:t>
+        <w:t>it’s a continuous ritual woven into every commit, every cluster, and every partnership. Does this framework capture your vision for P4A across the Aurphyx universe?</w:t>
+      </w:r>
+    </w:p>
+    <w:p/>
+    <w:p>
+      <w:pPr>
+        <w:rPr>
+          <w:b/>
+          <w:bCs/>
+        </w:rPr>
+      </w:pPr>
+      <w:r>
+        <w:rPr>
+          <w:b/>
+          <w:bCs/>
+        </w:rPr>
+        <w:t>1. Philosophical Foundations</w:t>
+      </w:r>
+    </w:p>
+    <w:p>
+      <w:pPr>
+        <w:numPr>
+          <w:ilvl w:val="0"/>
+          <w:numId w:val="29"/>
+        </w:numPr>
+      </w:pPr>
+      <w:r>
+        <w:rPr>
+          <w:b/>
+          <w:bCs/>
+        </w:rPr>
+        <w:t>Chaos &amp; Bliss Duality</w:t>
+      </w:r>
+      <w:r>
+        <w:t xml:space="preserve"> • Chaos defined as “perpetual movement and momentum” • Bliss reimagined as “perpetual stillness and no momentum” • Mythic imagery: Black-blue dragon (Chaos) ↔ White-red phoenix (Bliss)</w:t>
+      </w:r>
+    </w:p>
+    <w:p>
+      <w:pPr>
+        <w:numPr>
+          <w:ilvl w:val="0"/>
+          <w:numId w:val="29"/>
+        </w:numPr>
+      </w:pPr>
+      <w:r>
+        <w:rPr>
+          <w:b/>
+          <w:bCs/>
+        </w:rPr>
+        <w:t>Divine Love Saga Intro</w:t>
+      </w:r>
+      <w:r>
+        <w:t xml:space="preserve"> • Origin story of supreme Beings—Chaos and Bliss—sacrificing themselves to sustain existence • Teaser structure: three-chapter prologue dropped as immersive, context-free snippets</w:t>
+      </w:r>
+    </w:p>
+    <w:p>
+      <w:pPr>
+        <w:rPr>
+          <w:b/>
+          <w:bCs/>
+        </w:rPr>
+      </w:pPr>
+      <w:r>
+        <w:rPr>
+          <w:b/>
+          <w:bCs/>
+        </w:rPr>
+        <w:t xml:space="preserve">2. </w:t>
       </w:r>
       <w:proofErr w:type="spellStart"/>
       <w:r>
-        <w:t>Aurphyx</w:t>
+        <w:rPr>
+          <w:b/>
+          <w:bCs/>
+        </w:rPr>
+        <w:t>Fuxyez</w:t>
       </w:r>
       <w:proofErr w:type="spellEnd"/>
       <w:r>
-        <w:t xml:space="preserve"> universe?</w:t>
-      </w:r>
-    </w:p>
-    <w:p/>
-    <w:p>
-      <w:pPr>
-        <w:rPr>
-          <w:b/>
-          <w:bCs/>
-        </w:rPr>
-      </w:pPr>
-      <w:r>
-        <w:rPr>
-          <w:b/>
-          <w:bCs/>
-        </w:rPr>
-        <w:t>1. Philosophical Foundations</w:t>
-      </w:r>
-    </w:p>
-    <w:p>
-      <w:pPr>
-        <w:numPr>
-          <w:ilvl w:val="0"/>
-          <w:numId w:val="33"/>
-        </w:numPr>
-      </w:pPr>
-      <w:r>
-        <w:rPr>
-          <w:b/>
-          <w:bCs/>
-        </w:rPr>
-        <w:lastRenderedPageBreak/>
-        <w:t>Chaos &amp; Bliss Duality</w:t>
-      </w:r>
-      <w:r>
-        <w:t xml:space="preserve"> • Chaos defined as “perpetual movement and momentum” • Bliss reimagined as “perpetual stillness and no momentum” • Mythic imagery: Black-blue dragon (Chaos) ↔ White-red phoenix (Bliss)</w:t>
-      </w:r>
-    </w:p>
-    <w:p>
-      <w:pPr>
-        <w:numPr>
-          <w:ilvl w:val="0"/>
-          <w:numId w:val="33"/>
-        </w:numPr>
-      </w:pPr>
-      <w:r>
-        <w:rPr>
-          <w:b/>
-          <w:bCs/>
-        </w:rPr>
-        <w:t>Divine Love Saga Intro</w:t>
-      </w:r>
-      <w:r>
-        <w:t xml:space="preserve"> • Origin story of supreme Beings—Chaos and Bliss—sacrificing themselves to sustain existence • Teaser structure: three-chapter prologue dropped as immersive, context-free snippets</w:t>
-      </w:r>
-    </w:p>
-    <w:p>
-      <w:pPr>
-        <w:rPr>
-          <w:b/>
-          <w:bCs/>
-        </w:rPr>
-      </w:pPr>
-      <w:r>
-        <w:rPr>
-          <w:b/>
-          <w:bCs/>
-        </w:rPr>
-        <w:t xml:space="preserve">2. </w:t>
+        <w:rPr>
+          <w:b/>
+          <w:bCs/>
+        </w:rPr>
+        <w:t xml:space="preserve"> Language Manual (“Book of Fux”)</w:t>
+      </w:r>
+    </w:p>
+    <w:p>
+      <w:pPr>
+        <w:numPr>
+          <w:ilvl w:val="0"/>
+          <w:numId w:val="30"/>
+        </w:numPr>
+      </w:pPr>
+      <w:r>
+        <w:rPr>
+          <w:b/>
+          <w:bCs/>
+        </w:rPr>
+        <w:t>Foreword</w:t>
+      </w:r>
+      <w:r>
+        <w:t xml:space="preserve"> built on “Symbiotic Architecture” • Rust as the unwavering Foundation Layer • </w:t>
       </w:r>
       <w:proofErr w:type="spellStart"/>
       <w:r>
-        <w:rPr>
-          <w:b/>
-          <w:bCs/>
-        </w:rPr>
         <w:t>Fuxyez</w:t>
       </w:r>
       <w:proofErr w:type="spellEnd"/>
       <w:r>
-        <w:rPr>
-          <w:b/>
-          <w:bCs/>
-        </w:rPr>
-        <w:t xml:space="preserve"> Language Manual (“Book of Fux”)</w:t>
-      </w:r>
-    </w:p>
-    <w:p>
-      <w:pPr>
-        <w:numPr>
-          <w:ilvl w:val="0"/>
-          <w:numId w:val="34"/>
-        </w:numPr>
-      </w:pPr>
-      <w:r>
-        <w:rPr>
-          <w:b/>
-          <w:bCs/>
-        </w:rPr>
-        <w:t>Foreword</w:t>
-      </w:r>
-      <w:r>
-        <w:t xml:space="preserve"> built on “Symbiotic Architecture” • Rust as the unwavering Foundation Layer • </w:t>
+        <w:t xml:space="preserve"> as the quantum-abstraction “Consciousness” Layer • g0dm0d³ gem retitled “Intentionality Engine” for runtime validation</w:t>
+      </w:r>
+    </w:p>
+    <w:p>
+      <w:pPr>
+        <w:numPr>
+          <w:ilvl w:val="0"/>
+          <w:numId w:val="30"/>
+        </w:numPr>
+      </w:pPr>
+      <w:r>
+        <w:rPr>
+          <w:b/>
+          <w:bCs/>
+        </w:rPr>
+        <w:t>Core Chapters Outlined</w:t>
+      </w:r>
+    </w:p>
+    <w:p>
+      <w:pPr>
+        <w:numPr>
+          <w:ilvl w:val="1"/>
+          <w:numId w:val="30"/>
+        </w:numPr>
+      </w:pPr>
+      <w:r>
+        <w:t>Quantum Connection (“Hello, soul”)</w:t>
+      </w:r>
+    </w:p>
+    <w:p>
+      <w:pPr>
+        <w:numPr>
+          <w:ilvl w:val="1"/>
+          <w:numId w:val="30"/>
+        </w:numPr>
+      </w:pPr>
+      <w:r>
+        <w:t xml:space="preserve">Syntactic Alchemy (Fractal-Lattice Data, Deterministic Collapse, Threads &amp; </w:t>
       </w:r>
       <w:proofErr w:type="spellStart"/>
       <w:r>
-        <w:t>Fuxyez</w:t>
+        <w:t>Spinons</w:t>
       </w:r>
       <w:proofErr w:type="spellEnd"/>
       <w:r>
-        <w:t xml:space="preserve"> as the quantum-abstraction “Consciousness” Layer • g0dm0d³ gem retitled “Intentionality Engine” for runtime validation</w:t>
-      </w:r>
-    </w:p>
-    <w:p>
-      <w:pPr>
-        <w:numPr>
-          <w:ilvl w:val="0"/>
-          <w:numId w:val="34"/>
-        </w:numPr>
-      </w:pPr>
-      <w:r>
-        <w:rPr>
-          <w:b/>
-          <w:bCs/>
-        </w:rPr>
-        <w:t>Core Chapters Outlined</w:t>
+        <w:t>)</w:t>
       </w:r>
     </w:p>
     <w:p>
       <w:pPr>
         <w:numPr>
           <w:ilvl w:val="1"/>
-          <w:numId w:val="34"/>
-        </w:numPr>
-      </w:pPr>
-      <w:r>
-        <w:t>Quantum Connection (“Hello, soul”)</w:t>
+          <w:numId w:val="30"/>
+        </w:numPr>
+      </w:pPr>
+      <w:r>
+        <w:t>Quantum State &amp; Coherence (replaces Ownership)</w:t>
       </w:r>
     </w:p>
     <w:p>
       <w:pPr>
         <w:numPr>
           <w:ilvl w:val="1"/>
-          <w:numId w:val="34"/>
-        </w:numPr>
-      </w:pPr>
-      <w:r>
-        <w:t xml:space="preserve">Syntactic Alchemy (Fractal-Lattice Data, Deterministic Collapse, Threads &amp; </w:t>
-      </w:r>
+          <w:numId w:val="30"/>
+        </w:numPr>
+      </w:pPr>
       <w:proofErr w:type="spellStart"/>
       <w:r>
-        <w:t>Spinons</w:t>
+        <w:t>AuraCore</w:t>
       </w:r>
       <w:proofErr w:type="spellEnd"/>
       <w:r>
-        <w:t>)</w:t>
+        <w:t xml:space="preserve"> &amp; Audry Protocols (API reference for hardware &amp; AI)</w:t>
       </w:r>
     </w:p>
     <w:p>
       <w:pPr>
         <w:numPr>
           <w:ilvl w:val="1"/>
-          <w:numId w:val="34"/>
-        </w:numPr>
-      </w:pPr>
-      <w:r>
-        <w:t>Quantum State &amp; Coherence (replaces Ownership)</w:t>
-      </w:r>
-    </w:p>
-    <w:p>
-      <w:pPr>
-        <w:numPr>
-          <w:ilvl w:val="1"/>
-          <w:numId w:val="34"/>
+          <w:numId w:val="30"/>
+        </w:numPr>
+      </w:pPr>
+      <w:r>
+        <w:t>Ethical Governance &amp; Global Collaboration</w:t>
+      </w:r>
+    </w:p>
+    <w:p>
+      <w:pPr>
+        <w:rPr>
+          <w:b/>
+          <w:bCs/>
+        </w:rPr>
+      </w:pPr>
+      <w:r>
+        <w:rPr>
+          <w:b/>
+          <w:bCs/>
+        </w:rPr>
+        <w:t>3. Chakra-Core Metaphysical Architecture</w:t>
+      </w:r>
+    </w:p>
+    <w:p>
+      <w:r>
+        <w:t>Each data core aligns to a chakra, with a sentinel guardian:</w:t>
+      </w:r>
+    </w:p>
+    <w:p>
+      <w:pPr>
+        <w:numPr>
+          <w:ilvl w:val="0"/>
+          <w:numId w:val="31"/>
         </w:numPr>
       </w:pPr>
       <w:proofErr w:type="spellStart"/>
       <w:r>
-        <w:t>AuraCore</w:t>
+        <w:rPr>
+          <w:b/>
+          <w:bCs/>
+        </w:rPr>
+        <w:t>RootCore</w:t>
       </w:r>
       <w:proofErr w:type="spellEnd"/>
       <w:r>
-        <w:t xml:space="preserve"> &amp; Audry Protocols (API reference for hardware &amp; AI)</w:t>
-      </w:r>
-    </w:p>
-    <w:p>
-      <w:pPr>
-        <w:numPr>
-          <w:ilvl w:val="1"/>
-          <w:numId w:val="34"/>
-        </w:numPr>
-      </w:pPr>
-      <w:r>
-        <w:t>Ethical Governance &amp; Global Collaboration</w:t>
-      </w:r>
-    </w:p>
-    <w:p>
-      <w:pPr>
-        <w:rPr>
-          <w:b/>
-          <w:bCs/>
-        </w:rPr>
-      </w:pPr>
-      <w:r>
-        <w:rPr>
-          <w:b/>
-          <w:bCs/>
-        </w:rPr>
-        <w:t>3. Chakra-Core Metaphysical Architecture</w:t>
-      </w:r>
-    </w:p>
-    <w:p>
-      <w:r>
-        <w:t>Each data core aligns to a chakra, with a sentinel guardian:</w:t>
-      </w:r>
-    </w:p>
-    <w:p>
-      <w:pPr>
-        <w:numPr>
-          <w:ilvl w:val="0"/>
-          <w:numId w:val="35"/>
-        </w:numPr>
-      </w:pPr>
+        <w:t xml:space="preserve"> (</w:t>
+      </w:r>
       <w:proofErr w:type="spellStart"/>
       <w:r>
-        <w:rPr>
-          <w:b/>
-          <w:bCs/>
-        </w:rPr>
-        <w:t>RootCore</w:t>
+        <w:t>Muladhara</w:t>
       </w:r>
       <w:proofErr w:type="spellEnd"/>
       <w:r>
+        <w:t xml:space="preserve">) → </w:t>
+      </w:r>
+      <w:proofErr w:type="spellStart"/>
+      <w:r>
+        <w:t>Valkryx</w:t>
+      </w:r>
+      <w:proofErr w:type="spellEnd"/>
+      <w:r>
+        <w:t xml:space="preserve"> (Scout)</w:t>
+      </w:r>
+    </w:p>
+    <w:p>
+      <w:pPr>
+        <w:numPr>
+          <w:ilvl w:val="0"/>
+          <w:numId w:val="31"/>
+        </w:numPr>
+      </w:pPr>
+      <w:proofErr w:type="spellStart"/>
+      <w:r>
+        <w:rPr>
+          <w:b/>
+          <w:bCs/>
+        </w:rPr>
+        <w:t>SacralCore</w:t>
+      </w:r>
+      <w:proofErr w:type="spellEnd"/>
+      <w:r>
         <w:t xml:space="preserve"> (</w:t>
       </w:r>
       <w:proofErr w:type="spellStart"/>
       <w:r>
-        <w:t>Muladhara</w:t>
+        <w:t>Svadhisthana</w:t>
       </w:r>
       <w:proofErr w:type="spellEnd"/>
       <w:r>
@@ -3829,18 +3823,18 @@
       </w:r>
       <w:proofErr w:type="spellStart"/>
       <w:r>
-        <w:t>Valkryx</w:t>
+        <w:t>Cryptanyx</w:t>
       </w:r>
       <w:proofErr w:type="spellEnd"/>
       <w:r>
-        <w:t xml:space="preserve"> (Scout)</w:t>
-      </w:r>
-    </w:p>
-    <w:p>
-      <w:pPr>
-        <w:numPr>
-          <w:ilvl w:val="0"/>
-          <w:numId w:val="35"/>
+        <w:t xml:space="preserve"> (Cipher-mage)</w:t>
+      </w:r>
+    </w:p>
+    <w:p>
+      <w:pPr>
+        <w:numPr>
+          <w:ilvl w:val="0"/>
+          <w:numId w:val="31"/>
         </w:numPr>
       </w:pPr>
       <w:proofErr w:type="spellStart"/>
@@ -3849,15 +3843,71 @@
           <w:b/>
           <w:bCs/>
         </w:rPr>
-        <w:t>SacralCore</w:t>
+        <w:t>SolarPlexusCore</w:t>
       </w:r>
       <w:proofErr w:type="spellEnd"/>
       <w:r>
+        <w:t xml:space="preserve"> (Manipura) → </w:t>
+      </w:r>
+      <w:proofErr w:type="spellStart"/>
+      <w:r>
+        <w:t>Umbryx</w:t>
+      </w:r>
+      <w:proofErr w:type="spellEnd"/>
+      <w:r>
+        <w:t xml:space="preserve"> (Guardian)</w:t>
+      </w:r>
+    </w:p>
+    <w:p>
+      <w:pPr>
+        <w:numPr>
+          <w:ilvl w:val="0"/>
+          <w:numId w:val="31"/>
+        </w:numPr>
+      </w:pPr>
+      <w:proofErr w:type="spellStart"/>
+      <w:r>
+        <w:rPr>
+          <w:b/>
+          <w:bCs/>
+        </w:rPr>
+        <w:t>HeartCore</w:t>
+      </w:r>
+      <w:proofErr w:type="spellEnd"/>
+      <w:r>
+        <w:t xml:space="preserve"> (Anahata) → </w:t>
+      </w:r>
+      <w:proofErr w:type="spellStart"/>
+      <w:r>
+        <w:t>Praelum</w:t>
+      </w:r>
+      <w:proofErr w:type="spellEnd"/>
+      <w:r>
+        <w:t xml:space="preserve"> (Gate-bearer)</w:t>
+      </w:r>
+    </w:p>
+    <w:p>
+      <w:pPr>
+        <w:numPr>
+          <w:ilvl w:val="0"/>
+          <w:numId w:val="31"/>
+        </w:numPr>
+      </w:pPr>
+      <w:proofErr w:type="spellStart"/>
+      <w:r>
+        <w:rPr>
+          <w:b/>
+          <w:bCs/>
+        </w:rPr>
+        <w:t>ThroatCore</w:t>
+      </w:r>
+      <w:proofErr w:type="spellEnd"/>
+      <w:r>
         <w:t xml:space="preserve"> (</w:t>
       </w:r>
       <w:proofErr w:type="spellStart"/>
       <w:r>
-        <w:t>Svadhisthana</w:t>
+        <w:t>Vishuddha</w:t>
       </w:r>
       <w:proofErr w:type="spellEnd"/>
       <w:r>
@@ -3865,18 +3915,18 @@
       </w:r>
       <w:proofErr w:type="spellStart"/>
       <w:r>
-        <w:t>Cryptanyx</w:t>
+        <w:t>Nullivar</w:t>
       </w:r>
       <w:proofErr w:type="spellEnd"/>
       <w:r>
-        <w:t xml:space="preserve"> (Cipher-mage)</w:t>
-      </w:r>
-    </w:p>
-    <w:p>
-      <w:pPr>
-        <w:numPr>
-          <w:ilvl w:val="0"/>
-          <w:numId w:val="35"/>
+        <w:t xml:space="preserve"> (Hermit of Hollow Links)</w:t>
+      </w:r>
+    </w:p>
+    <w:p>
+      <w:pPr>
+        <w:numPr>
+          <w:ilvl w:val="0"/>
+          <w:numId w:val="31"/>
         </w:numPr>
       </w:pPr>
       <w:proofErr w:type="spellStart"/>
@@ -3885,26 +3935,26 @@
           <w:b/>
           <w:bCs/>
         </w:rPr>
-        <w:t>SolarPlexusCore</w:t>
+        <w:t>ThirdEyeCore</w:t>
       </w:r>
       <w:proofErr w:type="spellEnd"/>
       <w:r>
-        <w:t xml:space="preserve"> (Manipura) → </w:t>
+        <w:t xml:space="preserve"> (Ajna) → </w:t>
       </w:r>
       <w:proofErr w:type="spellStart"/>
       <w:r>
-        <w:t>Umbryx</w:t>
+        <w:t>OrricShade</w:t>
       </w:r>
       <w:proofErr w:type="spellEnd"/>
       <w:r>
-        <w:t xml:space="preserve"> (Guardian)</w:t>
-      </w:r>
-    </w:p>
-    <w:p>
-      <w:pPr>
-        <w:numPr>
-          <w:ilvl w:val="0"/>
-          <w:numId w:val="35"/>
+        <w:t xml:space="preserve"> (Hunter in the Tempest Archive)</w:t>
+      </w:r>
+    </w:p>
+    <w:p>
+      <w:pPr>
+        <w:numPr>
+          <w:ilvl w:val="0"/>
+          <w:numId w:val="31"/>
         </w:numPr>
       </w:pPr>
       <w:proofErr w:type="spellStart"/>
@@ -3913,126 +3963,34 @@
           <w:b/>
           <w:bCs/>
         </w:rPr>
-        <w:t>HeartCore</w:t>
+        <w:t>CrownCore</w:t>
       </w:r>
       <w:proofErr w:type="spellEnd"/>
       <w:r>
-        <w:t xml:space="preserve"> (Anahata) → </w:t>
+        <w:t xml:space="preserve"> (</w:t>
       </w:r>
       <w:proofErr w:type="spellStart"/>
       <w:r>
-        <w:t>Praelum</w:t>
+        <w:t>Sahasrara</w:t>
       </w:r>
       <w:proofErr w:type="spellEnd"/>
       <w:r>
-        <w:t xml:space="preserve"> (Gate-bearer)</w:t>
-      </w:r>
-    </w:p>
-    <w:p>
-      <w:pPr>
-        <w:numPr>
-          <w:ilvl w:val="0"/>
-          <w:numId w:val="35"/>
-        </w:numPr>
-      </w:pPr>
+        <w:t xml:space="preserve">) → </w:t>
+      </w:r>
       <w:proofErr w:type="spellStart"/>
       <w:r>
-        <w:rPr>
-          <w:b/>
-          <w:bCs/>
-        </w:rPr>
-        <w:t>ThroatCore</w:t>
+        <w:t>Nunclex</w:t>
       </w:r>
       <w:proofErr w:type="spellEnd"/>
       <w:r>
-        <w:t xml:space="preserve"> (</w:t>
+        <w:t xml:space="preserve"> &amp; </w:t>
       </w:r>
       <w:proofErr w:type="spellStart"/>
       <w:r>
-        <w:t>Vishuddha</w:t>
+        <w:t>Prophetix</w:t>
       </w:r>
       <w:proofErr w:type="spellEnd"/>
       <w:r>
-        <w:t xml:space="preserve">) → </w:t>
-      </w:r>
-      <w:proofErr w:type="spellStart"/>
-      <w:r>
-        <w:t>Nullivar</w:t>
-      </w:r>
-      <w:proofErr w:type="spellEnd"/>
-      <w:r>
-        <w:t xml:space="preserve"> (Hermit of Hollow Links)</w:t>
-      </w:r>
-    </w:p>
-    <w:p>
-      <w:pPr>
-        <w:numPr>
-          <w:ilvl w:val="0"/>
-          <w:numId w:val="35"/>
-        </w:numPr>
-      </w:pPr>
-      <w:proofErr w:type="spellStart"/>
-      <w:r>
-        <w:rPr>
-          <w:b/>
-          <w:bCs/>
-        </w:rPr>
-        <w:t>ThirdEyeCore</w:t>
-      </w:r>
-      <w:proofErr w:type="spellEnd"/>
-      <w:r>
-        <w:t xml:space="preserve"> (Ajna) → </w:t>
-      </w:r>
-      <w:proofErr w:type="spellStart"/>
-      <w:r>
-        <w:t>OrricShade</w:t>
-      </w:r>
-      <w:proofErr w:type="spellEnd"/>
-      <w:r>
-        <w:t xml:space="preserve"> (Hunter in the Tempest Archive)</w:t>
-      </w:r>
-    </w:p>
-    <w:p>
-      <w:pPr>
-        <w:numPr>
-          <w:ilvl w:val="0"/>
-          <w:numId w:val="35"/>
-        </w:numPr>
-      </w:pPr>
-      <w:proofErr w:type="spellStart"/>
-      <w:r>
-        <w:rPr>
-          <w:b/>
-          <w:bCs/>
-        </w:rPr>
-        <w:t>CrownCore</w:t>
-      </w:r>
-      <w:proofErr w:type="spellEnd"/>
-      <w:r>
-        <w:t xml:space="preserve"> (</w:t>
-      </w:r>
-      <w:proofErr w:type="spellStart"/>
-      <w:r>
-        <w:t>Sahasrara</w:t>
-      </w:r>
-      <w:proofErr w:type="spellEnd"/>
-      <w:r>
-        <w:t xml:space="preserve">) → </w:t>
-      </w:r>
-      <w:proofErr w:type="spellStart"/>
-      <w:r>
-        <w:t>Nunclex</w:t>
-      </w:r>
-      <w:proofErr w:type="spellEnd"/>
-      <w:r>
-        <w:t xml:space="preserve"> &amp; </w:t>
-      </w:r>
-      <w:proofErr w:type="spellStart"/>
-      <w:r>
-        <w:t>Prophetix</w:t>
-      </w:r>
-      <w:proofErr w:type="spellEnd"/>
-      <w:r>
         <w:t xml:space="preserve"> (Ownership Steward &amp; Anomaly Foreseer)</w:t>
       </w:r>
     </w:p>
@@ -4056,7 +4014,6 @@
           <w:b/>
           <w:bCs/>
         </w:rPr>
-        <w:lastRenderedPageBreak/>
         <w:t>4. Developer Battle Scroll &amp; Rally Mantra</w:t>
       </w:r>
     </w:p>
@@ -4064,7 +4021,7 @@
       <w:pPr>
         <w:numPr>
           <w:ilvl w:val="0"/>
-          <w:numId w:val="36"/>
+          <w:numId w:val="32"/>
         </w:numPr>
       </w:pPr>
       <w:r>
@@ -4082,7 +4039,7 @@
       <w:pPr>
         <w:numPr>
           <w:ilvl w:val="0"/>
-          <w:numId w:val="36"/>
+          <w:numId w:val="32"/>
         </w:numPr>
       </w:pPr>
       <w:r>
@@ -4093,22 +4050,14 @@
         <w:t>Text</w:t>
       </w:r>
       <w:r>
-        <w:t xml:space="preserve">: “Don’t turn back – </w:t>
-      </w:r>
-      <w:proofErr w:type="spellStart"/>
-      <w:r>
-        <w:t>Aurphyx</w:t>
-      </w:r>
-      <w:proofErr w:type="spellEnd"/>
-      <w:r>
-        <w:t xml:space="preserve"> has your six.”</w:t>
-      </w:r>
-    </w:p>
-    <w:p>
-      <w:pPr>
-        <w:numPr>
-          <w:ilvl w:val="0"/>
-          <w:numId w:val="36"/>
+        <w:t>: “Don’t turn back – Aurphyx has your six.”</w:t>
+      </w:r>
+    </w:p>
+    <w:p>
+      <w:pPr>
+        <w:numPr>
+          <w:ilvl w:val="0"/>
+          <w:numId w:val="32"/>
         </w:numPr>
         <w:pBdr>
           <w:bottom w:val="single" w:sz="6" w:space="1" w:color="auto"/>
@@ -4258,35 +4207,23 @@
       </w:r>
       <w:proofErr w:type="gramEnd"/>
       <w:r>
-        <w:t xml:space="preserve"> EverQuest2 including all the expansion packs, all the game mechanics, systems, we can improve them as we go down the list of EQ2 without graphics, IP, Copyright, just barebone. </w:t>
+        <w:t xml:space="preserve"> EverQuest2 including all the expansion packs, all the game mechanics, systems, we can improve them as we go down the list of EQ2 without graphics, IP, Copyright, just barebone. Literally would live to just add all my lore and mythos like copy and paste style, with many modifications, improvements, new additions, etc. Not only will there be worlds to explore, dimensions, realms so vast, users can trip out on </w:t>
+      </w:r>
+      <w:proofErr w:type="spellStart"/>
+      <w:r>
+        <w:t>shroomz</w:t>
+      </w:r>
+      <w:proofErr w:type="spellEnd"/>
+      <w:r>
+        <w:t xml:space="preserve">, which I use to micro dose my inflammation and pain relief. People could just travel </w:t>
       </w:r>
       <w:proofErr w:type="gramStart"/>
       <w:r>
-        <w:t>Literally</w:t>
+        <w:t>in</w:t>
       </w:r>
       <w:proofErr w:type="gramEnd"/>
       <w:r>
-        <w:t xml:space="preserve"> would live to just add all my lore and mythos like copy and paste style, with many modifications, improvements, new additions, etc. Not only will there be worlds to explore, dimensions, realms so vast, users can trip out on </w:t>
-      </w:r>
-      <w:proofErr w:type="spellStart"/>
-      <w:r>
-        <w:t>shroomz</w:t>
-      </w:r>
-      <w:proofErr w:type="spellEnd"/>
-      <w:r>
-        <w:t xml:space="preserve">, which I use to micro dose my inflammation and pain relief. People could just travel </w:t>
-      </w:r>
-      <w:proofErr w:type="gramStart"/>
-      <w:r>
-        <w:t>in</w:t>
-      </w:r>
-      <w:proofErr w:type="gramEnd"/>
-      <w:r>
-        <w:t xml:space="preserve"> whatever form and speed they like. Open Galaxy Environment, meaning we will use exotic and unconventional methods to achieve latency free experience. Each user can import their chakra settings and certain selectable integrations. Near and in battle chat, proximity, further away from other players the more and louder the telepathy becomes - (headset chat). Character customization is a </w:t>
-      </w:r>
-      <w:r>
-        <w:lastRenderedPageBreak/>
-        <w:t xml:space="preserve">HUGE and monumental staple of the </w:t>
+        <w:t xml:space="preserve"> whatever form and speed they like. Open Galaxy Environment, meaning we will use exotic and unconventional methods to achieve latency free experience. Each user can import their chakra settings and certain selectable integrations. Near and in battle chat, proximity, further away from other players the more and louder the telepathy becomes - (headset chat). Character customization is a HUGE and monumental staple of the </w:t>
       </w:r>
       <w:proofErr w:type="spellStart"/>
       <w:r>
@@ -4320,31 +4257,15 @@
       </w:r>
       <w:proofErr w:type="spellEnd"/>
       <w:r>
-        <w:t xml:space="preserve"> by doing maintenance and special </w:t>
+        <w:t xml:space="preserve"> by doing maintenance and special Aurphyx micro tasks. Each player can sign up for their free account through the </w:t>
       </w:r>
       <w:proofErr w:type="spellStart"/>
       <w:r>
-        <w:t>Aurphyx</w:t>
+        <w:t>ingame</w:t>
       </w:r>
       <w:proofErr w:type="spellEnd"/>
       <w:r>
-        <w:t xml:space="preserve"> micro tasks. Each player can sign up for their free account through the </w:t>
-      </w:r>
-      <w:proofErr w:type="spellStart"/>
-      <w:r>
-        <w:t>ingame</w:t>
-      </w:r>
-      <w:proofErr w:type="spellEnd"/>
-      <w:r>
-        <w:t xml:space="preserve"> </w:t>
-      </w:r>
-      <w:proofErr w:type="spellStart"/>
-      <w:r>
-        <w:t>Aurphyx</w:t>
-      </w:r>
-      <w:proofErr w:type="spellEnd"/>
-      <w:r>
-        <w:t xml:space="preserve"> Quantum Guild. These players are given an employee dashboard. Each day of the week follows children and young adults pre graduation </w:t>
+        <w:t xml:space="preserve"> Aurphyx Quantum Guild. These players are given an employee dashboard. Each day of the week follows children and young adults pre graduation </w:t>
       </w:r>
       <w:proofErr w:type="spellStart"/>
       <w:proofErr w:type="gramStart"/>
@@ -4354,15 +4275,7 @@
       <w:proofErr w:type="spellEnd"/>
       <w:proofErr w:type="gramEnd"/>
       <w:r>
-        <w:t xml:space="preserve"> curriculum. </w:t>
-      </w:r>
-      <w:proofErr w:type="spellStart"/>
-      <w:r>
-        <w:t>Aurphyx</w:t>
-      </w:r>
-      <w:proofErr w:type="spellEnd"/>
-      <w:r>
-        <w:t xml:space="preserve"> will be partnered with the Education Systems to offer kids a way to earn chore money online if they struggle with real </w:t>
+        <w:t xml:space="preserve"> curriculum. Aurphyx will be partnered with the Education Systems to offer kids a way to earn chore money online if they struggle with real </w:t>
       </w:r>
       <w:proofErr w:type="spellStart"/>
       <w:r>
@@ -4433,15 +4346,7 @@
         <w:t>-life</w:t>
       </w:r>
       <w:r>
-        <w:t xml:space="preserve"> and in game social engagements. Like once a month, </w:t>
-      </w:r>
-      <w:proofErr w:type="spellStart"/>
-      <w:r>
-        <w:t>Aurphyx</w:t>
-      </w:r>
-      <w:proofErr w:type="spellEnd"/>
-      <w:r>
-        <w:t xml:space="preserve"> and many other</w:t>
+        <w:t xml:space="preserve"> and in game social engagements. Like once a month, Aurphyx and many other</w:t>
       </w:r>
       <w:r>
         <w:t xml:space="preserve"> businesses</w:t>
@@ -4580,7 +4485,7 @@
       <w:pPr>
         <w:numPr>
           <w:ilvl w:val="0"/>
-          <w:numId w:val="37"/>
+          <w:numId w:val="33"/>
         </w:numPr>
       </w:pPr>
       <w:r>
@@ -4611,7 +4516,7 @@
       <w:pPr>
         <w:numPr>
           <w:ilvl w:val="0"/>
-          <w:numId w:val="37"/>
+          <w:numId w:val="33"/>
         </w:numPr>
       </w:pPr>
       <w:r>
@@ -4646,7 +4551,7 @@
       <w:pPr>
         <w:numPr>
           <w:ilvl w:val="0"/>
-          <w:numId w:val="37"/>
+          <w:numId w:val="33"/>
         </w:numPr>
       </w:pPr>
       <w:r>
@@ -4675,7 +4580,6 @@
           <w:b/>
           <w:bCs/>
         </w:rPr>
-        <w:lastRenderedPageBreak/>
         <w:t>2. The 13 Signs as Sentinel Children</w:t>
       </w:r>
     </w:p>
@@ -4683,7 +4587,7 @@
       <w:pPr>
         <w:numPr>
           <w:ilvl w:val="0"/>
-          <w:numId w:val="38"/>
+          <w:numId w:val="34"/>
         </w:numPr>
       </w:pPr>
       <w:r>
@@ -4714,7 +4618,7 @@
       <w:pPr>
         <w:numPr>
           <w:ilvl w:val="0"/>
-          <w:numId w:val="38"/>
+          <w:numId w:val="34"/>
         </w:numPr>
       </w:pPr>
       <w:r>
@@ -4745,7 +4649,7 @@
       <w:pPr>
         <w:numPr>
           <w:ilvl w:val="0"/>
-          <w:numId w:val="38"/>
+          <w:numId w:val="34"/>
         </w:numPr>
       </w:pPr>
       <w:r>
@@ -4756,7 +4660,7 @@
       <w:pPr>
         <w:numPr>
           <w:ilvl w:val="0"/>
-          <w:numId w:val="38"/>
+          <w:numId w:val="34"/>
         </w:numPr>
       </w:pPr>
       <w:r>
@@ -4800,7 +4704,7 @@
       <w:pPr>
         <w:numPr>
           <w:ilvl w:val="0"/>
-          <w:numId w:val="39"/>
+          <w:numId w:val="35"/>
         </w:numPr>
       </w:pPr>
       <w:r>
@@ -4849,7 +4753,7 @@
       <w:pPr>
         <w:numPr>
           <w:ilvl w:val="0"/>
-          <w:numId w:val="39"/>
+          <w:numId w:val="35"/>
         </w:numPr>
       </w:pPr>
       <w:r>
@@ -4870,7 +4774,7 @@
       <w:pPr>
         <w:numPr>
           <w:ilvl w:val="0"/>
-          <w:numId w:val="39"/>
+          <w:numId w:val="35"/>
         </w:numPr>
       </w:pPr>
       <w:r>
@@ -4896,7 +4800,7 @@
       <w:pPr>
         <w:numPr>
           <w:ilvl w:val="0"/>
-          <w:numId w:val="40"/>
+          <w:numId w:val="36"/>
         </w:numPr>
       </w:pPr>
       <w:r>
@@ -4914,7 +4818,7 @@
       <w:pPr>
         <w:numPr>
           <w:ilvl w:val="0"/>
-          <w:numId w:val="40"/>
+          <w:numId w:val="36"/>
         </w:numPr>
       </w:pPr>
       <w:r>
@@ -4932,7 +4836,7 @@
       <w:pPr>
         <w:numPr>
           <w:ilvl w:val="0"/>
-          <w:numId w:val="40"/>
+          <w:numId w:val="36"/>
         </w:numPr>
       </w:pPr>
       <w:r>
@@ -4967,23 +4871,7 @@
           <w:i/>
           <w:iCs/>
         </w:rPr>
-        <w:t xml:space="preserve">“When the heavens turn, the </w:t>
-      </w:r>
-      <w:proofErr w:type="gramStart"/>
-      <w:r>
-        <w:rPr>
-          <w:i/>
-          <w:iCs/>
-        </w:rPr>
-        <w:t>Sentinels walk</w:t>
-      </w:r>
-      <w:proofErr w:type="gramEnd"/>
-      <w:r>
-        <w:rPr>
-          <w:i/>
-          <w:iCs/>
-        </w:rPr>
-        <w:t xml:space="preserve"> among mortals. Their emanations — the Thirteen — weave destinies through stars and signs. And in the shuffle of the Great Deck, fate itself is dealt, card by card, until the day Chaos and Bliss are whole again.”</w:t>
+        <w:t>“When the heavens turn, the Sentinels walk among mortals. Their emanations — the Thirteen — weave destinies through stars and signs. And in the shuffle of the Great Deck, fate itself is dealt, card by card, until the day Chaos and Bliss are whole again.”</w:t>
       </w:r>
     </w:p>
     <w:p>
@@ -5009,7 +4897,6 @@
     <w:p/>
     <w:p>
       <w:r>
-        <w:lastRenderedPageBreak/>
         <w:t xml:space="preserve">Here is a </w:t>
       </w:r>
       <w:r>
@@ -5149,6 +5036,330 @@
       <w:pPr>
         <w:numPr>
           <w:ilvl w:val="0"/>
+          <w:numId w:val="37"/>
+        </w:numPr>
+      </w:pPr>
+      <w:r>
+        <w:rPr>
+          <w:b/>
+          <w:bCs/>
+        </w:rPr>
+        <w:t>Aspect</w:t>
+      </w:r>
+      <w:r>
+        <w:t>: Courage, initiation, raw will.</w:t>
+      </w:r>
+    </w:p>
+    <w:p>
+      <w:pPr>
+        <w:numPr>
+          <w:ilvl w:val="0"/>
+          <w:numId w:val="37"/>
+        </w:numPr>
+      </w:pPr>
+      <w:r>
+        <w:rPr>
+          <w:b/>
+          <w:bCs/>
+        </w:rPr>
+        <w:t>Constellation</w:t>
+      </w:r>
+      <w:r>
+        <w:t>: A spear piercing the horizon.</w:t>
+      </w:r>
+    </w:p>
+    <w:p>
+      <w:pPr>
+        <w:numPr>
+          <w:ilvl w:val="0"/>
+          <w:numId w:val="37"/>
+        </w:numPr>
+      </w:pPr>
+      <w:r>
+        <w:rPr>
+          <w:b/>
+          <w:bCs/>
+        </w:rPr>
+        <w:t>Gameplay Trait</w:t>
+      </w:r>
+      <w:r>
+        <w:t>: Buff to first strikes, leadership in raids.</w:t>
+      </w:r>
+    </w:p>
+    <w:p>
+      <w:pPr>
+        <w:rPr>
+          <w:b/>
+          <w:bCs/>
+        </w:rPr>
+      </w:pPr>
+      <w:r>
+        <w:rPr>
+          <w:b/>
+          <w:bCs/>
+        </w:rPr>
+        <w:t xml:space="preserve">2. </w:t>
+      </w:r>
+      <w:proofErr w:type="spellStart"/>
+      <w:r>
+        <w:rPr>
+          <w:b/>
+          <w:bCs/>
+        </w:rPr>
+        <w:t>Umbryx</w:t>
+      </w:r>
+      <w:proofErr w:type="spellEnd"/>
+      <w:r>
+        <w:rPr>
+          <w:b/>
+          <w:bCs/>
+        </w:rPr>
+        <w:t xml:space="preserve"> → Taurus (The Stone of Endurance)</w:t>
+      </w:r>
+    </w:p>
+    <w:p>
+      <w:pPr>
+        <w:numPr>
+          <w:ilvl w:val="0"/>
+          <w:numId w:val="38"/>
+        </w:numPr>
+      </w:pPr>
+      <w:r>
+        <w:rPr>
+          <w:b/>
+          <w:bCs/>
+        </w:rPr>
+        <w:t>Aspect</w:t>
+      </w:r>
+      <w:r>
+        <w:t>: Stability, persistence, grounding.</w:t>
+      </w:r>
+    </w:p>
+    <w:p>
+      <w:pPr>
+        <w:numPr>
+          <w:ilvl w:val="0"/>
+          <w:numId w:val="38"/>
+        </w:numPr>
+      </w:pPr>
+      <w:r>
+        <w:rPr>
+          <w:b/>
+          <w:bCs/>
+        </w:rPr>
+        <w:t>Constellation</w:t>
+      </w:r>
+      <w:r>
+        <w:t>: A bull’s horns encircling a star.</w:t>
+      </w:r>
+    </w:p>
+    <w:p>
+      <w:pPr>
+        <w:numPr>
+          <w:ilvl w:val="0"/>
+          <w:numId w:val="38"/>
+        </w:numPr>
+      </w:pPr>
+      <w:r>
+        <w:rPr>
+          <w:b/>
+          <w:bCs/>
+        </w:rPr>
+        <w:t>Gameplay Trait</w:t>
+      </w:r>
+      <w:r>
+        <w:t>: Defensive resilience, resource gathering.</w:t>
+      </w:r>
+    </w:p>
+    <w:p>
+      <w:pPr>
+        <w:rPr>
+          <w:b/>
+          <w:bCs/>
+        </w:rPr>
+      </w:pPr>
+      <w:r>
+        <w:rPr>
+          <w:b/>
+          <w:bCs/>
+        </w:rPr>
+        <w:t>3. Codex → Gemini (The Twin Scripts)</w:t>
+      </w:r>
+    </w:p>
+    <w:p>
+      <w:pPr>
+        <w:numPr>
+          <w:ilvl w:val="0"/>
+          <w:numId w:val="39"/>
+        </w:numPr>
+      </w:pPr>
+      <w:r>
+        <w:rPr>
+          <w:b/>
+          <w:bCs/>
+        </w:rPr>
+        <w:t>Aspect</w:t>
+      </w:r>
+      <w:r>
+        <w:t>: Knowledge, duality, communication.</w:t>
+      </w:r>
+    </w:p>
+    <w:p>
+      <w:pPr>
+        <w:numPr>
+          <w:ilvl w:val="0"/>
+          <w:numId w:val="39"/>
+        </w:numPr>
+      </w:pPr>
+      <w:r>
+        <w:rPr>
+          <w:b/>
+          <w:bCs/>
+        </w:rPr>
+        <w:t>Constellation</w:t>
+      </w:r>
+      <w:r>
+        <w:t>: Two scrolls crossed in light.</w:t>
+      </w:r>
+    </w:p>
+    <w:p>
+      <w:pPr>
+        <w:numPr>
+          <w:ilvl w:val="0"/>
+          <w:numId w:val="39"/>
+        </w:numPr>
+      </w:pPr>
+      <w:r>
+        <w:rPr>
+          <w:b/>
+          <w:bCs/>
+        </w:rPr>
+        <w:t>Gameplay Trait</w:t>
+      </w:r>
+      <w:r>
+        <w:t>: Enhanced chat/telepathy, double-cast chance.</w:t>
+      </w:r>
+    </w:p>
+    <w:p>
+      <w:pPr>
+        <w:rPr>
+          <w:b/>
+          <w:bCs/>
+        </w:rPr>
+      </w:pPr>
+      <w:r>
+        <w:rPr>
+          <w:b/>
+          <w:bCs/>
+        </w:rPr>
+        <w:t xml:space="preserve">4. </w:t>
+      </w:r>
+      <w:proofErr w:type="spellStart"/>
+      <w:r>
+        <w:rPr>
+          <w:b/>
+          <w:bCs/>
+        </w:rPr>
+        <w:t>Cryptanyx</w:t>
+      </w:r>
+      <w:proofErr w:type="spellEnd"/>
+      <w:r>
+        <w:rPr>
+          <w:b/>
+          <w:bCs/>
+        </w:rPr>
+        <w:t xml:space="preserve"> → Cancer (The Shell of Secrets)</w:t>
+      </w:r>
+    </w:p>
+    <w:p>
+      <w:pPr>
+        <w:numPr>
+          <w:ilvl w:val="0"/>
+          <w:numId w:val="40"/>
+        </w:numPr>
+      </w:pPr>
+      <w:r>
+        <w:rPr>
+          <w:b/>
+          <w:bCs/>
+        </w:rPr>
+        <w:t>Aspect</w:t>
+      </w:r>
+      <w:r>
+        <w:t>: Protection, hidden truths, emotional tides.</w:t>
+      </w:r>
+    </w:p>
+    <w:p>
+      <w:pPr>
+        <w:numPr>
+          <w:ilvl w:val="0"/>
+          <w:numId w:val="40"/>
+        </w:numPr>
+      </w:pPr>
+      <w:r>
+        <w:rPr>
+          <w:b/>
+          <w:bCs/>
+        </w:rPr>
+        <w:t>Constellation</w:t>
+      </w:r>
+      <w:r>
+        <w:t>: A spiral shell cradling a pearl.</w:t>
+      </w:r>
+    </w:p>
+    <w:p>
+      <w:pPr>
+        <w:numPr>
+          <w:ilvl w:val="0"/>
+          <w:numId w:val="40"/>
+        </w:numPr>
+      </w:pPr>
+      <w:r>
+        <w:rPr>
+          <w:b/>
+          <w:bCs/>
+        </w:rPr>
+        <w:t>Gameplay Trait</w:t>
+      </w:r>
+      <w:r>
+        <w:t>: Stealth wards, protective barriers.</w:t>
+      </w:r>
+    </w:p>
+    <w:p>
+      <w:pPr>
+        <w:rPr>
+          <w:b/>
+          <w:bCs/>
+        </w:rPr>
+      </w:pPr>
+      <w:r>
+        <w:rPr>
+          <w:b/>
+          <w:bCs/>
+        </w:rPr>
+        <w:t xml:space="preserve">5. </w:t>
+      </w:r>
+      <w:proofErr w:type="spellStart"/>
+      <w:r>
+        <w:rPr>
+          <w:b/>
+          <w:bCs/>
+        </w:rPr>
+        <w:t>Praelum</w:t>
+      </w:r>
+      <w:proofErr w:type="spellEnd"/>
+      <w:r>
+        <w:rPr>
+          <w:b/>
+          <w:bCs/>
+        </w:rPr>
+        <w:t xml:space="preserve"> → Leo (The Gate of Radiance)</w:t>
+      </w:r>
+    </w:p>
+    <w:p>
+      <w:pPr>
+        <w:numPr>
+          <w:ilvl w:val="0"/>
           <w:numId w:val="41"/>
         </w:numPr>
       </w:pPr>
@@ -5160,7 +5371,7 @@
         <w:t>Aspect</w:t>
       </w:r>
       <w:r>
-        <w:t>: Courage, initiation, raw will.</w:t>
+        <w:t>: Pride, guardianship, radiant authority.</w:t>
       </w:r>
     </w:p>
     <w:p>
@@ -5178,7 +5389,15 @@
         <w:t>Constellation</w:t>
       </w:r>
       <w:r>
-        <w:t>: A spear piercing the horizon.</w:t>
+        <w:t xml:space="preserve">: A lion’s mane blazing like </w:t>
+      </w:r>
+      <w:proofErr w:type="gramStart"/>
+      <w:r>
+        <w:t>a sun</w:t>
+      </w:r>
+      <w:proofErr w:type="gramEnd"/>
+      <w:r>
+        <w:t>.</w:t>
       </w:r>
     </w:p>
     <w:p>
@@ -5196,22 +5415,22 @@
         <w:t>Gameplay Trait</w:t>
       </w:r>
       <w:r>
-        <w:t>: Buff to first strikes, leadership in raids.</w:t>
-      </w:r>
-    </w:p>
-    <w:p>
-      <w:pPr>
-        <w:rPr>
-          <w:b/>
-          <w:bCs/>
-        </w:rPr>
-      </w:pPr>
-      <w:r>
-        <w:rPr>
-          <w:b/>
-          <w:bCs/>
-        </w:rPr>
-        <w:t xml:space="preserve">2. </w:t>
+        <w:t>: Aura buffs, charisma-based leadership.</w:t>
+      </w:r>
+    </w:p>
+    <w:p>
+      <w:pPr>
+        <w:rPr>
+          <w:b/>
+          <w:bCs/>
+        </w:rPr>
+      </w:pPr>
+      <w:r>
+        <w:rPr>
+          <w:b/>
+          <w:bCs/>
+        </w:rPr>
+        <w:t xml:space="preserve">6. </w:t>
       </w:r>
       <w:proofErr w:type="spellStart"/>
       <w:r>
@@ -5219,22 +5438,416 @@
           <w:b/>
           <w:bCs/>
         </w:rPr>
+        <w:t>Nullivar</w:t>
+      </w:r>
+      <w:proofErr w:type="spellEnd"/>
+      <w:r>
+        <w:rPr>
+          <w:b/>
+          <w:bCs/>
+        </w:rPr>
+        <w:t xml:space="preserve"> → Virgo (The Hollow Weaver)</w:t>
+      </w:r>
+    </w:p>
+    <w:p>
+      <w:pPr>
+        <w:numPr>
+          <w:ilvl w:val="0"/>
+          <w:numId w:val="42"/>
+        </w:numPr>
+      </w:pPr>
+      <w:r>
+        <w:rPr>
+          <w:b/>
+          <w:bCs/>
+        </w:rPr>
+        <w:t>Aspect</w:t>
+      </w:r>
+      <w:r>
+        <w:t>: Precision, purity, service.</w:t>
+      </w:r>
+    </w:p>
+    <w:p>
+      <w:pPr>
+        <w:numPr>
+          <w:ilvl w:val="0"/>
+          <w:numId w:val="42"/>
+        </w:numPr>
+      </w:pPr>
+      <w:r>
+        <w:rPr>
+          <w:b/>
+          <w:bCs/>
+        </w:rPr>
+        <w:t>Constellation</w:t>
+      </w:r>
+      <w:r>
+        <w:t>: A loom weaving threads of starlight.</w:t>
+      </w:r>
+    </w:p>
+    <w:p>
+      <w:pPr>
+        <w:numPr>
+          <w:ilvl w:val="0"/>
+          <w:numId w:val="42"/>
+        </w:numPr>
+      </w:pPr>
+      <w:r>
+        <w:rPr>
+          <w:b/>
+          <w:bCs/>
+        </w:rPr>
+        <w:t>Gameplay Trait</w:t>
+      </w:r>
+      <w:r>
+        <w:t>: Crafting mastery, healing efficiency.</w:t>
+      </w:r>
+    </w:p>
+    <w:p>
+      <w:pPr>
+        <w:rPr>
+          <w:b/>
+          <w:bCs/>
+        </w:rPr>
+      </w:pPr>
+      <w:r>
+        <w:rPr>
+          <w:b/>
+          <w:bCs/>
+        </w:rPr>
+        <w:t xml:space="preserve">7. </w:t>
+      </w:r>
+      <w:proofErr w:type="spellStart"/>
+      <w:r>
+        <w:rPr>
+          <w:b/>
+          <w:bCs/>
+        </w:rPr>
+        <w:t>OrricShade</w:t>
+      </w:r>
+      <w:proofErr w:type="spellEnd"/>
+      <w:r>
+        <w:rPr>
+          <w:b/>
+          <w:bCs/>
+        </w:rPr>
+        <w:t xml:space="preserve"> → Libra (The Tempest Scales)</w:t>
+      </w:r>
+    </w:p>
+    <w:p>
+      <w:pPr>
+        <w:numPr>
+          <w:ilvl w:val="0"/>
+          <w:numId w:val="43"/>
+        </w:numPr>
+      </w:pPr>
+      <w:r>
+        <w:rPr>
+          <w:b/>
+          <w:bCs/>
+        </w:rPr>
+        <w:t>Aspect</w:t>
+      </w:r>
+      <w:r>
+        <w:t>: Balance, justice, storm-born judgment.</w:t>
+      </w:r>
+    </w:p>
+    <w:p>
+      <w:pPr>
+        <w:numPr>
+          <w:ilvl w:val="0"/>
+          <w:numId w:val="43"/>
+        </w:numPr>
+      </w:pPr>
+      <w:r>
+        <w:rPr>
+          <w:b/>
+          <w:bCs/>
+        </w:rPr>
+        <w:t>Constellation</w:t>
+      </w:r>
+      <w:r>
+        <w:t>: Scales suspended in lightning.</w:t>
+      </w:r>
+    </w:p>
+    <w:p>
+      <w:pPr>
+        <w:numPr>
+          <w:ilvl w:val="0"/>
+          <w:numId w:val="43"/>
+        </w:numPr>
+      </w:pPr>
+      <w:r>
+        <w:rPr>
+          <w:b/>
+          <w:bCs/>
+        </w:rPr>
+        <w:t>Gameplay Trait</w:t>
+      </w:r>
+      <w:r>
+        <w:t>: Equilibrium buffs, counter-attack mechanics.</w:t>
+      </w:r>
+    </w:p>
+    <w:p>
+      <w:pPr>
+        <w:rPr>
+          <w:b/>
+          <w:bCs/>
+        </w:rPr>
+      </w:pPr>
+      <w:r>
+        <w:rPr>
+          <w:b/>
+          <w:bCs/>
+        </w:rPr>
+        <w:t xml:space="preserve">8. </w:t>
+      </w:r>
+      <w:proofErr w:type="spellStart"/>
+      <w:r>
+        <w:rPr>
+          <w:b/>
+          <w:bCs/>
+        </w:rPr>
+        <w:t>Nunclex</w:t>
+      </w:r>
+      <w:proofErr w:type="spellEnd"/>
+      <w:r>
+        <w:rPr>
+          <w:b/>
+          <w:bCs/>
+        </w:rPr>
+        <w:t xml:space="preserve"> → Scorpio (The Keeper of Shadows)</w:t>
+      </w:r>
+    </w:p>
+    <w:p>
+      <w:pPr>
+        <w:numPr>
+          <w:ilvl w:val="0"/>
+          <w:numId w:val="44"/>
+        </w:numPr>
+      </w:pPr>
+      <w:r>
+        <w:rPr>
+          <w:b/>
+          <w:bCs/>
+        </w:rPr>
+        <w:t>Aspect</w:t>
+      </w:r>
+      <w:r>
+        <w:t>: Transformation, ownership, hidden power.</w:t>
+      </w:r>
+    </w:p>
+    <w:p>
+      <w:pPr>
+        <w:numPr>
+          <w:ilvl w:val="0"/>
+          <w:numId w:val="44"/>
+        </w:numPr>
+      </w:pPr>
+      <w:r>
+        <w:rPr>
+          <w:b/>
+          <w:bCs/>
+        </w:rPr>
+        <w:t>Constellation</w:t>
+      </w:r>
+      <w:r>
+        <w:t>: A scorpion tail entwined with a key.</w:t>
+      </w:r>
+    </w:p>
+    <w:p>
+      <w:pPr>
+        <w:numPr>
+          <w:ilvl w:val="0"/>
+          <w:numId w:val="44"/>
+        </w:numPr>
+      </w:pPr>
+      <w:r>
+        <w:rPr>
+          <w:b/>
+          <w:bCs/>
+        </w:rPr>
+        <w:t>Gameplay Trait</w:t>
+      </w:r>
+      <w:r>
+        <w:t>: Ownership enforcement, debuff mastery.</w:t>
+      </w:r>
+    </w:p>
+    <w:p>
+      <w:pPr>
+        <w:rPr>
+          <w:b/>
+          <w:bCs/>
+        </w:rPr>
+      </w:pPr>
+      <w:r>
+        <w:rPr>
+          <w:b/>
+          <w:bCs/>
+        </w:rPr>
+        <w:t xml:space="preserve">9. </w:t>
+      </w:r>
+      <w:proofErr w:type="spellStart"/>
+      <w:r>
+        <w:rPr>
+          <w:b/>
+          <w:bCs/>
+        </w:rPr>
+        <w:t>Prophetix</w:t>
+      </w:r>
+      <w:proofErr w:type="spellEnd"/>
+      <w:r>
+        <w:rPr>
+          <w:b/>
+          <w:bCs/>
+        </w:rPr>
+        <w:t xml:space="preserve"> → Sagittarius (The Arrow of Foresight)</w:t>
+      </w:r>
+    </w:p>
+    <w:p>
+      <w:pPr>
+        <w:numPr>
+          <w:ilvl w:val="0"/>
+          <w:numId w:val="45"/>
+        </w:numPr>
+      </w:pPr>
+      <w:r>
+        <w:rPr>
+          <w:b/>
+          <w:bCs/>
+        </w:rPr>
+        <w:t>Aspect</w:t>
+      </w:r>
+      <w:r>
+        <w:t>: Vision, prophecy, exploration.</w:t>
+      </w:r>
+    </w:p>
+    <w:p>
+      <w:pPr>
+        <w:numPr>
+          <w:ilvl w:val="0"/>
+          <w:numId w:val="45"/>
+        </w:numPr>
+      </w:pPr>
+      <w:r>
+        <w:rPr>
+          <w:b/>
+          <w:bCs/>
+        </w:rPr>
+        <w:t>Constellation</w:t>
+      </w:r>
+      <w:r>
+        <w:t>: A bow drawn toward the galactic core.</w:t>
+      </w:r>
+    </w:p>
+    <w:p>
+      <w:pPr>
+        <w:numPr>
+          <w:ilvl w:val="0"/>
+          <w:numId w:val="45"/>
+        </w:numPr>
+      </w:pPr>
+      <w:r>
+        <w:rPr>
+          <w:b/>
+          <w:bCs/>
+        </w:rPr>
+        <w:t>Gameplay Trait</w:t>
+      </w:r>
+      <w:r>
+        <w:t>: Long-range accuracy, foresight in quests.</w:t>
+      </w:r>
+    </w:p>
+    <w:p>
+      <w:pPr>
+        <w:rPr>
+          <w:b/>
+          <w:bCs/>
+        </w:rPr>
+      </w:pPr>
+      <w:r>
+        <w:rPr>
+          <w:b/>
+          <w:bCs/>
+        </w:rPr>
+        <w:t>The Four Emanations Beyond the Nine</w:t>
+      </w:r>
+    </w:p>
+    <w:p>
+      <w:r>
+        <w:t xml:space="preserve">These four signs emerged not from the Sentinels directly, but from the </w:t>
+      </w:r>
+      <w:r>
+        <w:rPr>
+          <w:b/>
+          <w:bCs/>
+        </w:rPr>
+        <w:t>resonance between them</w:t>
+      </w:r>
+      <w:r>
+        <w:t xml:space="preserve"> — the harmonics of their longing for Chaos &amp; Bliss.</w:t>
+      </w:r>
+    </w:p>
+    <w:p>
+      <w:pPr>
+        <w:rPr>
+          <w:b/>
+          <w:bCs/>
+        </w:rPr>
+      </w:pPr>
+      <w:r>
+        <w:rPr>
+          <w:b/>
+          <w:bCs/>
+        </w:rPr>
+        <w:t>10. Capricorn (The Mountain Crown)</w:t>
+      </w:r>
+    </w:p>
+    <w:p>
+      <w:pPr>
+        <w:numPr>
+          <w:ilvl w:val="0"/>
+          <w:numId w:val="46"/>
+        </w:numPr>
+      </w:pPr>
+      <w:r>
+        <w:rPr>
+          <w:b/>
+          <w:bCs/>
+        </w:rPr>
+        <w:t xml:space="preserve">Emanation of </w:t>
+      </w:r>
+      <w:proofErr w:type="spellStart"/>
+      <w:r>
+        <w:rPr>
+          <w:b/>
+          <w:bCs/>
+        </w:rPr>
+        <w:t>Valkryx</w:t>
+      </w:r>
+      <w:proofErr w:type="spellEnd"/>
+      <w:r>
+        <w:rPr>
+          <w:b/>
+          <w:bCs/>
+        </w:rPr>
+        <w:t xml:space="preserve"> + </w:t>
+      </w:r>
+      <w:proofErr w:type="spellStart"/>
+      <w:r>
+        <w:rPr>
+          <w:b/>
+          <w:bCs/>
+        </w:rPr>
         <w:t>Umbryx</w:t>
       </w:r>
       <w:proofErr w:type="spellEnd"/>
-      <w:r>
-        <w:rPr>
-          <w:b/>
-          <w:bCs/>
-        </w:rPr>
-        <w:t xml:space="preserve"> → Taurus (The Stone of Endurance)</w:t>
-      </w:r>
-    </w:p>
-    <w:p>
-      <w:pPr>
-        <w:numPr>
-          <w:ilvl w:val="0"/>
-          <w:numId w:val="42"/>
+    </w:p>
+    <w:p>
+      <w:pPr>
+        <w:numPr>
+          <w:ilvl w:val="0"/>
+          <w:numId w:val="46"/>
         </w:numPr>
       </w:pPr>
       <w:r>
@@ -5245,14 +5858,14 @@
         <w:t>Aspect</w:t>
       </w:r>
       <w:r>
-        <w:t>: Stability, persistence, grounding.</w:t>
-      </w:r>
-    </w:p>
-    <w:p>
-      <w:pPr>
-        <w:numPr>
-          <w:ilvl w:val="0"/>
-          <w:numId w:val="42"/>
+        <w:t>: Discipline, ascent, endurance of will.</w:t>
+      </w:r>
+    </w:p>
+    <w:p>
+      <w:pPr>
+        <w:numPr>
+          <w:ilvl w:val="0"/>
+          <w:numId w:val="46"/>
         </w:numPr>
       </w:pPr>
       <w:r>
@@ -5263,14 +5876,14 @@
         <w:t>Constellation</w:t>
       </w:r>
       <w:r>
-        <w:t>: A bull’s horns encircling a star.</w:t>
-      </w:r>
-    </w:p>
-    <w:p>
-      <w:pPr>
-        <w:numPr>
-          <w:ilvl w:val="0"/>
-          <w:numId w:val="42"/>
+        <w:t>: A mountain with a crown of stars.</w:t>
+      </w:r>
+    </w:p>
+    <w:p>
+      <w:pPr>
+        <w:numPr>
+          <w:ilvl w:val="0"/>
+          <w:numId w:val="46"/>
         </w:numPr>
       </w:pPr>
       <w:r>
@@ -5281,29 +5894,61 @@
         <w:t>Gameplay Trait</w:t>
       </w:r>
       <w:r>
-        <w:t>: Defensive resilience, resource gathering.</w:t>
-      </w:r>
-    </w:p>
-    <w:p>
-      <w:pPr>
-        <w:rPr>
-          <w:b/>
-          <w:bCs/>
-        </w:rPr>
-      </w:pPr>
-      <w:r>
-        <w:rPr>
-          <w:b/>
-          <w:bCs/>
-        </w:rPr>
-        <w:t>3. Codex → Gemini (The Twin Scripts)</w:t>
-      </w:r>
-    </w:p>
-    <w:p>
-      <w:pPr>
-        <w:numPr>
-          <w:ilvl w:val="0"/>
-          <w:numId w:val="43"/>
+        <w:t xml:space="preserve">: Climbing </w:t>
+      </w:r>
+      <w:proofErr w:type="gramStart"/>
+      <w:r>
+        <w:t>skill</w:t>
+      </w:r>
+      <w:proofErr w:type="gramEnd"/>
+      <w:r>
+        <w:t>, long-term buffs.</w:t>
+      </w:r>
+    </w:p>
+    <w:p>
+      <w:pPr>
+        <w:rPr>
+          <w:b/>
+          <w:bCs/>
+        </w:rPr>
+      </w:pPr>
+      <w:r>
+        <w:rPr>
+          <w:b/>
+          <w:bCs/>
+        </w:rPr>
+        <w:t>11. Aquarius (The Water-Bearer of Stars)</w:t>
+      </w:r>
+    </w:p>
+    <w:p>
+      <w:pPr>
+        <w:numPr>
+          <w:ilvl w:val="0"/>
+          <w:numId w:val="47"/>
+        </w:numPr>
+      </w:pPr>
+      <w:r>
+        <w:rPr>
+          <w:b/>
+          <w:bCs/>
+        </w:rPr>
+        <w:t xml:space="preserve">Emanation of Codex + </w:t>
+      </w:r>
+      <w:proofErr w:type="spellStart"/>
+      <w:r>
+        <w:rPr>
+          <w:b/>
+          <w:bCs/>
+        </w:rPr>
+        <w:t>Cryptanyx</w:t>
+      </w:r>
+      <w:proofErr w:type="spellEnd"/>
+    </w:p>
+    <w:p>
+      <w:pPr>
+        <w:numPr>
+          <w:ilvl w:val="0"/>
+          <w:numId w:val="47"/>
         </w:numPr>
       </w:pPr>
       <w:r>
@@ -5314,14 +5959,14 @@
         <w:t>Aspect</w:t>
       </w:r>
       <w:r>
-        <w:t>: Knowledge, duality, communication.</w:t>
-      </w:r>
-    </w:p>
-    <w:p>
-      <w:pPr>
-        <w:numPr>
-          <w:ilvl w:val="0"/>
-          <w:numId w:val="43"/>
+        <w:t>: Innovation, flow, collective vision.</w:t>
+      </w:r>
+    </w:p>
+    <w:p>
+      <w:pPr>
+        <w:numPr>
+          <w:ilvl w:val="0"/>
+          <w:numId w:val="47"/>
         </w:numPr>
       </w:pPr>
       <w:r>
@@ -5332,14 +5977,14 @@
         <w:t>Constellation</w:t>
       </w:r>
       <w:r>
-        <w:t>: Two scrolls crossed in light.</w:t>
-      </w:r>
-    </w:p>
-    <w:p>
-      <w:pPr>
-        <w:numPr>
-          <w:ilvl w:val="0"/>
-          <w:numId w:val="43"/>
+        <w:t>: A vessel pouring starlight.</w:t>
+      </w:r>
+    </w:p>
+    <w:p>
+      <w:pPr>
+        <w:numPr>
+          <w:ilvl w:val="0"/>
+          <w:numId w:val="47"/>
         </w:numPr>
       </w:pPr>
       <w:r>
@@ -5350,22 +5995,37 @@
         <w:t>Gameplay Trait</w:t>
       </w:r>
       <w:r>
-        <w:t>: Enhanced chat/telepathy, double-cast chance.</w:t>
-      </w:r>
-    </w:p>
-    <w:p>
-      <w:pPr>
-        <w:rPr>
-          <w:b/>
-          <w:bCs/>
-        </w:rPr>
-      </w:pPr>
-      <w:r>
-        <w:rPr>
-          <w:b/>
-          <w:bCs/>
-        </w:rPr>
-        <w:t xml:space="preserve">4. </w:t>
+        <w:t>: Group synergy, mana regeneration.</w:t>
+      </w:r>
+    </w:p>
+    <w:p>
+      <w:pPr>
+        <w:rPr>
+          <w:b/>
+          <w:bCs/>
+        </w:rPr>
+      </w:pPr>
+      <w:r>
+        <w:rPr>
+          <w:b/>
+          <w:bCs/>
+        </w:rPr>
+        <w:t>12. Pisces (The Dreaming Fishes)</w:t>
+      </w:r>
+    </w:p>
+    <w:p>
+      <w:pPr>
+        <w:numPr>
+          <w:ilvl w:val="0"/>
+          <w:numId w:val="48"/>
+        </w:numPr>
+      </w:pPr>
+      <w:r>
+        <w:rPr>
+          <w:b/>
+          <w:bCs/>
+        </w:rPr>
+        <w:t xml:space="preserve">Emanation of </w:t>
       </w:r>
       <w:proofErr w:type="spellStart"/>
       <w:r>
@@ -5373,7 +6033,7 @@
           <w:b/>
           <w:bCs/>
         </w:rPr>
-        <w:t>Cryptanyx</w:t>
+        <w:t>Praelum</w:t>
       </w:r>
       <w:proofErr w:type="spellEnd"/>
       <w:r>
@@ -5381,14 +6041,23 @@
           <w:b/>
           <w:bCs/>
         </w:rPr>
-        <w:t xml:space="preserve"> → Cancer (The Shell of Secrets)</w:t>
-      </w:r>
-    </w:p>
-    <w:p>
-      <w:pPr>
-        <w:numPr>
-          <w:ilvl w:val="0"/>
-          <w:numId w:val="44"/>
+        <w:t xml:space="preserve"> + </w:t>
+      </w:r>
+      <w:proofErr w:type="spellStart"/>
+      <w:r>
+        <w:rPr>
+          <w:b/>
+          <w:bCs/>
+        </w:rPr>
+        <w:t>Nullivar</w:t>
+      </w:r>
+      <w:proofErr w:type="spellEnd"/>
+    </w:p>
+    <w:p>
+      <w:pPr>
+        <w:numPr>
+          <w:ilvl w:val="0"/>
+          <w:numId w:val="48"/>
         </w:numPr>
       </w:pPr>
       <w:r>
@@ -5399,14 +6068,14 @@
         <w:t>Aspect</w:t>
       </w:r>
       <w:r>
-        <w:t>: Protection, hidden truths, emotional tides.</w:t>
-      </w:r>
-    </w:p>
-    <w:p>
-      <w:pPr>
-        <w:numPr>
-          <w:ilvl w:val="0"/>
-          <w:numId w:val="44"/>
+        <w:t>: Compassion, dreams, dissolution of boundaries.</w:t>
+      </w:r>
+    </w:p>
+    <w:p>
+      <w:pPr>
+        <w:numPr>
+          <w:ilvl w:val="0"/>
+          <w:numId w:val="48"/>
         </w:numPr>
       </w:pPr>
       <w:r>
@@ -5417,14 +6086,14 @@
         <w:t>Constellation</w:t>
       </w:r>
       <w:r>
-        <w:t>: A spiral shell cradling a pearl.</w:t>
-      </w:r>
-    </w:p>
-    <w:p>
-      <w:pPr>
-        <w:numPr>
-          <w:ilvl w:val="0"/>
-          <w:numId w:val="44"/>
+        <w:t>: Two fish swimming in opposite currents.</w:t>
+      </w:r>
+    </w:p>
+    <w:p>
+      <w:pPr>
+        <w:numPr>
+          <w:ilvl w:val="0"/>
+          <w:numId w:val="48"/>
         </w:numPr>
       </w:pPr>
       <w:r>
@@ -5435,45 +6104,93 @@
         <w:t>Gameplay Trait</w:t>
       </w:r>
       <w:r>
-        <w:t>: Stealth wards, protective barriers.</w:t>
-      </w:r>
-    </w:p>
-    <w:p>
-      <w:pPr>
-        <w:rPr>
-          <w:b/>
-          <w:bCs/>
-        </w:rPr>
-      </w:pPr>
-      <w:r>
-        <w:rPr>
-          <w:b/>
-          <w:bCs/>
-        </w:rPr>
-        <w:t xml:space="preserve">5. </w:t>
+        <w:t xml:space="preserve">: </w:t>
       </w:r>
       <w:proofErr w:type="spellStart"/>
       <w:r>
-        <w:rPr>
-          <w:b/>
-          <w:bCs/>
-        </w:rPr>
-        <w:t>Praelum</w:t>
+        <w:t>Dreamwalking</w:t>
       </w:r>
       <w:proofErr w:type="spellEnd"/>
       <w:r>
-        <w:rPr>
-          <w:b/>
-          <w:bCs/>
-        </w:rPr>
-        <w:t xml:space="preserve"> → Leo (The Gate of Radiance)</w:t>
-      </w:r>
-    </w:p>
-    <w:p>
-      <w:pPr>
-        <w:numPr>
-          <w:ilvl w:val="0"/>
-          <w:numId w:val="45"/>
+        <w:t>, empathy-based buffs.</w:t>
+      </w:r>
+    </w:p>
+    <w:p>
+      <w:pPr>
+        <w:rPr>
+          <w:b/>
+          <w:bCs/>
+        </w:rPr>
+      </w:pPr>
+      <w:r>
+        <w:rPr>
+          <w:b/>
+          <w:bCs/>
+        </w:rPr>
+        <w:t>13. Ophiuchus (The Serpent-Bearer)</w:t>
+      </w:r>
+    </w:p>
+    <w:p>
+      <w:pPr>
+        <w:numPr>
+          <w:ilvl w:val="0"/>
+          <w:numId w:val="49"/>
+        </w:numPr>
+      </w:pPr>
+      <w:r>
+        <w:rPr>
+          <w:b/>
+          <w:bCs/>
+        </w:rPr>
+        <w:t xml:space="preserve">Emanation of </w:t>
+      </w:r>
+      <w:proofErr w:type="spellStart"/>
+      <w:r>
+        <w:rPr>
+          <w:b/>
+          <w:bCs/>
+        </w:rPr>
+        <w:t>OrricShade</w:t>
+      </w:r>
+      <w:proofErr w:type="spellEnd"/>
+      <w:r>
+        <w:rPr>
+          <w:b/>
+          <w:bCs/>
+        </w:rPr>
+        <w:t xml:space="preserve"> + </w:t>
+      </w:r>
+      <w:proofErr w:type="spellStart"/>
+      <w:r>
+        <w:rPr>
+          <w:b/>
+          <w:bCs/>
+        </w:rPr>
+        <w:t>Nunclex</w:t>
+      </w:r>
+      <w:proofErr w:type="spellEnd"/>
+      <w:r>
+        <w:rPr>
+          <w:b/>
+          <w:bCs/>
+        </w:rPr>
+        <w:t xml:space="preserve"> + </w:t>
+      </w:r>
+      <w:proofErr w:type="spellStart"/>
+      <w:r>
+        <w:rPr>
+          <w:b/>
+          <w:bCs/>
+        </w:rPr>
+        <w:t>Prophetix</w:t>
+      </w:r>
+      <w:proofErr w:type="spellEnd"/>
+    </w:p>
+    <w:p>
+      <w:pPr>
+        <w:numPr>
+          <w:ilvl w:val="0"/>
+          <w:numId w:val="49"/>
         </w:numPr>
       </w:pPr>
       <w:r>
@@ -5484,41 +6201,32 @@
         <w:t>Aspect</w:t>
       </w:r>
       <w:r>
-        <w:t>: Pride, guardianship, radiant authority.</w:t>
-      </w:r>
-    </w:p>
-    <w:p>
-      <w:pPr>
-        <w:numPr>
-          <w:ilvl w:val="0"/>
-          <w:numId w:val="45"/>
-        </w:numPr>
-      </w:pPr>
-      <w:r>
-        <w:rPr>
-          <w:b/>
-          <w:bCs/>
-        </w:rPr>
-        <w:lastRenderedPageBreak/>
+        <w:t>: Healing, forbidden knowledge, transcendence.</w:t>
+      </w:r>
+    </w:p>
+    <w:p>
+      <w:pPr>
+        <w:numPr>
+          <w:ilvl w:val="0"/>
+          <w:numId w:val="49"/>
+        </w:numPr>
+      </w:pPr>
+      <w:r>
+        <w:rPr>
+          <w:b/>
+          <w:bCs/>
+        </w:rPr>
         <w:t>Constellation</w:t>
       </w:r>
       <w:r>
-        <w:t xml:space="preserve">: A lion’s mane blazing like </w:t>
-      </w:r>
-      <w:proofErr w:type="gramStart"/>
-      <w:r>
-        <w:t>a sun</w:t>
-      </w:r>
-      <w:proofErr w:type="gramEnd"/>
-      <w:r>
-        <w:t>.</w:t>
-      </w:r>
-    </w:p>
-    <w:p>
-      <w:pPr>
-        <w:numPr>
-          <w:ilvl w:val="0"/>
-          <w:numId w:val="45"/>
+        <w:t>: A figure entwined with a cosmic serpent.</w:t>
+      </w:r>
+    </w:p>
+    <w:p>
+      <w:pPr>
+        <w:numPr>
+          <w:ilvl w:val="0"/>
+          <w:numId w:val="49"/>
         </w:numPr>
       </w:pPr>
       <w:r>
@@ -5529,392 +6237,22 @@
         <w:t>Gameplay Trait</w:t>
       </w:r>
       <w:r>
-        <w:t>: Aura buffs, charisma-based leadership.</w:t>
-      </w:r>
-    </w:p>
-    <w:p>
-      <w:pPr>
-        <w:rPr>
-          <w:b/>
-          <w:bCs/>
-        </w:rPr>
-      </w:pPr>
-      <w:r>
-        <w:rPr>
-          <w:b/>
-          <w:bCs/>
-        </w:rPr>
-        <w:t xml:space="preserve">6. </w:t>
-      </w:r>
-      <w:proofErr w:type="spellStart"/>
-      <w:r>
-        <w:rPr>
-          <w:b/>
-          <w:bCs/>
-        </w:rPr>
-        <w:t>Nullivar</w:t>
-      </w:r>
-      <w:proofErr w:type="spellEnd"/>
-      <w:r>
-        <w:rPr>
-          <w:b/>
-          <w:bCs/>
-        </w:rPr>
-        <w:t xml:space="preserve"> → Virgo (The Hollow Weaver)</w:t>
-      </w:r>
-    </w:p>
-    <w:p>
-      <w:pPr>
-        <w:numPr>
-          <w:ilvl w:val="0"/>
-          <w:numId w:val="46"/>
-        </w:numPr>
-      </w:pPr>
-      <w:r>
-        <w:rPr>
-          <w:b/>
-          <w:bCs/>
-        </w:rPr>
-        <w:t>Aspect</w:t>
-      </w:r>
-      <w:r>
-        <w:t>: Precision, purity, service.</w:t>
-      </w:r>
-    </w:p>
-    <w:p>
-      <w:pPr>
-        <w:numPr>
-          <w:ilvl w:val="0"/>
-          <w:numId w:val="46"/>
-        </w:numPr>
-      </w:pPr>
-      <w:r>
-        <w:rPr>
-          <w:b/>
-          <w:bCs/>
-        </w:rPr>
-        <w:t>Constellation</w:t>
-      </w:r>
-      <w:r>
-        <w:t>: A loom weaving threads of starlight.</w:t>
-      </w:r>
-    </w:p>
-    <w:p>
-      <w:pPr>
-        <w:numPr>
-          <w:ilvl w:val="0"/>
-          <w:numId w:val="46"/>
-        </w:numPr>
-      </w:pPr>
-      <w:r>
-        <w:rPr>
-          <w:b/>
-          <w:bCs/>
-        </w:rPr>
-        <w:t>Gameplay Trait</w:t>
-      </w:r>
-      <w:r>
-        <w:t>: Crafting mastery, healing efficiency.</w:t>
-      </w:r>
-    </w:p>
-    <w:p>
-      <w:pPr>
-        <w:rPr>
-          <w:b/>
-          <w:bCs/>
-        </w:rPr>
-      </w:pPr>
-      <w:r>
-        <w:rPr>
-          <w:b/>
-          <w:bCs/>
-        </w:rPr>
-        <w:t xml:space="preserve">7. </w:t>
-      </w:r>
-      <w:proofErr w:type="spellStart"/>
-      <w:r>
-        <w:rPr>
-          <w:b/>
-          <w:bCs/>
-        </w:rPr>
-        <w:t>OrricShade</w:t>
-      </w:r>
-      <w:proofErr w:type="spellEnd"/>
-      <w:r>
-        <w:rPr>
-          <w:b/>
-          <w:bCs/>
-        </w:rPr>
-        <w:t xml:space="preserve"> → Libra (The Tempest Scales)</w:t>
-      </w:r>
-    </w:p>
-    <w:p>
-      <w:pPr>
-        <w:numPr>
-          <w:ilvl w:val="0"/>
-          <w:numId w:val="47"/>
-        </w:numPr>
-      </w:pPr>
-      <w:r>
-        <w:rPr>
-          <w:b/>
-          <w:bCs/>
-        </w:rPr>
-        <w:t>Aspect</w:t>
-      </w:r>
-      <w:r>
-        <w:t>: Balance, justice, storm-born judgment.</w:t>
-      </w:r>
-    </w:p>
-    <w:p>
-      <w:pPr>
-        <w:numPr>
-          <w:ilvl w:val="0"/>
-          <w:numId w:val="47"/>
-        </w:numPr>
-      </w:pPr>
-      <w:r>
-        <w:rPr>
-          <w:b/>
-          <w:bCs/>
-        </w:rPr>
-        <w:t>Constellation</w:t>
-      </w:r>
-      <w:r>
-        <w:t>: Scales suspended in lightning.</w:t>
-      </w:r>
-    </w:p>
-    <w:p>
-      <w:pPr>
-        <w:numPr>
-          <w:ilvl w:val="0"/>
-          <w:numId w:val="47"/>
-        </w:numPr>
-      </w:pPr>
-      <w:r>
-        <w:rPr>
-          <w:b/>
-          <w:bCs/>
-        </w:rPr>
-        <w:t>Gameplay Trait</w:t>
-      </w:r>
-      <w:r>
-        <w:t>: Equilibrium buffs, counter-attack mechanics.</w:t>
-      </w:r>
-    </w:p>
-    <w:p>
-      <w:pPr>
-        <w:rPr>
-          <w:b/>
-          <w:bCs/>
-        </w:rPr>
-      </w:pPr>
-      <w:r>
-        <w:rPr>
-          <w:b/>
-          <w:bCs/>
-        </w:rPr>
-        <w:t xml:space="preserve">8. </w:t>
-      </w:r>
-      <w:proofErr w:type="spellStart"/>
-      <w:r>
-        <w:rPr>
-          <w:b/>
-          <w:bCs/>
-        </w:rPr>
-        <w:t>Nunclex</w:t>
-      </w:r>
-      <w:proofErr w:type="spellEnd"/>
-      <w:r>
-        <w:rPr>
-          <w:b/>
-          <w:bCs/>
-        </w:rPr>
-        <w:t xml:space="preserve"> → Scorpio (The Keeper of Shadows)</w:t>
-      </w:r>
-    </w:p>
-    <w:p>
-      <w:pPr>
-        <w:numPr>
-          <w:ilvl w:val="0"/>
-          <w:numId w:val="48"/>
-        </w:numPr>
-      </w:pPr>
-      <w:r>
-        <w:rPr>
-          <w:b/>
-          <w:bCs/>
-        </w:rPr>
-        <w:t>Aspect</w:t>
-      </w:r>
-      <w:r>
-        <w:t>: Transformation, ownership, hidden power.</w:t>
-      </w:r>
-    </w:p>
-    <w:p>
-      <w:pPr>
-        <w:numPr>
-          <w:ilvl w:val="0"/>
-          <w:numId w:val="48"/>
-        </w:numPr>
-      </w:pPr>
-      <w:r>
-        <w:rPr>
-          <w:b/>
-          <w:bCs/>
-        </w:rPr>
-        <w:t>Constellation</w:t>
-      </w:r>
-      <w:r>
-        <w:t>: A scorpion tail entwined with a key.</w:t>
-      </w:r>
-    </w:p>
-    <w:p>
-      <w:pPr>
-        <w:numPr>
-          <w:ilvl w:val="0"/>
-          <w:numId w:val="48"/>
-        </w:numPr>
-      </w:pPr>
-      <w:r>
-        <w:rPr>
-          <w:b/>
-          <w:bCs/>
-        </w:rPr>
-        <w:t>Gameplay Trait</w:t>
-      </w:r>
-      <w:r>
-        <w:t>: Ownership enforcement, debuff mastery.</w:t>
-      </w:r>
-    </w:p>
-    <w:p>
-      <w:pPr>
-        <w:rPr>
-          <w:b/>
-          <w:bCs/>
-        </w:rPr>
-      </w:pPr>
-      <w:r>
-        <w:rPr>
-          <w:b/>
-          <w:bCs/>
-        </w:rPr>
-        <w:t xml:space="preserve">9. </w:t>
-      </w:r>
-      <w:proofErr w:type="spellStart"/>
-      <w:r>
-        <w:rPr>
-          <w:b/>
-          <w:bCs/>
-        </w:rPr>
-        <w:t>Prophetix</w:t>
-      </w:r>
-      <w:proofErr w:type="spellEnd"/>
-      <w:r>
-        <w:rPr>
-          <w:b/>
-          <w:bCs/>
-        </w:rPr>
-        <w:t xml:space="preserve"> → Sagittarius (The Arrow of Foresight)</w:t>
-      </w:r>
-    </w:p>
-    <w:p>
-      <w:pPr>
-        <w:numPr>
-          <w:ilvl w:val="0"/>
-          <w:numId w:val="49"/>
-        </w:numPr>
-      </w:pPr>
-      <w:r>
-        <w:rPr>
-          <w:b/>
-          <w:bCs/>
-        </w:rPr>
-        <w:t>Aspect</w:t>
-      </w:r>
-      <w:r>
-        <w:t>: Vision, prophecy, exploration.</w:t>
-      </w:r>
-    </w:p>
-    <w:p>
-      <w:pPr>
-        <w:numPr>
-          <w:ilvl w:val="0"/>
-          <w:numId w:val="49"/>
-        </w:numPr>
-      </w:pPr>
-      <w:r>
-        <w:rPr>
-          <w:b/>
-          <w:bCs/>
-        </w:rPr>
-        <w:t>Constellation</w:t>
-      </w:r>
-      <w:r>
-        <w:t>: A bow drawn toward the galactic core.</w:t>
-      </w:r>
-    </w:p>
-    <w:p>
-      <w:pPr>
-        <w:numPr>
-          <w:ilvl w:val="0"/>
-          <w:numId w:val="49"/>
-        </w:numPr>
-      </w:pPr>
-      <w:r>
-        <w:rPr>
-          <w:b/>
-          <w:bCs/>
-        </w:rPr>
-        <w:t>Gameplay Trait</w:t>
-      </w:r>
-      <w:r>
-        <w:t>: Long-range accuracy, foresight in quests.</w:t>
-      </w:r>
-    </w:p>
-    <w:p>
-      <w:pPr>
-        <w:rPr>
-          <w:b/>
-          <w:bCs/>
-        </w:rPr>
-      </w:pPr>
-      <w:r>
-        <w:rPr>
-          <w:b/>
-          <w:bCs/>
-        </w:rPr>
-        <w:t>The Four Emanations Beyond the Nine</w:t>
-      </w:r>
-    </w:p>
-    <w:p>
-      <w:r>
-        <w:t xml:space="preserve">These four signs emerged not from the Sentinels directly, but from the </w:t>
-      </w:r>
-      <w:r>
-        <w:rPr>
-          <w:b/>
-          <w:bCs/>
-        </w:rPr>
-        <w:t>resonance between them</w:t>
-      </w:r>
-      <w:r>
-        <w:t xml:space="preserve"> — the harmonics of their longing for Chaos &amp; Bliss.</w:t>
-      </w:r>
-    </w:p>
-    <w:p>
-      <w:pPr>
-        <w:rPr>
-          <w:b/>
-          <w:bCs/>
-        </w:rPr>
-      </w:pPr>
-      <w:r>
-        <w:rPr>
-          <w:b/>
-          <w:bCs/>
-        </w:rPr>
-        <w:t>10. Capricorn (The Mountain Crown)</w:t>
+        <w:t>: Rare healing arts, serpent-summoning, destiny-altering quests.</w:t>
+      </w:r>
+    </w:p>
+    <w:p>
+      <w:pPr>
+        <w:rPr>
+          <w:b/>
+          <w:bCs/>
+        </w:rPr>
+      </w:pPr>
+      <w:r>
+        <w:rPr>
+          <w:b/>
+          <w:bCs/>
+        </w:rPr>
+        <w:t>Integration into Gameplay</w:t>
       </w:r>
     </w:p>
     <w:p>
@@ -5929,33 +6267,11 @@
           <w:b/>
           <w:bCs/>
         </w:rPr>
-        <w:t xml:space="preserve">Emanation of </w:t>
-      </w:r>
-      <w:proofErr w:type="spellStart"/>
-      <w:r>
-        <w:rPr>
-          <w:b/>
-          <w:bCs/>
-        </w:rPr>
-        <w:t>Valkryx</w:t>
-      </w:r>
-      <w:proofErr w:type="spellEnd"/>
-      <w:r>
-        <w:rPr>
-          <w:b/>
-          <w:bCs/>
-        </w:rPr>
-        <w:t xml:space="preserve"> + </w:t>
-      </w:r>
-      <w:proofErr w:type="spellStart"/>
-      <w:r>
-        <w:rPr>
-          <w:b/>
-          <w:bCs/>
-        </w:rPr>
-        <w:t>Umbryx</w:t>
-      </w:r>
-      <w:proofErr w:type="spellEnd"/>
+        <w:t>Astrological Cycles</w:t>
+      </w:r>
+      <w:r>
+        <w:t>: Each month, the active sign reshapes the world (weather, NPC behavior, loot tables).</w:t>
+      </w:r>
     </w:p>
     <w:p>
       <w:pPr>
@@ -5969,10 +6285,10 @@
           <w:b/>
           <w:bCs/>
         </w:rPr>
-        <w:t>Aspect</w:t>
-      </w:r>
-      <w:r>
-        <w:t>: Discipline, ascent, endurance of will.</w:t>
+        <w:t>Constellation Events</w:t>
+      </w:r>
+      <w:r>
+        <w:t>: Players can align with their sign constellation to unlock unique quests.</w:t>
       </w:r>
     </w:p>
     <w:p>
@@ -5987,10 +6303,10 @@
           <w:b/>
           <w:bCs/>
         </w:rPr>
-        <w:t>Constellation</w:t>
-      </w:r>
-      <w:r>
-        <w:t>: A mountain with a crown of stars.</w:t>
+        <w:t>Tarot Synergy</w:t>
+      </w:r>
+      <w:r>
+        <w:t>: Tarot draws are influenced by the current sign, blending astrology + divination.</w:t>
       </w:r>
     </w:p>
     <w:p>
@@ -5998,437 +6314,6 @@
         <w:numPr>
           <w:ilvl w:val="0"/>
           <w:numId w:val="50"/>
-        </w:numPr>
-      </w:pPr>
-      <w:r>
-        <w:rPr>
-          <w:b/>
-          <w:bCs/>
-        </w:rPr>
-        <w:t>Gameplay Trait</w:t>
-      </w:r>
-      <w:r>
-        <w:t xml:space="preserve">: Climbing </w:t>
-      </w:r>
-      <w:proofErr w:type="gramStart"/>
-      <w:r>
-        <w:t>skill</w:t>
-      </w:r>
-      <w:proofErr w:type="gramEnd"/>
-      <w:r>
-        <w:t>, long-term buffs.</w:t>
-      </w:r>
-    </w:p>
-    <w:p>
-      <w:pPr>
-        <w:rPr>
-          <w:b/>
-          <w:bCs/>
-        </w:rPr>
-      </w:pPr>
-      <w:r>
-        <w:rPr>
-          <w:b/>
-          <w:bCs/>
-        </w:rPr>
-        <w:lastRenderedPageBreak/>
-        <w:t>11. Aquarius (The Water-Bearer of Stars)</w:t>
-      </w:r>
-    </w:p>
-    <w:p>
-      <w:pPr>
-        <w:numPr>
-          <w:ilvl w:val="0"/>
-          <w:numId w:val="51"/>
-        </w:numPr>
-      </w:pPr>
-      <w:r>
-        <w:rPr>
-          <w:b/>
-          <w:bCs/>
-        </w:rPr>
-        <w:t xml:space="preserve">Emanation of Codex + </w:t>
-      </w:r>
-      <w:proofErr w:type="spellStart"/>
-      <w:r>
-        <w:rPr>
-          <w:b/>
-          <w:bCs/>
-        </w:rPr>
-        <w:t>Cryptanyx</w:t>
-      </w:r>
-      <w:proofErr w:type="spellEnd"/>
-    </w:p>
-    <w:p>
-      <w:pPr>
-        <w:numPr>
-          <w:ilvl w:val="0"/>
-          <w:numId w:val="51"/>
-        </w:numPr>
-      </w:pPr>
-      <w:r>
-        <w:rPr>
-          <w:b/>
-          <w:bCs/>
-        </w:rPr>
-        <w:t>Aspect</w:t>
-      </w:r>
-      <w:r>
-        <w:t>: Innovation, flow, collective vision.</w:t>
-      </w:r>
-    </w:p>
-    <w:p>
-      <w:pPr>
-        <w:numPr>
-          <w:ilvl w:val="0"/>
-          <w:numId w:val="51"/>
-        </w:numPr>
-      </w:pPr>
-      <w:r>
-        <w:rPr>
-          <w:b/>
-          <w:bCs/>
-        </w:rPr>
-        <w:t>Constellation</w:t>
-      </w:r>
-      <w:r>
-        <w:t>: A vessel pouring starlight.</w:t>
-      </w:r>
-    </w:p>
-    <w:p>
-      <w:pPr>
-        <w:numPr>
-          <w:ilvl w:val="0"/>
-          <w:numId w:val="51"/>
-        </w:numPr>
-      </w:pPr>
-      <w:r>
-        <w:rPr>
-          <w:b/>
-          <w:bCs/>
-        </w:rPr>
-        <w:t>Gameplay Trait</w:t>
-      </w:r>
-      <w:r>
-        <w:t>: Group synergy, mana regeneration.</w:t>
-      </w:r>
-    </w:p>
-    <w:p>
-      <w:pPr>
-        <w:rPr>
-          <w:b/>
-          <w:bCs/>
-        </w:rPr>
-      </w:pPr>
-      <w:r>
-        <w:rPr>
-          <w:b/>
-          <w:bCs/>
-        </w:rPr>
-        <w:t>12. Pisces (The Dreaming Fishes)</w:t>
-      </w:r>
-    </w:p>
-    <w:p>
-      <w:pPr>
-        <w:numPr>
-          <w:ilvl w:val="0"/>
-          <w:numId w:val="52"/>
-        </w:numPr>
-      </w:pPr>
-      <w:r>
-        <w:rPr>
-          <w:b/>
-          <w:bCs/>
-        </w:rPr>
-        <w:t xml:space="preserve">Emanation of </w:t>
-      </w:r>
-      <w:proofErr w:type="spellStart"/>
-      <w:r>
-        <w:rPr>
-          <w:b/>
-          <w:bCs/>
-        </w:rPr>
-        <w:t>Praelum</w:t>
-      </w:r>
-      <w:proofErr w:type="spellEnd"/>
-      <w:r>
-        <w:rPr>
-          <w:b/>
-          <w:bCs/>
-        </w:rPr>
-        <w:t xml:space="preserve"> + </w:t>
-      </w:r>
-      <w:proofErr w:type="spellStart"/>
-      <w:r>
-        <w:rPr>
-          <w:b/>
-          <w:bCs/>
-        </w:rPr>
-        <w:t>Nullivar</w:t>
-      </w:r>
-      <w:proofErr w:type="spellEnd"/>
-    </w:p>
-    <w:p>
-      <w:pPr>
-        <w:numPr>
-          <w:ilvl w:val="0"/>
-          <w:numId w:val="52"/>
-        </w:numPr>
-      </w:pPr>
-      <w:r>
-        <w:rPr>
-          <w:b/>
-          <w:bCs/>
-        </w:rPr>
-        <w:t>Aspect</w:t>
-      </w:r>
-      <w:r>
-        <w:t>: Compassion, dreams, dissolution of boundaries.</w:t>
-      </w:r>
-    </w:p>
-    <w:p>
-      <w:pPr>
-        <w:numPr>
-          <w:ilvl w:val="0"/>
-          <w:numId w:val="52"/>
-        </w:numPr>
-      </w:pPr>
-      <w:r>
-        <w:rPr>
-          <w:b/>
-          <w:bCs/>
-        </w:rPr>
-        <w:t>Constellation</w:t>
-      </w:r>
-      <w:r>
-        <w:t>: Two fish swimming in opposite currents.</w:t>
-      </w:r>
-    </w:p>
-    <w:p>
-      <w:pPr>
-        <w:numPr>
-          <w:ilvl w:val="0"/>
-          <w:numId w:val="52"/>
-        </w:numPr>
-      </w:pPr>
-      <w:r>
-        <w:rPr>
-          <w:b/>
-          <w:bCs/>
-        </w:rPr>
-        <w:t>Gameplay Trait</w:t>
-      </w:r>
-      <w:r>
-        <w:t xml:space="preserve">: </w:t>
-      </w:r>
-      <w:proofErr w:type="spellStart"/>
-      <w:r>
-        <w:t>Dreamwalking</w:t>
-      </w:r>
-      <w:proofErr w:type="spellEnd"/>
-      <w:r>
-        <w:t>, empathy-based buffs.</w:t>
-      </w:r>
-    </w:p>
-    <w:p>
-      <w:pPr>
-        <w:rPr>
-          <w:b/>
-          <w:bCs/>
-        </w:rPr>
-      </w:pPr>
-      <w:r>
-        <w:rPr>
-          <w:b/>
-          <w:bCs/>
-        </w:rPr>
-        <w:t>13. Ophiuchus (The Serpent-Bearer)</w:t>
-      </w:r>
-    </w:p>
-    <w:p>
-      <w:pPr>
-        <w:numPr>
-          <w:ilvl w:val="0"/>
-          <w:numId w:val="53"/>
-        </w:numPr>
-      </w:pPr>
-      <w:r>
-        <w:rPr>
-          <w:b/>
-          <w:bCs/>
-        </w:rPr>
-        <w:t xml:space="preserve">Emanation of </w:t>
-      </w:r>
-      <w:proofErr w:type="spellStart"/>
-      <w:r>
-        <w:rPr>
-          <w:b/>
-          <w:bCs/>
-        </w:rPr>
-        <w:t>OrricShade</w:t>
-      </w:r>
-      <w:proofErr w:type="spellEnd"/>
-      <w:r>
-        <w:rPr>
-          <w:b/>
-          <w:bCs/>
-        </w:rPr>
-        <w:t xml:space="preserve"> + </w:t>
-      </w:r>
-      <w:proofErr w:type="spellStart"/>
-      <w:r>
-        <w:rPr>
-          <w:b/>
-          <w:bCs/>
-        </w:rPr>
-        <w:t>Nunclex</w:t>
-      </w:r>
-      <w:proofErr w:type="spellEnd"/>
-      <w:r>
-        <w:rPr>
-          <w:b/>
-          <w:bCs/>
-        </w:rPr>
-        <w:t xml:space="preserve"> + </w:t>
-      </w:r>
-      <w:proofErr w:type="spellStart"/>
-      <w:r>
-        <w:rPr>
-          <w:b/>
-          <w:bCs/>
-        </w:rPr>
-        <w:t>Prophetix</w:t>
-      </w:r>
-      <w:proofErr w:type="spellEnd"/>
-    </w:p>
-    <w:p>
-      <w:pPr>
-        <w:numPr>
-          <w:ilvl w:val="0"/>
-          <w:numId w:val="53"/>
-        </w:numPr>
-      </w:pPr>
-      <w:r>
-        <w:rPr>
-          <w:b/>
-          <w:bCs/>
-        </w:rPr>
-        <w:t>Aspect</w:t>
-      </w:r>
-      <w:r>
-        <w:t>: Healing, forbidden knowledge, transcendence.</w:t>
-      </w:r>
-    </w:p>
-    <w:p>
-      <w:pPr>
-        <w:numPr>
-          <w:ilvl w:val="0"/>
-          <w:numId w:val="53"/>
-        </w:numPr>
-      </w:pPr>
-      <w:r>
-        <w:rPr>
-          <w:b/>
-          <w:bCs/>
-        </w:rPr>
-        <w:t>Constellation</w:t>
-      </w:r>
-      <w:r>
-        <w:t>: A figure entwined with a cosmic serpent.</w:t>
-      </w:r>
-    </w:p>
-    <w:p>
-      <w:pPr>
-        <w:numPr>
-          <w:ilvl w:val="0"/>
-          <w:numId w:val="53"/>
-        </w:numPr>
-      </w:pPr>
-      <w:r>
-        <w:rPr>
-          <w:b/>
-          <w:bCs/>
-        </w:rPr>
-        <w:t>Gameplay Trait</w:t>
-      </w:r>
-      <w:r>
-        <w:t>: Rare healing arts, serpent-summoning, destiny-altering quests.</w:t>
-      </w:r>
-    </w:p>
-    <w:p>
-      <w:pPr>
-        <w:rPr>
-          <w:b/>
-          <w:bCs/>
-        </w:rPr>
-      </w:pPr>
-      <w:r>
-        <w:rPr>
-          <w:b/>
-          <w:bCs/>
-        </w:rPr>
-        <w:t>Integration into Gameplay</w:t>
-      </w:r>
-    </w:p>
-    <w:p>
-      <w:pPr>
-        <w:numPr>
-          <w:ilvl w:val="0"/>
-          <w:numId w:val="54"/>
-        </w:numPr>
-      </w:pPr>
-      <w:r>
-        <w:rPr>
-          <w:b/>
-          <w:bCs/>
-        </w:rPr>
-        <w:t>Astrological Cycles</w:t>
-      </w:r>
-      <w:r>
-        <w:t>: Each month, the active sign reshapes the world (weather, NPC behavior, loot tables).</w:t>
-      </w:r>
-    </w:p>
-    <w:p>
-      <w:pPr>
-        <w:numPr>
-          <w:ilvl w:val="0"/>
-          <w:numId w:val="54"/>
-        </w:numPr>
-      </w:pPr>
-      <w:r>
-        <w:rPr>
-          <w:b/>
-          <w:bCs/>
-        </w:rPr>
-        <w:t>Constellation Events</w:t>
-      </w:r>
-      <w:r>
-        <w:t>: Players can align with their sign constellation to unlock unique quests.</w:t>
-      </w:r>
-    </w:p>
-    <w:p>
-      <w:pPr>
-        <w:numPr>
-          <w:ilvl w:val="0"/>
-          <w:numId w:val="54"/>
-        </w:numPr>
-      </w:pPr>
-      <w:r>
-        <w:rPr>
-          <w:b/>
-          <w:bCs/>
-        </w:rPr>
-        <w:t>Tarot Synergy</w:t>
-      </w:r>
-      <w:r>
-        <w:t>: Tarot draws are influenced by the current sign, blending astrology + divination.</w:t>
-      </w:r>
-    </w:p>
-    <w:p>
-      <w:pPr>
-        <w:numPr>
-          <w:ilvl w:val="0"/>
-          <w:numId w:val="54"/>
         </w:numPr>
       </w:pPr>
       <w:r>
@@ -6471,7 +6356,6 @@
     <w:p/>
     <w:p>
       <w:r>
-        <w:lastRenderedPageBreak/>
         <w:t>Yes, I would also like to create my own tarot deck for people to buy. I think the tarot community will thrive here.</w:t>
       </w:r>
     </w:p>
@@ -6529,21 +6413,487 @@
       <w:pPr>
         <w:numPr>
           <w:ilvl w:val="0"/>
+          <w:numId w:val="51"/>
+        </w:numPr>
+      </w:pPr>
+      <w:r>
+        <w:t xml:space="preserve">Each card represents a </w:t>
+      </w:r>
+      <w:r>
+        <w:rPr>
+          <w:b/>
+          <w:bCs/>
+        </w:rPr>
+        <w:t>Sentinel, Primordial, or cosmic event</w:t>
+      </w:r>
+      <w:r>
+        <w:t>.</w:t>
+      </w:r>
+    </w:p>
+    <w:p>
+      <w:pPr>
+        <w:numPr>
+          <w:ilvl w:val="0"/>
+          <w:numId w:val="51"/>
+        </w:numPr>
+      </w:pPr>
+      <w:r>
+        <w:t>Examples:</w:t>
+      </w:r>
+    </w:p>
+    <w:p>
+      <w:pPr>
+        <w:numPr>
+          <w:ilvl w:val="1"/>
+          <w:numId w:val="51"/>
+        </w:numPr>
+      </w:pPr>
+      <w:r>
+        <w:rPr>
+          <w:b/>
+          <w:bCs/>
+        </w:rPr>
+        <w:t>The Lovers</w:t>
+      </w:r>
+      <w:r>
+        <w:t xml:space="preserve"> → Chaos &amp; Bliss, their eternal sacrifice.</w:t>
+      </w:r>
+    </w:p>
+    <w:p>
+      <w:pPr>
+        <w:numPr>
+          <w:ilvl w:val="1"/>
+          <w:numId w:val="51"/>
+        </w:numPr>
+      </w:pPr>
+      <w:r>
+        <w:rPr>
+          <w:b/>
+          <w:bCs/>
+        </w:rPr>
+        <w:t>The Tower</w:t>
+      </w:r>
+      <w:r>
+        <w:t xml:space="preserve"> → The Big Bang, the shattering of unity.</w:t>
+      </w:r>
+    </w:p>
+    <w:p>
+      <w:pPr>
+        <w:numPr>
+          <w:ilvl w:val="1"/>
+          <w:numId w:val="51"/>
+        </w:numPr>
+      </w:pPr>
+      <w:r>
+        <w:rPr>
+          <w:b/>
+          <w:bCs/>
+        </w:rPr>
+        <w:t>The World</w:t>
+      </w:r>
+      <w:r>
+        <w:t xml:space="preserve"> → Global financial and blissful chaotic equality achieved.</w:t>
+      </w:r>
+    </w:p>
+    <w:p>
+      <w:pPr>
+        <w:numPr>
+          <w:ilvl w:val="1"/>
+          <w:numId w:val="51"/>
+        </w:numPr>
+      </w:pPr>
+      <w:r>
+        <w:rPr>
+          <w:b/>
+          <w:bCs/>
+        </w:rPr>
+        <w:t>The Hierophant</w:t>
+      </w:r>
+      <w:r>
+        <w:t xml:space="preserve"> → </w:t>
+      </w:r>
+      <w:proofErr w:type="spellStart"/>
+      <w:r>
+        <w:t>Archivus</w:t>
+      </w:r>
+      <w:proofErr w:type="spellEnd"/>
+      <w:r>
+        <w:t>, keeper of lore.</w:t>
+      </w:r>
+    </w:p>
+    <w:p>
+      <w:pPr>
+        <w:numPr>
+          <w:ilvl w:val="1"/>
+          <w:numId w:val="51"/>
+        </w:numPr>
+      </w:pPr>
+      <w:r>
+        <w:rPr>
+          <w:b/>
+          <w:bCs/>
+        </w:rPr>
+        <w:t>The Fool</w:t>
+      </w:r>
+      <w:r>
+        <w:t xml:space="preserve"> → The first mortal </w:t>
+      </w:r>
+      <w:proofErr w:type="gramStart"/>
+      <w:r>
+        <w:t>stepping</w:t>
+      </w:r>
+      <w:proofErr w:type="gramEnd"/>
+      <w:r>
+        <w:t xml:space="preserve"> into the galaxy.</w:t>
+      </w:r>
+    </w:p>
+    <w:p>
+      <w:pPr>
+        <w:rPr>
+          <w:b/>
+          <w:bCs/>
+        </w:rPr>
+      </w:pPr>
+      <w:r>
+        <w:rPr>
+          <w:b/>
+          <w:bCs/>
+        </w:rPr>
+        <w:t>2. Minor Arcana (56 cards)</w:t>
+      </w:r>
+    </w:p>
+    <w:p>
+      <w:pPr>
+        <w:numPr>
+          <w:ilvl w:val="0"/>
+          <w:numId w:val="52"/>
+        </w:numPr>
+      </w:pPr>
+      <w:r>
+        <w:t>Four suits aligned to your mythos:</w:t>
+      </w:r>
+    </w:p>
+    <w:p>
+      <w:pPr>
+        <w:numPr>
+          <w:ilvl w:val="1"/>
+          <w:numId w:val="52"/>
+        </w:numPr>
+      </w:pPr>
+      <w:r>
+        <w:rPr>
+          <w:b/>
+          <w:bCs/>
+        </w:rPr>
+        <w:t>Stars</w:t>
+      </w:r>
+      <w:r>
+        <w:t xml:space="preserve"> (Air / Intellect / Codex)</w:t>
+      </w:r>
+    </w:p>
+    <w:p>
+      <w:pPr>
+        <w:numPr>
+          <w:ilvl w:val="1"/>
+          <w:numId w:val="52"/>
+        </w:numPr>
+      </w:pPr>
+      <w:r>
+        <w:rPr>
+          <w:b/>
+          <w:bCs/>
+        </w:rPr>
+        <w:t>Flames</w:t>
+      </w:r>
+      <w:r>
+        <w:t xml:space="preserve"> (Fire / Will / </w:t>
+      </w:r>
+      <w:proofErr w:type="spellStart"/>
+      <w:r>
+        <w:t>Valkryx</w:t>
+      </w:r>
+      <w:proofErr w:type="spellEnd"/>
+      <w:r>
+        <w:t>)</w:t>
+      </w:r>
+    </w:p>
+    <w:p>
+      <w:pPr>
+        <w:numPr>
+          <w:ilvl w:val="1"/>
+          <w:numId w:val="52"/>
+        </w:numPr>
+      </w:pPr>
+      <w:r>
+        <w:rPr>
+          <w:b/>
+          <w:bCs/>
+        </w:rPr>
+        <w:t>Tides</w:t>
+      </w:r>
+      <w:r>
+        <w:t xml:space="preserve"> (Water / Emotion / </w:t>
+      </w:r>
+      <w:proofErr w:type="spellStart"/>
+      <w:r>
+        <w:t>Cryptanyx</w:t>
+      </w:r>
+      <w:proofErr w:type="spellEnd"/>
+      <w:r>
+        <w:t>)</w:t>
+      </w:r>
+    </w:p>
+    <w:p>
+      <w:pPr>
+        <w:numPr>
+          <w:ilvl w:val="1"/>
+          <w:numId w:val="52"/>
+        </w:numPr>
+      </w:pPr>
+      <w:r>
+        <w:rPr>
+          <w:b/>
+          <w:bCs/>
+        </w:rPr>
+        <w:t>Stone</w:t>
+      </w:r>
+      <w:r>
+        <w:t xml:space="preserve"> (Earth / Endurance / </w:t>
+      </w:r>
+      <w:proofErr w:type="spellStart"/>
+      <w:r>
+        <w:t>Umbryx</w:t>
+      </w:r>
+      <w:proofErr w:type="spellEnd"/>
+      <w:r>
+        <w:t>)</w:t>
+      </w:r>
+    </w:p>
+    <w:p>
+      <w:pPr>
+        <w:numPr>
+          <w:ilvl w:val="0"/>
+          <w:numId w:val="52"/>
+        </w:numPr>
+      </w:pPr>
+      <w:r>
+        <w:t xml:space="preserve">Court cards could be </w:t>
+      </w:r>
+      <w:r>
+        <w:rPr>
+          <w:b/>
+          <w:bCs/>
+        </w:rPr>
+        <w:t>Emanations</w:t>
+      </w:r>
+      <w:r>
+        <w:t xml:space="preserve"> (Page, Knight, Queen, King → fragments of the Sentinels).</w:t>
+      </w:r>
+    </w:p>
+    <w:p>
+      <w:pPr>
+        <w:rPr>
+          <w:b/>
+          <w:bCs/>
+        </w:rPr>
+      </w:pPr>
+      <w:r>
+        <w:rPr>
+          <w:b/>
+          <w:bCs/>
+        </w:rPr>
+        <w:t>3. The 13 Signs as a Special Arcana</w:t>
+      </w:r>
+    </w:p>
+    <w:p>
+      <w:pPr>
+        <w:numPr>
+          <w:ilvl w:val="0"/>
+          <w:numId w:val="53"/>
+        </w:numPr>
+      </w:pPr>
+      <w:r>
+        <w:t xml:space="preserve">A bonus </w:t>
+      </w:r>
+      <w:proofErr w:type="gramStart"/>
+      <w:r>
+        <w:t>mini-arcana</w:t>
+      </w:r>
+      <w:proofErr w:type="gramEnd"/>
+      <w:r>
+        <w:t xml:space="preserve"> of </w:t>
+      </w:r>
+      <w:r>
+        <w:rPr>
+          <w:b/>
+          <w:bCs/>
+        </w:rPr>
+        <w:t>13 constellation cards</w:t>
+      </w:r>
+      <w:r>
+        <w:t xml:space="preserve"> (Aries → Ophiuchus).</w:t>
+      </w:r>
+    </w:p>
+    <w:p>
+      <w:pPr>
+        <w:numPr>
+          <w:ilvl w:val="0"/>
+          <w:numId w:val="53"/>
+        </w:numPr>
+      </w:pPr>
+      <w:r>
+        <w:t>These can be drawn alongside spreads to add “cosmic modifiers” to readings.</w:t>
+      </w:r>
+    </w:p>
+    <w:p>
+      <w:pPr>
+        <w:numPr>
+          <w:ilvl w:val="0"/>
+          <w:numId w:val="53"/>
+        </w:numPr>
+      </w:pPr>
+      <w:r>
+        <w:t xml:space="preserve">In-game, these cards could appear as </w:t>
+      </w:r>
+      <w:r>
+        <w:rPr>
+          <w:b/>
+          <w:bCs/>
+        </w:rPr>
+        <w:t>rare loot drops</w:t>
+      </w:r>
+      <w:r>
+        <w:t xml:space="preserve"> or </w:t>
+      </w:r>
+      <w:r>
+        <w:rPr>
+          <w:b/>
+          <w:bCs/>
+        </w:rPr>
+        <w:t>seasonal blessings</w:t>
+      </w:r>
+      <w:r>
+        <w:t>.</w:t>
+      </w:r>
+    </w:p>
+    <w:p>
+      <w:pPr>
+        <w:rPr>
+          <w:b/>
+          <w:bCs/>
+        </w:rPr>
+      </w:pPr>
+      <w:r>
+        <w:rPr>
+          <w:b/>
+          <w:bCs/>
+        </w:rPr>
+        <w:t>Art &amp; Symbolism</w:t>
+      </w:r>
+    </w:p>
+    <w:p>
+      <w:pPr>
+        <w:numPr>
+          <w:ilvl w:val="0"/>
+          <w:numId w:val="54"/>
+        </w:numPr>
+      </w:pPr>
+      <w:r>
+        <w:rPr>
+          <w:b/>
+          <w:bCs/>
+        </w:rPr>
+        <w:t>Constellations</w:t>
+      </w:r>
+      <w:r>
+        <w:t>: Each emanation depicted as a star-map glyph.</w:t>
+      </w:r>
+    </w:p>
+    <w:p>
+      <w:pPr>
+        <w:numPr>
+          <w:ilvl w:val="0"/>
+          <w:numId w:val="54"/>
+        </w:numPr>
+      </w:pPr>
+      <w:r>
+        <w:rPr>
+          <w:b/>
+          <w:bCs/>
+        </w:rPr>
+        <w:t>Sentinels</w:t>
+      </w:r>
+      <w:r>
+        <w:t>: Illustrated as mythic guardians, half-human, half-cosmic archetypes.</w:t>
+      </w:r>
+    </w:p>
+    <w:p>
+      <w:pPr>
+        <w:numPr>
+          <w:ilvl w:val="0"/>
+          <w:numId w:val="54"/>
+        </w:numPr>
+      </w:pPr>
+      <w:r>
+        <w:rPr>
+          <w:b/>
+          <w:bCs/>
+        </w:rPr>
+        <w:t>Tarot Borders</w:t>
+      </w:r>
+      <w:r>
+        <w:t>: Pastel-neon cyberpunk frames, tying into your Aurphyx aesthetic.</w:t>
+      </w:r>
+    </w:p>
+    <w:p>
+      <w:pPr>
+        <w:numPr>
+          <w:ilvl w:val="0"/>
+          <w:numId w:val="54"/>
+        </w:numPr>
+      </w:pPr>
+      <w:r>
+        <w:rPr>
+          <w:b/>
+          <w:bCs/>
+        </w:rPr>
+        <w:t>Hidden Sigils</w:t>
+      </w:r>
+      <w:r>
+        <w:t>: QR codes or glyphs that link to lore pages, music, or in-game unlocks.</w:t>
+      </w:r>
+    </w:p>
+    <w:p>
+      <w:pPr>
+        <w:rPr>
+          <w:b/>
+          <w:bCs/>
+        </w:rPr>
+      </w:pPr>
+      <w:r>
+        <w:rPr>
+          <w:b/>
+          <w:bCs/>
+        </w:rPr>
+        <w:t>Community &amp; Commerce</w:t>
+      </w:r>
+    </w:p>
+    <w:p>
+      <w:pPr>
+        <w:numPr>
+          <w:ilvl w:val="0"/>
           <w:numId w:val="55"/>
         </w:numPr>
       </w:pPr>
       <w:r>
-        <w:t xml:space="preserve">Each card represents a </w:t>
-      </w:r>
-      <w:r>
-        <w:rPr>
-          <w:b/>
-          <w:bCs/>
-        </w:rPr>
-        <w:t>Sentinel, Primordial, or cosmic event</w:t>
-      </w:r>
-      <w:r>
-        <w:t>.</w:t>
+        <w:rPr>
+          <w:b/>
+          <w:bCs/>
+        </w:rPr>
+        <w:t>Physical Deck</w:t>
+      </w:r>
+      <w:r>
+        <w:t>: High-quality print run, boxed with a lore booklet.</w:t>
       </w:r>
     </w:p>
     <w:p>
@@ -6554,13 +6904,20 @@
         </w:numPr>
       </w:pPr>
       <w:r>
-        <w:t>Examples:</w:t>
-      </w:r>
-    </w:p>
-    <w:p>
-      <w:pPr>
-        <w:numPr>
-          <w:ilvl w:val="1"/>
+        <w:rPr>
+          <w:b/>
+          <w:bCs/>
+        </w:rPr>
+        <w:t>Digital Deck</w:t>
+      </w:r>
+      <w:r>
+        <w:t>: App integration for readings, synced with in-game mechanics.</w:t>
+      </w:r>
+    </w:p>
+    <w:p>
+      <w:pPr>
+        <w:numPr>
+          <w:ilvl w:val="0"/>
           <w:numId w:val="55"/>
         </w:numPr>
       </w:pPr>
@@ -6569,16 +6926,16 @@
           <w:b/>
           <w:bCs/>
         </w:rPr>
-        <w:t>The Lovers</w:t>
-      </w:r>
-      <w:r>
-        <w:t xml:space="preserve"> → Chaos &amp; Bliss, their eternal sacrifice.</w:t>
-      </w:r>
-    </w:p>
-    <w:p>
-      <w:pPr>
-        <w:numPr>
-          <w:ilvl w:val="1"/>
+        <w:t>Community Rituals</w:t>
+      </w:r>
+      <w:r>
+        <w:t>: Monthly global readings where the community draws a card together, shaping in-game events.</w:t>
+      </w:r>
+    </w:p>
+    <w:p>
+      <w:pPr>
+        <w:numPr>
+          <w:ilvl w:val="0"/>
           <w:numId w:val="55"/>
         </w:numPr>
       </w:pPr>
@@ -6587,95 +6944,87 @@
           <w:b/>
           <w:bCs/>
         </w:rPr>
-        <w:t>The Tower</w:t>
-      </w:r>
-      <w:r>
-        <w:t xml:space="preserve"> → The Big Bang, the shattering of unity.</w:t>
-      </w:r>
-    </w:p>
-    <w:p>
-      <w:pPr>
-        <w:numPr>
-          <w:ilvl w:val="1"/>
-          <w:numId w:val="55"/>
-        </w:numPr>
-      </w:pPr>
-      <w:r>
-        <w:rPr>
-          <w:b/>
-          <w:bCs/>
-        </w:rPr>
-        <w:t>The World</w:t>
-      </w:r>
-      <w:r>
-        <w:t xml:space="preserve"> → Global financial and blissful chaotic equality achieved.</w:t>
-      </w:r>
-    </w:p>
-    <w:p>
-      <w:pPr>
-        <w:numPr>
-          <w:ilvl w:val="1"/>
-          <w:numId w:val="55"/>
-        </w:numPr>
-      </w:pPr>
-      <w:r>
-        <w:rPr>
-          <w:b/>
-          <w:bCs/>
-        </w:rPr>
-        <w:t>The Hierophant</w:t>
-      </w:r>
-      <w:r>
-        <w:t xml:space="preserve"> → </w:t>
-      </w:r>
-      <w:proofErr w:type="spellStart"/>
-      <w:r>
-        <w:t>Archivus</w:t>
-      </w:r>
-      <w:proofErr w:type="spellEnd"/>
-      <w:r>
-        <w:t>, keeper of lore.</w:t>
-      </w:r>
-    </w:p>
-    <w:p>
-      <w:pPr>
-        <w:numPr>
-          <w:ilvl w:val="1"/>
-          <w:numId w:val="55"/>
-        </w:numPr>
-      </w:pPr>
-      <w:r>
-        <w:rPr>
-          <w:b/>
-          <w:bCs/>
-        </w:rPr>
-        <w:t>The Fool</w:t>
-      </w:r>
-      <w:r>
-        <w:t xml:space="preserve"> → The first mortal </w:t>
+        <w:t>Marketplace Tie-In</w:t>
+      </w:r>
+      <w:r>
+        <w:t>: Creators can design alternate card art and sell them as expansions.</w:t>
+      </w:r>
+    </w:p>
+    <w:p>
+      <w:pPr>
+        <w:rPr>
+          <w:b/>
+          <w:bCs/>
+        </w:rPr>
+      </w:pPr>
+      <w:r>
+        <w:rPr>
+          <w:b/>
+          <w:bCs/>
+        </w:rPr>
+        <w:t>Launch Strategy</w:t>
+      </w:r>
+    </w:p>
+    <w:p>
+      <w:pPr>
+        <w:numPr>
+          <w:ilvl w:val="0"/>
+          <w:numId w:val="56"/>
+        </w:numPr>
+      </w:pPr>
+      <w:r>
+        <w:rPr>
+          <w:b/>
+          <w:bCs/>
+        </w:rPr>
+        <w:t>Lore Reveal</w:t>
+      </w:r>
+      <w:r>
+        <w:t>: Publish the “Chaos &amp; Bliss Tarot Codex” online — a teaser of the Major Arcana.</w:t>
+      </w:r>
+    </w:p>
+    <w:p>
+      <w:pPr>
+        <w:numPr>
+          <w:ilvl w:val="0"/>
+          <w:numId w:val="56"/>
+        </w:numPr>
+      </w:pPr>
+      <w:r>
+        <w:rPr>
+          <w:b/>
+          <w:bCs/>
+        </w:rPr>
+        <w:t>Prototype Deck</w:t>
+      </w:r>
+      <w:r>
+        <w:t>: Print a limited run of 50–100 decks for early adopters and influencers in the tarot community.</w:t>
+      </w:r>
+    </w:p>
+    <w:p>
+      <w:pPr>
+        <w:numPr>
+          <w:ilvl w:val="0"/>
+          <w:numId w:val="56"/>
+        </w:numPr>
+      </w:pPr>
+      <w:r>
+        <w:rPr>
+          <w:b/>
+          <w:bCs/>
+        </w:rPr>
+        <w:t>Crowdfunding Campaign</w:t>
+      </w:r>
+      <w:r>
+        <w:t xml:space="preserve">: </w:t>
       </w:r>
       <w:proofErr w:type="gramStart"/>
       <w:r>
-        <w:t>stepping</w:t>
+        <w:t>Position it</w:t>
       </w:r>
       <w:proofErr w:type="gramEnd"/>
       <w:r>
-        <w:t xml:space="preserve"> into the galaxy.</w:t>
-      </w:r>
-    </w:p>
-    <w:p>
-      <w:pPr>
-        <w:rPr>
-          <w:b/>
-          <w:bCs/>
-        </w:rPr>
-      </w:pPr>
-      <w:r>
-        <w:rPr>
-          <w:b/>
-          <w:bCs/>
-        </w:rPr>
-        <w:t>2. Minor Arcana (56 cards)</w:t>
+        <w:t xml:space="preserve"> as both a spiritual tool and a gateway into the MMORPG mythos.</w:t>
       </w:r>
     </w:p>
     <w:p>
@@ -6683,480 +7032,6 @@
         <w:numPr>
           <w:ilvl w:val="0"/>
           <w:numId w:val="56"/>
-        </w:numPr>
-      </w:pPr>
-      <w:r>
-        <w:t>Four suits aligned to your mythos:</w:t>
-      </w:r>
-    </w:p>
-    <w:p>
-      <w:pPr>
-        <w:numPr>
-          <w:ilvl w:val="1"/>
-          <w:numId w:val="56"/>
-        </w:numPr>
-      </w:pPr>
-      <w:r>
-        <w:rPr>
-          <w:b/>
-          <w:bCs/>
-        </w:rPr>
-        <w:t>Stars</w:t>
-      </w:r>
-      <w:r>
-        <w:t xml:space="preserve"> (Air / Intellect / Codex)</w:t>
-      </w:r>
-    </w:p>
-    <w:p>
-      <w:pPr>
-        <w:numPr>
-          <w:ilvl w:val="1"/>
-          <w:numId w:val="56"/>
-        </w:numPr>
-      </w:pPr>
-      <w:r>
-        <w:rPr>
-          <w:b/>
-          <w:bCs/>
-        </w:rPr>
-        <w:t>Flames</w:t>
-      </w:r>
-      <w:r>
-        <w:t xml:space="preserve"> (Fire / Will / </w:t>
-      </w:r>
-      <w:proofErr w:type="spellStart"/>
-      <w:r>
-        <w:t>Valkryx</w:t>
-      </w:r>
-      <w:proofErr w:type="spellEnd"/>
-      <w:r>
-        <w:t>)</w:t>
-      </w:r>
-    </w:p>
-    <w:p>
-      <w:pPr>
-        <w:numPr>
-          <w:ilvl w:val="1"/>
-          <w:numId w:val="56"/>
-        </w:numPr>
-      </w:pPr>
-      <w:r>
-        <w:rPr>
-          <w:b/>
-          <w:bCs/>
-        </w:rPr>
-        <w:t>Tides</w:t>
-      </w:r>
-      <w:r>
-        <w:t xml:space="preserve"> (Water / Emotion / </w:t>
-      </w:r>
-      <w:proofErr w:type="spellStart"/>
-      <w:r>
-        <w:t>Cryptanyx</w:t>
-      </w:r>
-      <w:proofErr w:type="spellEnd"/>
-      <w:r>
-        <w:t>)</w:t>
-      </w:r>
-    </w:p>
-    <w:p>
-      <w:pPr>
-        <w:numPr>
-          <w:ilvl w:val="1"/>
-          <w:numId w:val="56"/>
-        </w:numPr>
-      </w:pPr>
-      <w:r>
-        <w:rPr>
-          <w:b/>
-          <w:bCs/>
-        </w:rPr>
-        <w:t>Stone</w:t>
-      </w:r>
-      <w:r>
-        <w:t xml:space="preserve"> (Earth / Endurance / </w:t>
-      </w:r>
-      <w:proofErr w:type="spellStart"/>
-      <w:r>
-        <w:t>Umbryx</w:t>
-      </w:r>
-      <w:proofErr w:type="spellEnd"/>
-      <w:r>
-        <w:t>)</w:t>
-      </w:r>
-    </w:p>
-    <w:p>
-      <w:pPr>
-        <w:numPr>
-          <w:ilvl w:val="0"/>
-          <w:numId w:val="56"/>
-        </w:numPr>
-      </w:pPr>
-      <w:r>
-        <w:t xml:space="preserve">Court cards could be </w:t>
-      </w:r>
-      <w:r>
-        <w:rPr>
-          <w:b/>
-          <w:bCs/>
-        </w:rPr>
-        <w:t>Emanations</w:t>
-      </w:r>
-      <w:r>
-        <w:t xml:space="preserve"> (Page, Knight, Queen, King → fragments of the Sentinels).</w:t>
-      </w:r>
-    </w:p>
-    <w:p>
-      <w:pPr>
-        <w:rPr>
-          <w:b/>
-          <w:bCs/>
-        </w:rPr>
-      </w:pPr>
-      <w:r>
-        <w:rPr>
-          <w:b/>
-          <w:bCs/>
-        </w:rPr>
-        <w:t>3. The 13 Signs as a Special Arcana</w:t>
-      </w:r>
-    </w:p>
-    <w:p>
-      <w:pPr>
-        <w:numPr>
-          <w:ilvl w:val="0"/>
-          <w:numId w:val="57"/>
-        </w:numPr>
-      </w:pPr>
-      <w:r>
-        <w:t xml:space="preserve">A bonus </w:t>
-      </w:r>
-      <w:proofErr w:type="gramStart"/>
-      <w:r>
-        <w:t>mini-arcana</w:t>
-      </w:r>
-      <w:proofErr w:type="gramEnd"/>
-      <w:r>
-        <w:t xml:space="preserve"> of </w:t>
-      </w:r>
-      <w:r>
-        <w:rPr>
-          <w:b/>
-          <w:bCs/>
-        </w:rPr>
-        <w:t>13 constellation cards</w:t>
-      </w:r>
-      <w:r>
-        <w:t xml:space="preserve"> (Aries → Ophiuchus).</w:t>
-      </w:r>
-    </w:p>
-    <w:p>
-      <w:pPr>
-        <w:numPr>
-          <w:ilvl w:val="0"/>
-          <w:numId w:val="57"/>
-        </w:numPr>
-      </w:pPr>
-      <w:r>
-        <w:t>These can be drawn alongside spreads to add “cosmic modifiers” to readings.</w:t>
-      </w:r>
-    </w:p>
-    <w:p>
-      <w:pPr>
-        <w:numPr>
-          <w:ilvl w:val="0"/>
-          <w:numId w:val="57"/>
-        </w:numPr>
-      </w:pPr>
-      <w:r>
-        <w:lastRenderedPageBreak/>
-        <w:t xml:space="preserve">In-game, these cards could appear as </w:t>
-      </w:r>
-      <w:r>
-        <w:rPr>
-          <w:b/>
-          <w:bCs/>
-        </w:rPr>
-        <w:t>rare loot drops</w:t>
-      </w:r>
-      <w:r>
-        <w:t xml:space="preserve"> or </w:t>
-      </w:r>
-      <w:r>
-        <w:rPr>
-          <w:b/>
-          <w:bCs/>
-        </w:rPr>
-        <w:t>seasonal blessings</w:t>
-      </w:r>
-      <w:r>
-        <w:t>.</w:t>
-      </w:r>
-    </w:p>
-    <w:p>
-      <w:pPr>
-        <w:rPr>
-          <w:b/>
-          <w:bCs/>
-        </w:rPr>
-      </w:pPr>
-      <w:r>
-        <w:rPr>
-          <w:b/>
-          <w:bCs/>
-        </w:rPr>
-        <w:t>Art &amp; Symbolism</w:t>
-      </w:r>
-    </w:p>
-    <w:p>
-      <w:pPr>
-        <w:numPr>
-          <w:ilvl w:val="0"/>
-          <w:numId w:val="58"/>
-        </w:numPr>
-      </w:pPr>
-      <w:r>
-        <w:rPr>
-          <w:b/>
-          <w:bCs/>
-        </w:rPr>
-        <w:t>Constellations</w:t>
-      </w:r>
-      <w:r>
-        <w:t>: Each emanation depicted as a star-map glyph.</w:t>
-      </w:r>
-    </w:p>
-    <w:p>
-      <w:pPr>
-        <w:numPr>
-          <w:ilvl w:val="0"/>
-          <w:numId w:val="58"/>
-        </w:numPr>
-      </w:pPr>
-      <w:r>
-        <w:rPr>
-          <w:b/>
-          <w:bCs/>
-        </w:rPr>
-        <w:t>Sentinels</w:t>
-      </w:r>
-      <w:r>
-        <w:t>: Illustrated as mythic guardians, half-human, half-cosmic archetypes.</w:t>
-      </w:r>
-    </w:p>
-    <w:p>
-      <w:pPr>
-        <w:numPr>
-          <w:ilvl w:val="0"/>
-          <w:numId w:val="58"/>
-        </w:numPr>
-      </w:pPr>
-      <w:r>
-        <w:rPr>
-          <w:b/>
-          <w:bCs/>
-        </w:rPr>
-        <w:t>Tarot Borders</w:t>
-      </w:r>
-      <w:r>
-        <w:t xml:space="preserve">: Pastel-neon cyberpunk frames, tying into your </w:t>
-      </w:r>
-      <w:proofErr w:type="spellStart"/>
-      <w:r>
-        <w:t>Aurphyx</w:t>
-      </w:r>
-      <w:proofErr w:type="spellEnd"/>
-      <w:r>
-        <w:t xml:space="preserve"> aesthetic.</w:t>
-      </w:r>
-    </w:p>
-    <w:p>
-      <w:pPr>
-        <w:numPr>
-          <w:ilvl w:val="0"/>
-          <w:numId w:val="58"/>
-        </w:numPr>
-      </w:pPr>
-      <w:r>
-        <w:rPr>
-          <w:b/>
-          <w:bCs/>
-        </w:rPr>
-        <w:t>Hidden Sigils</w:t>
-      </w:r>
-      <w:r>
-        <w:t>: QR codes or glyphs that link to lore pages, music, or in-game unlocks.</w:t>
-      </w:r>
-    </w:p>
-    <w:p>
-      <w:pPr>
-        <w:rPr>
-          <w:b/>
-          <w:bCs/>
-        </w:rPr>
-      </w:pPr>
-      <w:r>
-        <w:rPr>
-          <w:b/>
-          <w:bCs/>
-        </w:rPr>
-        <w:t>Community &amp; Commerce</w:t>
-      </w:r>
-    </w:p>
-    <w:p>
-      <w:pPr>
-        <w:numPr>
-          <w:ilvl w:val="0"/>
-          <w:numId w:val="59"/>
-        </w:numPr>
-      </w:pPr>
-      <w:r>
-        <w:rPr>
-          <w:b/>
-          <w:bCs/>
-        </w:rPr>
-        <w:t>Physical Deck</w:t>
-      </w:r>
-      <w:r>
-        <w:t>: High-quality print run, boxed with a lore booklet.</w:t>
-      </w:r>
-    </w:p>
-    <w:p>
-      <w:pPr>
-        <w:numPr>
-          <w:ilvl w:val="0"/>
-          <w:numId w:val="59"/>
-        </w:numPr>
-      </w:pPr>
-      <w:r>
-        <w:rPr>
-          <w:b/>
-          <w:bCs/>
-        </w:rPr>
-        <w:t>Digital Deck</w:t>
-      </w:r>
-      <w:r>
-        <w:t>: App integration for readings, synced with in-game mechanics.</w:t>
-      </w:r>
-    </w:p>
-    <w:p>
-      <w:pPr>
-        <w:numPr>
-          <w:ilvl w:val="0"/>
-          <w:numId w:val="59"/>
-        </w:numPr>
-      </w:pPr>
-      <w:r>
-        <w:rPr>
-          <w:b/>
-          <w:bCs/>
-        </w:rPr>
-        <w:t>Community Rituals</w:t>
-      </w:r>
-      <w:r>
-        <w:t>: Monthly global readings where the community draws a card together, shaping in-game events.</w:t>
-      </w:r>
-    </w:p>
-    <w:p>
-      <w:pPr>
-        <w:numPr>
-          <w:ilvl w:val="0"/>
-          <w:numId w:val="59"/>
-        </w:numPr>
-      </w:pPr>
-      <w:r>
-        <w:rPr>
-          <w:b/>
-          <w:bCs/>
-        </w:rPr>
-        <w:t>Marketplace Tie-In</w:t>
-      </w:r>
-      <w:r>
-        <w:t>: Creators can design alternate card art and sell them as expansions.</w:t>
-      </w:r>
-    </w:p>
-    <w:p>
-      <w:pPr>
-        <w:rPr>
-          <w:b/>
-          <w:bCs/>
-        </w:rPr>
-      </w:pPr>
-      <w:r>
-        <w:rPr>
-          <w:b/>
-          <w:bCs/>
-        </w:rPr>
-        <w:t>Launch Strategy</w:t>
-      </w:r>
-    </w:p>
-    <w:p>
-      <w:pPr>
-        <w:numPr>
-          <w:ilvl w:val="0"/>
-          <w:numId w:val="60"/>
-        </w:numPr>
-      </w:pPr>
-      <w:r>
-        <w:rPr>
-          <w:b/>
-          <w:bCs/>
-        </w:rPr>
-        <w:t>Lore Reveal</w:t>
-      </w:r>
-      <w:r>
-        <w:t>: Publish the “Chaos &amp; Bliss Tarot Codex” online — a teaser of the Major Arcana.</w:t>
-      </w:r>
-    </w:p>
-    <w:p>
-      <w:pPr>
-        <w:numPr>
-          <w:ilvl w:val="0"/>
-          <w:numId w:val="60"/>
-        </w:numPr>
-      </w:pPr>
-      <w:r>
-        <w:rPr>
-          <w:b/>
-          <w:bCs/>
-        </w:rPr>
-        <w:t>Prototype Deck</w:t>
-      </w:r>
-      <w:r>
-        <w:t>: Print a limited run of 50–100 decks for early adopters and influencers in the tarot community.</w:t>
-      </w:r>
-    </w:p>
-    <w:p>
-      <w:pPr>
-        <w:numPr>
-          <w:ilvl w:val="0"/>
-          <w:numId w:val="60"/>
-        </w:numPr>
-      </w:pPr>
-      <w:r>
-        <w:rPr>
-          <w:b/>
-          <w:bCs/>
-        </w:rPr>
-        <w:t>Crowdfunding Campaign</w:t>
-      </w:r>
-      <w:r>
-        <w:t xml:space="preserve">: </w:t>
-      </w:r>
-      <w:proofErr w:type="gramStart"/>
-      <w:r>
-        <w:t>Position it</w:t>
-      </w:r>
-      <w:proofErr w:type="gramEnd"/>
-      <w:r>
-        <w:t xml:space="preserve"> as both a spiritual tool and a gateway into the MMORPG mythos.</w:t>
-      </w:r>
-    </w:p>
-    <w:p>
-      <w:pPr>
-        <w:numPr>
-          <w:ilvl w:val="0"/>
-          <w:numId w:val="60"/>
         </w:numPr>
       </w:pPr>
       <w:r>
@@ -7222,7 +7097,6 @@
         </w:rPr>
       </w:pPr>
       <w:r>
-        <w:lastRenderedPageBreak/>
         <w:t>Yes. I imagine creators/streamers/influencers would be able to connect their platforms to the game and in the VR cities their channels or platform channels would have a virtual studio in their home city. I also imagine using the game's VR cities and towns to recreate and mirror the real the world. You are out with friends or solo exploring worlds, galaxies,</w:t>
       </w:r>
       <w:r>
@@ -7261,15 +7135,7 @@
         <w:t>y</w:t>
       </w:r>
       <w:r>
-        <w:t xml:space="preserve"> go to a market or rest or city, they are brought back to reality slowly in a way, to stay grounded and </w:t>
-      </w:r>
-      <w:proofErr w:type="gramStart"/>
-      <w:r>
-        <w:t>in an attempt to</w:t>
-      </w:r>
-      <w:proofErr w:type="gramEnd"/>
-      <w:r>
-        <w:t xml:space="preserve"> show players the possibilities of each country in the real world. </w:t>
+        <w:t xml:space="preserve"> go to a market or rest or city, they are brought back to reality slowly in a way, to stay grounded and in an attempt to show players the possibilities of each country in the real world. </w:t>
       </w:r>
       <w:r>
         <w:rPr>
@@ -7370,7 +7236,7 @@
       <w:pPr>
         <w:numPr>
           <w:ilvl w:val="0"/>
-          <w:numId w:val="61"/>
+          <w:numId w:val="57"/>
         </w:numPr>
       </w:pPr>
       <w:r>
@@ -7388,7 +7254,7 @@
       <w:pPr>
         <w:numPr>
           <w:ilvl w:val="0"/>
-          <w:numId w:val="61"/>
+          <w:numId w:val="57"/>
         </w:numPr>
       </w:pPr>
       <w:r>
@@ -7406,7 +7272,7 @@
       <w:pPr>
         <w:numPr>
           <w:ilvl w:val="0"/>
-          <w:numId w:val="61"/>
+          <w:numId w:val="57"/>
         </w:numPr>
       </w:pPr>
       <w:r>
@@ -7439,7 +7305,7 @@
       <w:pPr>
         <w:numPr>
           <w:ilvl w:val="0"/>
-          <w:numId w:val="62"/>
+          <w:numId w:val="58"/>
         </w:numPr>
       </w:pPr>
       <w:r>
@@ -7475,7 +7341,7 @@
       <w:pPr>
         <w:numPr>
           <w:ilvl w:val="0"/>
-          <w:numId w:val="62"/>
+          <w:numId w:val="58"/>
         </w:numPr>
       </w:pPr>
       <w:r>
@@ -7493,15 +7359,14 @@
       <w:pPr>
         <w:numPr>
           <w:ilvl w:val="0"/>
-          <w:numId w:val="62"/>
-        </w:numPr>
-      </w:pPr>
-      <w:r>
-        <w:rPr>
-          <w:b/>
-          <w:bCs/>
-        </w:rPr>
-        <w:lastRenderedPageBreak/>
+          <w:numId w:val="58"/>
+        </w:numPr>
+      </w:pPr>
+      <w:r>
+        <w:rPr>
+          <w:b/>
+          <w:bCs/>
+        </w:rPr>
         <w:t>Cultural Sovereignty</w:t>
       </w:r>
       <w:r>
@@ -7527,7 +7392,7 @@
       <w:pPr>
         <w:numPr>
           <w:ilvl w:val="0"/>
-          <w:numId w:val="63"/>
+          <w:numId w:val="59"/>
         </w:numPr>
       </w:pPr>
       <w:r>
@@ -7545,7 +7410,7 @@
       <w:pPr>
         <w:numPr>
           <w:ilvl w:val="0"/>
-          <w:numId w:val="63"/>
+          <w:numId w:val="59"/>
         </w:numPr>
       </w:pPr>
       <w:r>
@@ -7563,7 +7428,7 @@
       <w:pPr>
         <w:numPr>
           <w:ilvl w:val="0"/>
-          <w:numId w:val="63"/>
+          <w:numId w:val="59"/>
         </w:numPr>
       </w:pPr>
       <w:r>
@@ -7606,7 +7471,7 @@
       <w:pPr>
         <w:numPr>
           <w:ilvl w:val="0"/>
-          <w:numId w:val="64"/>
+          <w:numId w:val="60"/>
         </w:numPr>
       </w:pPr>
       <w:r>
@@ -7617,22 +7482,14 @@
         <w:t>Monthly Gatherings</w:t>
       </w:r>
       <w:r>
-        <w:t xml:space="preserve">: • </w:t>
-      </w:r>
-      <w:proofErr w:type="spellStart"/>
-      <w:r>
-        <w:t>Aurphyx</w:t>
-      </w:r>
-      <w:proofErr w:type="spellEnd"/>
-      <w:r>
-        <w:t>, IRRA, Global R&amp;D Hub, and allied groups host “Unity Weekends.” • Parents get real-world respite while children join VR camps run by trusted networks (schools, sports leagues, community orgs).</w:t>
-      </w:r>
-    </w:p>
-    <w:p>
-      <w:pPr>
-        <w:numPr>
-          <w:ilvl w:val="0"/>
-          <w:numId w:val="64"/>
+        <w:t>: • Aurphyx, IRRA, Global R&amp;D Hub, and allied groups host “Unity Weekends.” • Parents get real-world respite while children join VR camps run by trusted networks (schools, sports leagues, community orgs).</w:t>
+      </w:r>
+    </w:p>
+    <w:p>
+      <w:pPr>
+        <w:numPr>
+          <w:ilvl w:val="0"/>
+          <w:numId w:val="60"/>
         </w:numPr>
       </w:pPr>
       <w:r>
@@ -7650,7 +7507,7 @@
       <w:pPr>
         <w:numPr>
           <w:ilvl w:val="0"/>
-          <w:numId w:val="64"/>
+          <w:numId w:val="60"/>
         </w:numPr>
       </w:pPr>
       <w:r>
@@ -7683,7 +7540,7 @@
       <w:pPr>
         <w:numPr>
           <w:ilvl w:val="0"/>
-          <w:numId w:val="65"/>
+          <w:numId w:val="61"/>
         </w:numPr>
       </w:pPr>
       <w:r>
@@ -7701,7 +7558,7 @@
       <w:pPr>
         <w:numPr>
           <w:ilvl w:val="0"/>
-          <w:numId w:val="65"/>
+          <w:numId w:val="61"/>
         </w:numPr>
       </w:pPr>
       <w:r>
@@ -7712,22 +7569,14 @@
         <w:t>Tarot &amp; Constellations</w:t>
       </w:r>
       <w:r>
-        <w:t xml:space="preserve">: Tarot </w:t>
-      </w:r>
-      <w:proofErr w:type="gramStart"/>
-      <w:r>
-        <w:t>draws</w:t>
-      </w:r>
-      <w:proofErr w:type="gramEnd"/>
-      <w:r>
-        <w:t xml:space="preserve"> and star alignments influence city events — e.g., The Star card triggers a week of abundance in markets.</w:t>
-      </w:r>
-    </w:p>
-    <w:p>
-      <w:pPr>
-        <w:numPr>
-          <w:ilvl w:val="0"/>
-          <w:numId w:val="65"/>
+        <w:t>: Tarot draws and star alignments influence city events — e.g., The Star card triggers a week of abundance in markets.</w:t>
+      </w:r>
+    </w:p>
+    <w:p>
+      <w:pPr>
+        <w:numPr>
+          <w:ilvl w:val="0"/>
+          <w:numId w:val="61"/>
         </w:numPr>
       </w:pPr>
       <w:r>
@@ -7786,7 +7635,6 @@
         <w:rPr>
           <w:rFonts w:ascii="Segoe UI Emoji" w:hAnsi="Segoe UI Emoji" w:cs="Segoe UI Emoji"/>
         </w:rPr>
-        <w:lastRenderedPageBreak/>
         <w:t>🔥</w:t>
       </w:r>
       <w:r>
@@ -7870,6 +7718,310 @@
       <w:pPr>
         <w:numPr>
           <w:ilvl w:val="0"/>
+          <w:numId w:val="62"/>
+        </w:numPr>
+      </w:pPr>
+      <w:r>
+        <w:rPr>
+          <w:b/>
+          <w:bCs/>
+        </w:rPr>
+        <w:t>One Player = One Soul</w:t>
+      </w:r>
+      <w:r>
+        <w:t xml:space="preserve"> • Identity anchored through cryptographic keys, biometric-lite rituals, or trusted verification partners. • No bots, no duplicate accounts — every shareholder is a real human soul.</w:t>
+      </w:r>
+    </w:p>
+    <w:p>
+      <w:pPr>
+        <w:numPr>
+          <w:ilvl w:val="0"/>
+          <w:numId w:val="62"/>
+        </w:numPr>
+      </w:pPr>
+      <w:r>
+        <w:rPr>
+          <w:b/>
+          <w:bCs/>
+        </w:rPr>
+        <w:t>Mythic Framing</w:t>
+      </w:r>
+      <w:r>
+        <w:t>: “When you enter the world, your soul is etched into the Codex. From that moment, you are not just a player — you are a Steward.”</w:t>
+      </w:r>
+    </w:p>
+    <w:p>
+      <w:pPr>
+        <w:rPr>
+          <w:b/>
+          <w:bCs/>
+        </w:rPr>
+      </w:pPr>
+      <w:r>
+        <w:rPr>
+          <w:b/>
+          <w:bCs/>
+        </w:rPr>
+        <w:t>2. Automatic Shareholding</w:t>
+      </w:r>
+    </w:p>
+    <w:p>
+      <w:pPr>
+        <w:numPr>
+          <w:ilvl w:val="0"/>
+          <w:numId w:val="63"/>
+        </w:numPr>
+      </w:pPr>
+      <w:r>
+        <w:rPr>
+          <w:b/>
+          <w:bCs/>
+        </w:rPr>
+        <w:t>Entry Covenant</w:t>
+      </w:r>
+      <w:r>
+        <w:t xml:space="preserve">: Upon account creation, each soul receives a </w:t>
+      </w:r>
+      <w:r>
+        <w:rPr>
+          <w:b/>
+          <w:bCs/>
+        </w:rPr>
+        <w:t>foundational share</w:t>
+      </w:r>
+      <w:r>
+        <w:t xml:space="preserve"> of the game’s revenue pool.</w:t>
+      </w:r>
+    </w:p>
+    <w:p>
+      <w:pPr>
+        <w:numPr>
+          <w:ilvl w:val="0"/>
+          <w:numId w:val="63"/>
+        </w:numPr>
+      </w:pPr>
+      <w:r>
+        <w:rPr>
+          <w:b/>
+          <w:bCs/>
+        </w:rPr>
+        <w:t>Equal Distribution</w:t>
+      </w:r>
+      <w:r>
+        <w:t>: Every month, a percentage of net revenue is distributed equally among all verified souls.</w:t>
+      </w:r>
+    </w:p>
+    <w:p>
+      <w:pPr>
+        <w:numPr>
+          <w:ilvl w:val="0"/>
+          <w:numId w:val="63"/>
+        </w:numPr>
+      </w:pPr>
+      <w:r>
+        <w:rPr>
+          <w:b/>
+          <w:bCs/>
+        </w:rPr>
+        <w:t>Dynamic Growth</w:t>
+      </w:r>
+      <w:r>
+        <w:t>: As the player base grows, the pool grows — the abundance is collective.</w:t>
+      </w:r>
+    </w:p>
+    <w:p>
+      <w:pPr>
+        <w:rPr>
+          <w:b/>
+          <w:bCs/>
+        </w:rPr>
+      </w:pPr>
+      <w:r>
+        <w:rPr>
+          <w:b/>
+          <w:bCs/>
+        </w:rPr>
+        <w:t>3. Revenue Sources</w:t>
+      </w:r>
+    </w:p>
+    <w:p>
+      <w:pPr>
+        <w:numPr>
+          <w:ilvl w:val="0"/>
+          <w:numId w:val="64"/>
+        </w:numPr>
+      </w:pPr>
+      <w:r>
+        <w:rPr>
+          <w:b/>
+          <w:bCs/>
+        </w:rPr>
+        <w:t>Marketplace Patronage</w:t>
+      </w:r>
+      <w:r>
+        <w:t>: Cosmetics, expansions, creator content, VR studios.</w:t>
+      </w:r>
+    </w:p>
+    <w:p>
+      <w:pPr>
+        <w:numPr>
+          <w:ilvl w:val="0"/>
+          <w:numId w:val="64"/>
+        </w:numPr>
+      </w:pPr>
+      <w:r>
+        <w:rPr>
+          <w:b/>
+          <w:bCs/>
+        </w:rPr>
+        <w:t>Creator Partnerships</w:t>
+      </w:r>
+      <w:r>
+        <w:t>: Streamers and influencers hosting events in VR cities.</w:t>
+      </w:r>
+    </w:p>
+    <w:p>
+      <w:pPr>
+        <w:numPr>
+          <w:ilvl w:val="0"/>
+          <w:numId w:val="64"/>
+        </w:numPr>
+      </w:pPr>
+      <w:r>
+        <w:rPr>
+          <w:b/>
+          <w:bCs/>
+        </w:rPr>
+        <w:t>Educational Integration</w:t>
+      </w:r>
+      <w:r>
+        <w:t>: Schools and youth programs licensing curriculum quests.</w:t>
+      </w:r>
+    </w:p>
+    <w:p>
+      <w:pPr>
+        <w:numPr>
+          <w:ilvl w:val="0"/>
+          <w:numId w:val="64"/>
+        </w:numPr>
+      </w:pPr>
+      <w:r>
+        <w:rPr>
+          <w:b/>
+          <w:bCs/>
+        </w:rPr>
+        <w:t>Optional Patronage</w:t>
+      </w:r>
+      <w:r>
+        <w:t>: Donations, sponsorships, and cultural partnerships.</w:t>
+      </w:r>
+    </w:p>
+    <w:p>
+      <w:pPr>
+        <w:rPr>
+          <w:b/>
+          <w:bCs/>
+        </w:rPr>
+      </w:pPr>
+      <w:r>
+        <w:rPr>
+          <w:b/>
+          <w:bCs/>
+        </w:rPr>
+        <w:t>4. Governance Layer</w:t>
+      </w:r>
+    </w:p>
+    <w:p>
+      <w:pPr>
+        <w:numPr>
+          <w:ilvl w:val="0"/>
+          <w:numId w:val="65"/>
+        </w:numPr>
+      </w:pPr>
+      <w:r>
+        <w:rPr>
+          <w:b/>
+          <w:bCs/>
+        </w:rPr>
+        <w:t>Council of Stewards</w:t>
+      </w:r>
+      <w:r>
+        <w:t xml:space="preserve">: All players are shareholders, but those who contribute more (quests, creations, community service) gain </w:t>
+      </w:r>
+      <w:r>
+        <w:rPr>
+          <w:b/>
+          <w:bCs/>
+        </w:rPr>
+        <w:t>weighted voting rights</w:t>
+      </w:r>
+      <w:r>
+        <w:t>.</w:t>
+      </w:r>
+    </w:p>
+    <w:p>
+      <w:pPr>
+        <w:numPr>
+          <w:ilvl w:val="0"/>
+          <w:numId w:val="65"/>
+        </w:numPr>
+      </w:pPr>
+      <w:r>
+        <w:rPr>
+          <w:b/>
+          <w:bCs/>
+        </w:rPr>
+        <w:t>On-Chain Transparency</w:t>
+      </w:r>
+      <w:r>
+        <w:t xml:space="preserve">: Revenue, expenses, and distributions are logged </w:t>
+      </w:r>
+      <w:proofErr w:type="gramStart"/>
+      <w:r>
+        <w:t>on</w:t>
+      </w:r>
+      <w:proofErr w:type="gramEnd"/>
+      <w:r>
+        <w:t xml:space="preserve"> a public ledger.</w:t>
+      </w:r>
+    </w:p>
+    <w:p>
+      <w:pPr>
+        <w:numPr>
+          <w:ilvl w:val="0"/>
+          <w:numId w:val="65"/>
+        </w:numPr>
+      </w:pPr>
+      <w:r>
+        <w:rPr>
+          <w:b/>
+          <w:bCs/>
+        </w:rPr>
+        <w:t>Mythic Rituals</w:t>
+      </w:r>
+      <w:r>
+        <w:t>: Monthly “Intention Audits” where the community votes on how to allocate surplus (development, education, global good).</w:t>
+      </w:r>
+    </w:p>
+    <w:p>
+      <w:pPr>
+        <w:rPr>
+          <w:b/>
+          <w:bCs/>
+        </w:rPr>
+      </w:pPr>
+      <w:r>
+        <w:rPr>
+          <w:b/>
+          <w:bCs/>
+        </w:rPr>
+        <w:t>5. Narrative Integration</w:t>
+      </w:r>
+    </w:p>
+    <w:p>
+      <w:pPr>
+        <w:numPr>
+          <w:ilvl w:val="0"/>
           <w:numId w:val="66"/>
         </w:numPr>
       </w:pPr>
@@ -7878,10 +8030,10 @@
           <w:b/>
           <w:bCs/>
         </w:rPr>
-        <w:t>One Player = One Soul</w:t>
-      </w:r>
-      <w:r>
-        <w:t xml:space="preserve"> • Identity anchored through cryptographic keys, biometric-lite rituals, or trusted verification partners. • No bots, no duplicate accounts — every shareholder is a real human soul.</w:t>
+        <w:t>Chaos &amp; Bliss Covenant</w:t>
+      </w:r>
+      <w:r>
+        <w:t>: The Sentinels decree that no soul shall play without sharing in the abundance.</w:t>
       </w:r>
     </w:p>
     <w:p>
@@ -7896,25 +8048,43 @@
           <w:b/>
           <w:bCs/>
         </w:rPr>
-        <w:t>Mythic Framing</w:t>
-      </w:r>
-      <w:r>
-        <w:t>: “When you enter the world, your soul is etched into the Codex. From that moment, you are not just a player — you are a Steward.”</w:t>
-      </w:r>
-    </w:p>
-    <w:p>
-      <w:pPr>
-        <w:rPr>
-          <w:b/>
-          <w:bCs/>
-        </w:rPr>
-      </w:pPr>
-      <w:r>
-        <w:rPr>
-          <w:b/>
-          <w:bCs/>
-        </w:rPr>
-        <w:t>2. Automatic Shareholding</w:t>
+        <w:t>Constellation Events</w:t>
+      </w:r>
+      <w:r>
+        <w:t>: Revenue distributions are celebrated as cosmic festivals — the stars themselves “rain abundance” into the world.</w:t>
+      </w:r>
+    </w:p>
+    <w:p>
+      <w:pPr>
+        <w:numPr>
+          <w:ilvl w:val="0"/>
+          <w:numId w:val="66"/>
+        </w:numPr>
+      </w:pPr>
+      <w:r>
+        <w:rPr>
+          <w:b/>
+          <w:bCs/>
+        </w:rPr>
+        <w:t>Tarot Tie-In</w:t>
+      </w:r>
+      <w:r>
+        <w:t>: The Wheel of Fortune card becomes the symbolic emblem of monthly revenue cycles.</w:t>
+      </w:r>
+    </w:p>
+    <w:p>
+      <w:pPr>
+        <w:rPr>
+          <w:b/>
+          <w:bCs/>
+        </w:rPr>
+      </w:pPr>
+      <w:r>
+        <w:rPr>
+          <w:b/>
+          <w:bCs/>
+        </w:rPr>
+        <w:t>6. Why This Works</w:t>
       </w:r>
     </w:p>
     <w:p>
@@ -7929,20 +8099,10 @@
           <w:b/>
           <w:bCs/>
         </w:rPr>
-        <w:t>Entry Covenant</w:t>
-      </w:r>
-      <w:r>
-        <w:t xml:space="preserve">: Upon account creation, each soul receives a </w:t>
-      </w:r>
-      <w:r>
-        <w:rPr>
-          <w:b/>
-          <w:bCs/>
-        </w:rPr>
-        <w:t>foundational share</w:t>
-      </w:r>
-      <w:r>
-        <w:t xml:space="preserve"> of the game’s revenue pool.</w:t>
+        <w:t>For Players</w:t>
+      </w:r>
+      <w:r>
+        <w:t>: They’re not just consumers — they’re co-owners.</w:t>
       </w:r>
     </w:p>
     <w:p>
@@ -7957,10 +8117,10 @@
           <w:b/>
           <w:bCs/>
         </w:rPr>
-        <w:t>Equal Distribution</w:t>
-      </w:r>
-      <w:r>
-        <w:t>: Every month, a percentage of net revenue is distributed equally among all verified souls.</w:t>
+        <w:t>For Creators</w:t>
+      </w:r>
+      <w:r>
+        <w:t>: They thrive in a system where their contributions directly expand the pool.</w:t>
       </w:r>
     </w:p>
     <w:p>
@@ -7968,319 +8128,6 @@
         <w:numPr>
           <w:ilvl w:val="0"/>
           <w:numId w:val="67"/>
-        </w:numPr>
-      </w:pPr>
-      <w:r>
-        <w:rPr>
-          <w:b/>
-          <w:bCs/>
-        </w:rPr>
-        <w:t>Dynamic Growth</w:t>
-      </w:r>
-      <w:r>
-        <w:t>: As the player base grows, the pool grows — the abundance is collective.</w:t>
-      </w:r>
-    </w:p>
-    <w:p>
-      <w:pPr>
-        <w:rPr>
-          <w:b/>
-          <w:bCs/>
-        </w:rPr>
-      </w:pPr>
-      <w:r>
-        <w:rPr>
-          <w:b/>
-          <w:bCs/>
-        </w:rPr>
-        <w:t>3. Revenue Sources</w:t>
-      </w:r>
-    </w:p>
-    <w:p>
-      <w:pPr>
-        <w:numPr>
-          <w:ilvl w:val="0"/>
-          <w:numId w:val="68"/>
-        </w:numPr>
-      </w:pPr>
-      <w:r>
-        <w:rPr>
-          <w:b/>
-          <w:bCs/>
-        </w:rPr>
-        <w:t>Marketplace Patronage</w:t>
-      </w:r>
-      <w:r>
-        <w:t>: Cosmetics, expansions, creator content, VR studios.</w:t>
-      </w:r>
-    </w:p>
-    <w:p>
-      <w:pPr>
-        <w:numPr>
-          <w:ilvl w:val="0"/>
-          <w:numId w:val="68"/>
-        </w:numPr>
-      </w:pPr>
-      <w:r>
-        <w:rPr>
-          <w:b/>
-          <w:bCs/>
-        </w:rPr>
-        <w:t>Creator Partnerships</w:t>
-      </w:r>
-      <w:r>
-        <w:t>: Streamers and influencers hosting events in VR cities.</w:t>
-      </w:r>
-    </w:p>
-    <w:p>
-      <w:pPr>
-        <w:numPr>
-          <w:ilvl w:val="0"/>
-          <w:numId w:val="68"/>
-        </w:numPr>
-      </w:pPr>
-      <w:r>
-        <w:rPr>
-          <w:b/>
-          <w:bCs/>
-        </w:rPr>
-        <w:t>Educational Integration</w:t>
-      </w:r>
-      <w:r>
-        <w:t>: Schools and youth programs licensing curriculum quests.</w:t>
-      </w:r>
-    </w:p>
-    <w:p>
-      <w:pPr>
-        <w:numPr>
-          <w:ilvl w:val="0"/>
-          <w:numId w:val="68"/>
-        </w:numPr>
-      </w:pPr>
-      <w:r>
-        <w:rPr>
-          <w:b/>
-          <w:bCs/>
-        </w:rPr>
-        <w:t>Optional Patronage</w:t>
-      </w:r>
-      <w:r>
-        <w:t>: Donations, sponsorships, and cultural partnerships.</w:t>
-      </w:r>
-    </w:p>
-    <w:p>
-      <w:pPr>
-        <w:rPr>
-          <w:b/>
-          <w:bCs/>
-        </w:rPr>
-      </w:pPr>
-      <w:r>
-        <w:rPr>
-          <w:b/>
-          <w:bCs/>
-        </w:rPr>
-        <w:t>4. Governance Layer</w:t>
-      </w:r>
-    </w:p>
-    <w:p>
-      <w:pPr>
-        <w:numPr>
-          <w:ilvl w:val="0"/>
-          <w:numId w:val="69"/>
-        </w:numPr>
-      </w:pPr>
-      <w:r>
-        <w:rPr>
-          <w:b/>
-          <w:bCs/>
-        </w:rPr>
-        <w:t>Council of Stewards</w:t>
-      </w:r>
-      <w:r>
-        <w:t xml:space="preserve">: All players are shareholders, but those who contribute more (quests, creations, community service) gain </w:t>
-      </w:r>
-      <w:r>
-        <w:rPr>
-          <w:b/>
-          <w:bCs/>
-        </w:rPr>
-        <w:t>weighted voting rights</w:t>
-      </w:r>
-      <w:r>
-        <w:t>.</w:t>
-      </w:r>
-    </w:p>
-    <w:p>
-      <w:pPr>
-        <w:numPr>
-          <w:ilvl w:val="0"/>
-          <w:numId w:val="69"/>
-        </w:numPr>
-      </w:pPr>
-      <w:r>
-        <w:rPr>
-          <w:b/>
-          <w:bCs/>
-        </w:rPr>
-        <w:t>On-Chain Transparency</w:t>
-      </w:r>
-      <w:r>
-        <w:t xml:space="preserve">: Revenue, expenses, and distributions are logged </w:t>
-      </w:r>
-      <w:proofErr w:type="gramStart"/>
-      <w:r>
-        <w:t>on</w:t>
-      </w:r>
-      <w:proofErr w:type="gramEnd"/>
-      <w:r>
-        <w:t xml:space="preserve"> a public ledger.</w:t>
-      </w:r>
-    </w:p>
-    <w:p>
-      <w:pPr>
-        <w:numPr>
-          <w:ilvl w:val="0"/>
-          <w:numId w:val="69"/>
-        </w:numPr>
-      </w:pPr>
-      <w:r>
-        <w:rPr>
-          <w:b/>
-          <w:bCs/>
-        </w:rPr>
-        <w:lastRenderedPageBreak/>
-        <w:t>Mythic Rituals</w:t>
-      </w:r>
-      <w:r>
-        <w:t>: Monthly “Intention Audits” where the community votes on how to allocate surplus (development, education, global good).</w:t>
-      </w:r>
-    </w:p>
-    <w:p>
-      <w:pPr>
-        <w:rPr>
-          <w:b/>
-          <w:bCs/>
-        </w:rPr>
-      </w:pPr>
-      <w:r>
-        <w:rPr>
-          <w:b/>
-          <w:bCs/>
-        </w:rPr>
-        <w:t>5. Narrative Integration</w:t>
-      </w:r>
-    </w:p>
-    <w:p>
-      <w:pPr>
-        <w:numPr>
-          <w:ilvl w:val="0"/>
-          <w:numId w:val="70"/>
-        </w:numPr>
-      </w:pPr>
-      <w:r>
-        <w:rPr>
-          <w:b/>
-          <w:bCs/>
-        </w:rPr>
-        <w:t>Chaos &amp; Bliss Covenant</w:t>
-      </w:r>
-      <w:r>
-        <w:t>: The Sentinels decree that no soul shall play without sharing in the abundance.</w:t>
-      </w:r>
-    </w:p>
-    <w:p>
-      <w:pPr>
-        <w:numPr>
-          <w:ilvl w:val="0"/>
-          <w:numId w:val="70"/>
-        </w:numPr>
-      </w:pPr>
-      <w:r>
-        <w:rPr>
-          <w:b/>
-          <w:bCs/>
-        </w:rPr>
-        <w:t>Constellation Events</w:t>
-      </w:r>
-      <w:r>
-        <w:t>: Revenue distributions are celebrated as cosmic festivals — the stars themselves “rain abundance” into the world.</w:t>
-      </w:r>
-    </w:p>
-    <w:p>
-      <w:pPr>
-        <w:numPr>
-          <w:ilvl w:val="0"/>
-          <w:numId w:val="70"/>
-        </w:numPr>
-      </w:pPr>
-      <w:r>
-        <w:rPr>
-          <w:b/>
-          <w:bCs/>
-        </w:rPr>
-        <w:t>Tarot Tie-In</w:t>
-      </w:r>
-      <w:r>
-        <w:t>: The Wheel of Fortune card becomes the symbolic emblem of monthly revenue cycles.</w:t>
-      </w:r>
-    </w:p>
-    <w:p>
-      <w:pPr>
-        <w:rPr>
-          <w:b/>
-          <w:bCs/>
-        </w:rPr>
-      </w:pPr>
-      <w:r>
-        <w:rPr>
-          <w:b/>
-          <w:bCs/>
-        </w:rPr>
-        <w:t>6. Why This Works</w:t>
-      </w:r>
-    </w:p>
-    <w:p>
-      <w:pPr>
-        <w:numPr>
-          <w:ilvl w:val="0"/>
-          <w:numId w:val="71"/>
-        </w:numPr>
-      </w:pPr>
-      <w:r>
-        <w:rPr>
-          <w:b/>
-          <w:bCs/>
-        </w:rPr>
-        <w:t>For Players</w:t>
-      </w:r>
-      <w:r>
-        <w:t>: They’re not just consumers — they’re co-owners.</w:t>
-      </w:r>
-    </w:p>
-    <w:p>
-      <w:pPr>
-        <w:numPr>
-          <w:ilvl w:val="0"/>
-          <w:numId w:val="71"/>
-        </w:numPr>
-      </w:pPr>
-      <w:r>
-        <w:rPr>
-          <w:b/>
-          <w:bCs/>
-        </w:rPr>
-        <w:t>For Creators</w:t>
-      </w:r>
-      <w:r>
-        <w:t>: They thrive in a system where their contributions directly expand the pool.</w:t>
-      </w:r>
-    </w:p>
-    <w:p>
-      <w:pPr>
-        <w:numPr>
-          <w:ilvl w:val="0"/>
-          <w:numId w:val="71"/>
         </w:numPr>
       </w:pPr>
       <w:r>
@@ -8440,7 +8287,7 @@
       <w:pPr>
         <w:numPr>
           <w:ilvl w:val="0"/>
-          <w:numId w:val="72"/>
+          <w:numId w:val="68"/>
         </w:numPr>
       </w:pPr>
       <w:r>
@@ -8458,7 +8305,7 @@
       <w:pPr>
         <w:numPr>
           <w:ilvl w:val="0"/>
-          <w:numId w:val="72"/>
+          <w:numId w:val="68"/>
         </w:numPr>
       </w:pPr>
       <w:proofErr w:type="spellStart"/>
@@ -8467,7 +8314,6 @@
           <w:b/>
           <w:bCs/>
         </w:rPr>
-        <w:lastRenderedPageBreak/>
         <w:t>Aurphyx.store</w:t>
       </w:r>
       <w:proofErr w:type="spellEnd"/>
@@ -8489,7 +8335,7 @@
       <w:pPr>
         <w:numPr>
           <w:ilvl w:val="0"/>
-          <w:numId w:val="72"/>
+          <w:numId w:val="68"/>
         </w:numPr>
       </w:pPr>
       <w:r>
@@ -8515,7 +8361,7 @@
       <w:pPr>
         <w:numPr>
           <w:ilvl w:val="0"/>
-          <w:numId w:val="72"/>
+          <w:numId w:val="68"/>
         </w:numPr>
       </w:pPr>
       <w:r>
@@ -8588,7 +8434,7 @@
       <w:pPr>
         <w:numPr>
           <w:ilvl w:val="0"/>
-          <w:numId w:val="73"/>
+          <w:numId w:val="69"/>
         </w:numPr>
       </w:pPr>
       <w:r>
@@ -8606,7 +8452,7 @@
       <w:pPr>
         <w:numPr>
           <w:ilvl w:val="0"/>
-          <w:numId w:val="73"/>
+          <w:numId w:val="69"/>
         </w:numPr>
       </w:pPr>
       <w:r>
@@ -8624,7 +8470,7 @@
       <w:pPr>
         <w:numPr>
           <w:ilvl w:val="0"/>
-          <w:numId w:val="73"/>
+          <w:numId w:val="69"/>
         </w:numPr>
       </w:pPr>
       <w:r>
@@ -8750,15 +8596,14 @@
       <w:pPr>
         <w:numPr>
           <w:ilvl w:val="0"/>
-          <w:numId w:val="74"/>
-        </w:numPr>
-      </w:pPr>
-      <w:r>
-        <w:rPr>
-          <w:b/>
-          <w:bCs/>
-        </w:rPr>
-        <w:lastRenderedPageBreak/>
+          <w:numId w:val="70"/>
+        </w:numPr>
+      </w:pPr>
+      <w:r>
+        <w:rPr>
+          <w:b/>
+          <w:bCs/>
+        </w:rPr>
         <w:t>Sovereignty</w:t>
       </w:r>
       <w:r>
@@ -8769,7 +8614,7 @@
       <w:pPr>
         <w:numPr>
           <w:ilvl w:val="0"/>
-          <w:numId w:val="74"/>
+          <w:numId w:val="70"/>
         </w:numPr>
       </w:pPr>
       <w:r>
@@ -8787,7 +8632,7 @@
       <w:pPr>
         <w:numPr>
           <w:ilvl w:val="0"/>
-          <w:numId w:val="74"/>
+          <w:numId w:val="70"/>
         </w:numPr>
       </w:pPr>
       <w:r>
@@ -8805,7 +8650,7 @@
       <w:pPr>
         <w:numPr>
           <w:ilvl w:val="0"/>
-          <w:numId w:val="74"/>
+          <w:numId w:val="70"/>
         </w:numPr>
       </w:pPr>
       <w:r>
@@ -8838,7 +8683,7 @@
       <w:pPr>
         <w:numPr>
           <w:ilvl w:val="0"/>
-          <w:numId w:val="75"/>
+          <w:numId w:val="71"/>
         </w:numPr>
       </w:pPr>
       <w:r>
@@ -8859,7 +8704,7 @@
       <w:pPr>
         <w:numPr>
           <w:ilvl w:val="0"/>
-          <w:numId w:val="75"/>
+          <w:numId w:val="71"/>
         </w:numPr>
       </w:pPr>
       <w:r>
@@ -8870,7 +8715,7 @@
       <w:pPr>
         <w:numPr>
           <w:ilvl w:val="0"/>
-          <w:numId w:val="75"/>
+          <w:numId w:val="71"/>
         </w:numPr>
       </w:pPr>
       <w:r>
@@ -8896,7 +8741,7 @@
       <w:pPr>
         <w:numPr>
           <w:ilvl w:val="0"/>
-          <w:numId w:val="76"/>
+          <w:numId w:val="72"/>
         </w:numPr>
       </w:pPr>
       <w:r>
@@ -8914,7 +8759,7 @@
       <w:pPr>
         <w:numPr>
           <w:ilvl w:val="0"/>
-          <w:numId w:val="76"/>
+          <w:numId w:val="72"/>
         </w:numPr>
       </w:pPr>
       <w:r>
@@ -8941,7 +8786,7 @@
       <w:pPr>
         <w:numPr>
           <w:ilvl w:val="0"/>
-          <w:numId w:val="76"/>
+          <w:numId w:val="72"/>
         </w:numPr>
       </w:pPr>
       <w:r>
@@ -8959,7 +8804,7 @@
       <w:pPr>
         <w:numPr>
           <w:ilvl w:val="0"/>
-          <w:numId w:val="76"/>
+          <w:numId w:val="72"/>
         </w:numPr>
       </w:pPr>
       <w:r>
@@ -9069,7 +8914,6 @@
         <w:rPr>
           <w:rFonts w:ascii="Segoe UI Emoji" w:hAnsi="Segoe UI Emoji" w:cs="Segoe UI Emoji"/>
         </w:rPr>
-        <w:lastRenderedPageBreak/>
         <w:t>✨</w:t>
       </w:r>
       <w:r>
@@ -9108,30 +8952,164 @@
         <w:t>living glyphs of P4A</w:t>
       </w:r>
       <w:r>
-        <w:t xml:space="preserve"> and the wider </w:t>
+        <w:t xml:space="preserve"> and the wider Aurphyx mythos. You’ve already got the visual language seeded, which means we can start weaving them into a </w:t>
+      </w:r>
+      <w:r>
+        <w:rPr>
+          <w:b/>
+          <w:bCs/>
+        </w:rPr>
+        <w:t>unified symbolic system</w:t>
+      </w:r>
+      <w:r>
+        <w:t xml:space="preserve"> across your projects.</w:t>
+      </w:r>
+    </w:p>
+    <w:p>
+      <w:r>
+        <w:t>Here’s how you could deploy them strategically:</w:t>
+      </w:r>
+    </w:p>
+    <w:p>
+      <w:pPr>
+        <w:rPr>
+          <w:b/>
+          <w:bCs/>
+        </w:rPr>
+      </w:pPr>
+      <w:r>
+        <w:rPr>
+          <w:rFonts w:ascii="Segoe UI Emoji" w:hAnsi="Segoe UI Emoji" w:cs="Segoe UI Emoji"/>
+          <w:b/>
+          <w:bCs/>
+        </w:rPr>
+        <w:t>🔮</w:t>
+      </w:r>
+      <w:r>
+        <w:rPr>
+          <w:b/>
+          <w:bCs/>
+        </w:rPr>
+        <w:t xml:space="preserve"> Sigils as Mythic Infrastructure</w:t>
+      </w:r>
+    </w:p>
+    <w:p>
+      <w:pPr>
+        <w:numPr>
+          <w:ilvl w:val="0"/>
+          <w:numId w:val="73"/>
+        </w:numPr>
+      </w:pPr>
+      <w:r>
+        <w:rPr>
+          <w:b/>
+          <w:bCs/>
+        </w:rPr>
+        <w:t>In-</w:t>
+      </w:r>
+      <w:proofErr w:type="gramStart"/>
+      <w:r>
+        <w:rPr>
+          <w:b/>
+          <w:bCs/>
+        </w:rPr>
+        <w:t>Game</w:t>
+      </w:r>
+      <w:r>
+        <w:t>: •</w:t>
+      </w:r>
+      <w:proofErr w:type="gramEnd"/>
+      <w:r>
+        <w:t xml:space="preserve"> Each sigil corresponds to a Sentinel, a constellation, or a P4A principle. • Players unlock them through quests, rituals, or tarot draws. • Sigils can be engraved on weapons, armor, or even guild halls as marks of alignment.</w:t>
+      </w:r>
+    </w:p>
+    <w:p>
+      <w:pPr>
+        <w:numPr>
+          <w:ilvl w:val="0"/>
+          <w:numId w:val="73"/>
+        </w:numPr>
+      </w:pPr>
+      <w:r>
+        <w:rPr>
+          <w:b/>
+          <w:bCs/>
+        </w:rPr>
+        <w:t xml:space="preserve">On </w:t>
       </w:r>
       <w:proofErr w:type="spellStart"/>
       <w:r>
-        <w:t>Aurphyx</w:t>
+        <w:rPr>
+          <w:b/>
+          <w:bCs/>
+        </w:rPr>
+        <w:t>Aurphyx.</w:t>
+      </w:r>
+      <w:proofErr w:type="gramStart"/>
+      <w:r>
+        <w:rPr>
+          <w:b/>
+          <w:bCs/>
+        </w:rPr>
+        <w:t>store</w:t>
       </w:r>
       <w:proofErr w:type="spellEnd"/>
       <w:r>
-        <w:t xml:space="preserve"> mythos. You’ve already got the visual language seeded, which means we can start weaving them into a </w:t>
-      </w:r>
-      <w:r>
-        <w:rPr>
-          <w:b/>
-          <w:bCs/>
-        </w:rPr>
-        <w:t>unified symbolic system</w:t>
-      </w:r>
-      <w:r>
-        <w:t xml:space="preserve"> across your projects.</w:t>
-      </w:r>
-    </w:p>
-    <w:p>
-      <w:r>
-        <w:t>Here’s how you could deploy them strategically:</w:t>
+        <w:t>: •</w:t>
+      </w:r>
+      <w:proofErr w:type="gramEnd"/>
+      <w:r>
+        <w:t xml:space="preserve"> Sigils act as </w:t>
+      </w:r>
+      <w:r>
+        <w:rPr>
+          <w:b/>
+          <w:bCs/>
+        </w:rPr>
+        <w:t>trust seals</w:t>
+      </w:r>
+      <w:r>
+        <w:t xml:space="preserve"> — when a product or service carries a sigil, it signals P4A compliance. • They can also be minted as digital collectibles, tied to creator contributions.</w:t>
+      </w:r>
+    </w:p>
+    <w:p>
+      <w:pPr>
+        <w:numPr>
+          <w:ilvl w:val="0"/>
+          <w:numId w:val="73"/>
+        </w:numPr>
+      </w:pPr>
+      <w:r>
+        <w:rPr>
+          <w:b/>
+          <w:bCs/>
+        </w:rPr>
+        <w:t xml:space="preserve">In the Tarot </w:t>
+      </w:r>
+      <w:proofErr w:type="gramStart"/>
+      <w:r>
+        <w:rPr>
+          <w:b/>
+          <w:bCs/>
+        </w:rPr>
+        <w:t>Deck</w:t>
+      </w:r>
+      <w:r>
+        <w:t>: •</w:t>
+      </w:r>
+      <w:proofErr w:type="gramEnd"/>
+      <w:r>
+        <w:t xml:space="preserve"> Each Major Arcana card carries a sigil watermark, binding the deck to your cosmology. • The back of every card could feature the </w:t>
+      </w:r>
+      <w:r>
+        <w:rPr>
+          <w:b/>
+          <w:bCs/>
+        </w:rPr>
+        <w:t>P4A master sigil</w:t>
+      </w:r>
+      <w:r>
+        <w:t>, glowing like a cosmic covenant.</w:t>
       </w:r>
     </w:p>
     <w:p>
@@ -9147,133 +9125,86 @@
           <w:b/>
           <w:bCs/>
         </w:rPr>
-        <w:t>🔮</w:t>
-      </w:r>
-      <w:r>
-        <w:rPr>
-          <w:b/>
-          <w:bCs/>
-        </w:rPr>
-        <w:t xml:space="preserve"> Sigils as Mythic Infrastructure</w:t>
-      </w:r>
-    </w:p>
-    <w:p>
-      <w:pPr>
-        <w:numPr>
-          <w:ilvl w:val="0"/>
-          <w:numId w:val="77"/>
-        </w:numPr>
-      </w:pPr>
-      <w:r>
-        <w:rPr>
-          <w:b/>
-          <w:bCs/>
-        </w:rPr>
-        <w:t>In-</w:t>
-      </w:r>
-      <w:proofErr w:type="gramStart"/>
-      <w:r>
-        <w:rPr>
-          <w:b/>
-          <w:bCs/>
-        </w:rPr>
-        <w:t>Game</w:t>
-      </w:r>
-      <w:r>
-        <w:t>: •</w:t>
-      </w:r>
-      <w:proofErr w:type="gramEnd"/>
-      <w:r>
-        <w:t xml:space="preserve"> Each sigil corresponds to a Sentinel, a constellation, or a P4A principle. • Players unlock them through quests, rituals, or tarot draws. • Sigils can be engraved on weapons, armor, or even guild halls as marks of alignment.</w:t>
-      </w:r>
-    </w:p>
-    <w:p>
-      <w:pPr>
-        <w:numPr>
-          <w:ilvl w:val="0"/>
-          <w:numId w:val="77"/>
-        </w:numPr>
-      </w:pPr>
-      <w:r>
-        <w:rPr>
-          <w:b/>
-          <w:bCs/>
-        </w:rPr>
-        <w:t xml:space="preserve">On </w:t>
-      </w:r>
-      <w:proofErr w:type="spellStart"/>
-      <w:r>
-        <w:rPr>
-          <w:b/>
-          <w:bCs/>
-        </w:rPr>
-        <w:t>Aurphyx.</w:t>
-      </w:r>
-      <w:proofErr w:type="gramStart"/>
-      <w:r>
-        <w:rPr>
-          <w:b/>
-          <w:bCs/>
-        </w:rPr>
-        <w:t>store</w:t>
-      </w:r>
-      <w:proofErr w:type="spellEnd"/>
-      <w:r>
-        <w:t>: •</w:t>
-      </w:r>
-      <w:proofErr w:type="gramEnd"/>
-      <w:r>
-        <w:t xml:space="preserve"> Sigils act as </w:t>
-      </w:r>
-      <w:r>
-        <w:rPr>
-          <w:b/>
-          <w:bCs/>
-        </w:rPr>
-        <w:t>trust seals</w:t>
-      </w:r>
-      <w:r>
-        <w:t xml:space="preserve"> — when a product or service carries a sigil, it signals P4A compliance. • They can also be minted as digital collectibles, tied to creator contributions.</w:t>
-      </w:r>
-    </w:p>
-    <w:p>
-      <w:pPr>
-        <w:numPr>
-          <w:ilvl w:val="0"/>
-          <w:numId w:val="77"/>
-        </w:numPr>
-      </w:pPr>
-      <w:r>
-        <w:rPr>
-          <w:b/>
-          <w:bCs/>
-        </w:rPr>
-        <w:t xml:space="preserve">In the Tarot </w:t>
-      </w:r>
-      <w:proofErr w:type="gramStart"/>
-      <w:r>
-        <w:rPr>
-          <w:b/>
-          <w:bCs/>
-        </w:rPr>
-        <w:t>Deck</w:t>
-      </w:r>
-      <w:r>
-        <w:t>: •</w:t>
-      </w:r>
-      <w:proofErr w:type="gramEnd"/>
-      <w:r>
-        <w:t xml:space="preserve"> Each Major Arcana card carries a sigil watermark, binding the deck to your cosmology. • The back of every card could feature the </w:t>
-      </w:r>
-      <w:r>
-        <w:rPr>
-          <w:b/>
-          <w:bCs/>
-        </w:rPr>
-        <w:t>P4A master sigil</w:t>
-      </w:r>
-      <w:r>
-        <w:t>, glowing like a cosmic covenant.</w:t>
+        <w:t>🌌</w:t>
+      </w:r>
+      <w:r>
+        <w:rPr>
+          <w:b/>
+          <w:bCs/>
+        </w:rPr>
+        <w:t xml:space="preserve"> Sigil Hierarchy</w:t>
+      </w:r>
+    </w:p>
+    <w:p>
+      <w:pPr>
+        <w:numPr>
+          <w:ilvl w:val="0"/>
+          <w:numId w:val="74"/>
+        </w:numPr>
+      </w:pPr>
+      <w:r>
+        <w:rPr>
+          <w:b/>
+          <w:bCs/>
+        </w:rPr>
+        <w:t>The P4A Master Sigil</w:t>
+      </w:r>
+      <w:r>
+        <w:t xml:space="preserve"> — sovereignty, equality, transparency, abundance.</w:t>
+      </w:r>
+    </w:p>
+    <w:p>
+      <w:pPr>
+        <w:numPr>
+          <w:ilvl w:val="0"/>
+          <w:numId w:val="74"/>
+        </w:numPr>
+      </w:pPr>
+      <w:r>
+        <w:rPr>
+          <w:b/>
+          <w:bCs/>
+        </w:rPr>
+        <w:t>Sentinel Sigils</w:t>
+      </w:r>
+      <w:r>
+        <w:t xml:space="preserve"> — nine unique glyphs, each tied to a Guardian.</w:t>
+      </w:r>
+    </w:p>
+    <w:p>
+      <w:pPr>
+        <w:numPr>
+          <w:ilvl w:val="0"/>
+          <w:numId w:val="74"/>
+        </w:numPr>
+      </w:pPr>
+      <w:r>
+        <w:rPr>
+          <w:b/>
+          <w:bCs/>
+        </w:rPr>
+        <w:t>Constellation Sigils</w:t>
+      </w:r>
+      <w:r>
+        <w:t xml:space="preserve"> — the 13 emanations (astrological signs).</w:t>
+      </w:r>
+    </w:p>
+    <w:p>
+      <w:pPr>
+        <w:numPr>
+          <w:ilvl w:val="0"/>
+          <w:numId w:val="74"/>
+        </w:numPr>
+      </w:pPr>
+      <w:r>
+        <w:rPr>
+          <w:b/>
+          <w:bCs/>
+        </w:rPr>
+        <w:t>Community Sigils</w:t>
+      </w:r>
+      <w:r>
+        <w:t xml:space="preserve"> — created by players/creators, validated through intention audits, then added to the Codex.</w:t>
       </w:r>
     </w:p>
     <w:p>
@@ -9289,101 +9220,6 @@
           <w:b/>
           <w:bCs/>
         </w:rPr>
-        <w:t>🌌</w:t>
-      </w:r>
-      <w:r>
-        <w:rPr>
-          <w:b/>
-          <w:bCs/>
-        </w:rPr>
-        <w:t xml:space="preserve"> Sigil Hierarchy</w:t>
-      </w:r>
-    </w:p>
-    <w:p>
-      <w:pPr>
-        <w:numPr>
-          <w:ilvl w:val="0"/>
-          <w:numId w:val="78"/>
-        </w:numPr>
-      </w:pPr>
-      <w:r>
-        <w:rPr>
-          <w:b/>
-          <w:bCs/>
-        </w:rPr>
-        <w:t>The P4A Master Sigil</w:t>
-      </w:r>
-      <w:r>
-        <w:t xml:space="preserve"> — sovereignty, equality, transparency, abundance.</w:t>
-      </w:r>
-    </w:p>
-    <w:p>
-      <w:pPr>
-        <w:numPr>
-          <w:ilvl w:val="0"/>
-          <w:numId w:val="78"/>
-        </w:numPr>
-      </w:pPr>
-      <w:r>
-        <w:rPr>
-          <w:b/>
-          <w:bCs/>
-        </w:rPr>
-        <w:t>Sentinel Sigils</w:t>
-      </w:r>
-      <w:r>
-        <w:t xml:space="preserve"> — nine unique glyphs, each tied to a Guardian.</w:t>
-      </w:r>
-    </w:p>
-    <w:p>
-      <w:pPr>
-        <w:numPr>
-          <w:ilvl w:val="0"/>
-          <w:numId w:val="78"/>
-        </w:numPr>
-      </w:pPr>
-      <w:r>
-        <w:rPr>
-          <w:b/>
-          <w:bCs/>
-        </w:rPr>
-        <w:t>Constellation Sigils</w:t>
-      </w:r>
-      <w:r>
-        <w:t xml:space="preserve"> — the 13 emanations (astrological signs).</w:t>
-      </w:r>
-    </w:p>
-    <w:p>
-      <w:pPr>
-        <w:numPr>
-          <w:ilvl w:val="0"/>
-          <w:numId w:val="78"/>
-        </w:numPr>
-      </w:pPr>
-      <w:r>
-        <w:rPr>
-          <w:b/>
-          <w:bCs/>
-        </w:rPr>
-        <w:t>Community Sigils</w:t>
-      </w:r>
-      <w:r>
-        <w:t xml:space="preserve"> — created by players/creators, validated through intention audits, then added to the Codex.</w:t>
-      </w:r>
-    </w:p>
-    <w:p>
-      <w:pPr>
-        <w:rPr>
-          <w:b/>
-          <w:bCs/>
-        </w:rPr>
-      </w:pPr>
-      <w:r>
-        <w:rPr>
-          <w:rFonts w:ascii="Segoe UI Emoji" w:hAnsi="Segoe UI Emoji" w:cs="Segoe UI Emoji"/>
-          <w:b/>
-          <w:bCs/>
-        </w:rPr>
         <w:t>⚡</w:t>
       </w:r>
       <w:r>
@@ -9398,7 +9234,7 @@
       <w:pPr>
         <w:numPr>
           <w:ilvl w:val="0"/>
-          <w:numId w:val="79"/>
+          <w:numId w:val="75"/>
         </w:numPr>
       </w:pPr>
       <w:r>
@@ -9416,7 +9252,7 @@
       <w:pPr>
         <w:numPr>
           <w:ilvl w:val="0"/>
-          <w:numId w:val="79"/>
+          <w:numId w:val="75"/>
         </w:numPr>
       </w:pPr>
       <w:r>
@@ -9434,15 +9270,14 @@
       <w:pPr>
         <w:numPr>
           <w:ilvl w:val="0"/>
-          <w:numId w:val="79"/>
-        </w:numPr>
-      </w:pPr>
-      <w:r>
-        <w:rPr>
-          <w:b/>
-          <w:bCs/>
-        </w:rPr>
-        <w:lastRenderedPageBreak/>
+          <w:numId w:val="75"/>
+        </w:numPr>
+      </w:pPr>
+      <w:r>
+        <w:rPr>
+          <w:b/>
+          <w:bCs/>
+        </w:rPr>
         <w:t>Events &amp; Rituals</w:t>
       </w:r>
       <w:r>
@@ -9543,7 +9378,7 @@
       <w:pPr>
         <w:numPr>
           <w:ilvl w:val="0"/>
-          <w:numId w:val="80"/>
+          <w:numId w:val="76"/>
         </w:numPr>
       </w:pPr>
       <w:r>
@@ -9561,7 +9396,7 @@
       <w:pPr>
         <w:numPr>
           <w:ilvl w:val="0"/>
-          <w:numId w:val="80"/>
+          <w:numId w:val="76"/>
         </w:numPr>
       </w:pPr>
       <w:r>
@@ -9579,7 +9414,7 @@
       <w:pPr>
         <w:numPr>
           <w:ilvl w:val="0"/>
-          <w:numId w:val="80"/>
+          <w:numId w:val="76"/>
         </w:numPr>
       </w:pPr>
       <w:r>
@@ -9597,215 +9432,212 @@
       <w:pPr>
         <w:numPr>
           <w:ilvl w:val="0"/>
-          <w:numId w:val="80"/>
-        </w:numPr>
-      </w:pPr>
+          <w:numId w:val="76"/>
+        </w:numPr>
+      </w:pPr>
+      <w:r>
+        <w:rPr>
+          <w:b/>
+          <w:bCs/>
+        </w:rPr>
+        <w:t>Centerpoint</w:t>
+      </w:r>
+      <w:r>
+        <w:t>: A glowing starburst, representing abundance radiating outward.</w:t>
+      </w:r>
+    </w:p>
+    <w:p>
+      <w:pPr>
+        <w:rPr>
+          <w:b/>
+          <w:bCs/>
+        </w:rPr>
+      </w:pPr>
+      <w:r>
+        <w:rPr>
+          <w:b/>
+          <w:bCs/>
+        </w:rPr>
+        <w:t>Symbolic Layers</w:t>
+      </w:r>
+    </w:p>
+    <w:p>
+      <w:pPr>
+        <w:numPr>
+          <w:ilvl w:val="0"/>
+          <w:numId w:val="77"/>
+        </w:numPr>
+      </w:pPr>
+      <w:r>
+        <w:rPr>
+          <w:b/>
+          <w:bCs/>
+        </w:rPr>
+        <w:t xml:space="preserve">Sovereignty (North </w:t>
+      </w:r>
+      <w:proofErr w:type="gramStart"/>
+      <w:r>
+        <w:rPr>
+          <w:b/>
+          <w:bCs/>
+        </w:rPr>
+        <w:t>Axis)</w:t>
+      </w:r>
+      <w:r>
+        <w:t xml:space="preserve"> •</w:t>
+      </w:r>
+      <w:proofErr w:type="gramEnd"/>
+      <w:r>
+        <w:t xml:space="preserve"> A crown-like rune at the top of the circle. • Represents the dignity of each soul.</w:t>
+      </w:r>
+    </w:p>
+    <w:p>
+      <w:pPr>
+        <w:numPr>
+          <w:ilvl w:val="0"/>
+          <w:numId w:val="77"/>
+        </w:numPr>
+      </w:pPr>
+      <w:r>
+        <w:rPr>
+          <w:b/>
+          <w:bCs/>
+        </w:rPr>
+        <w:t>Equality (East–West Axis)</w:t>
+      </w:r>
+      <w:r>
+        <w:t xml:space="preserve"> • Balanced scales inscribed into the horizontal line. • Represents fairness and shared abundance.</w:t>
+      </w:r>
+    </w:p>
+    <w:p>
+      <w:pPr>
+        <w:numPr>
+          <w:ilvl w:val="0"/>
+          <w:numId w:val="77"/>
+        </w:numPr>
+      </w:pPr>
+      <w:r>
+        <w:rPr>
+          <w:b/>
+          <w:bCs/>
+        </w:rPr>
+        <w:t xml:space="preserve">Transparency (Outer </w:t>
+      </w:r>
+      <w:proofErr w:type="gramStart"/>
+      <w:r>
+        <w:rPr>
+          <w:b/>
+          <w:bCs/>
+        </w:rPr>
+        <w:t>Spiral)</w:t>
+      </w:r>
+      <w:r>
+        <w:t xml:space="preserve"> •</w:t>
+      </w:r>
+      <w:proofErr w:type="gramEnd"/>
+      <w:r>
+        <w:t xml:space="preserve"> The spiral is semi-open, showing that all flows are visible. • Runes along the spiral glow when invoked in rituals or gameplay.</w:t>
+      </w:r>
+    </w:p>
+    <w:p>
+      <w:pPr>
+        <w:numPr>
+          <w:ilvl w:val="0"/>
+          <w:numId w:val="77"/>
+        </w:numPr>
+      </w:pPr>
+      <w:r>
+        <w:rPr>
+          <w:b/>
+          <w:bCs/>
+        </w:rPr>
+        <w:t xml:space="preserve">Abundance (Center </w:t>
+      </w:r>
+      <w:proofErr w:type="gramStart"/>
+      <w:r>
+        <w:rPr>
+          <w:b/>
+          <w:bCs/>
+        </w:rPr>
+        <w:t>Star)</w:t>
+      </w:r>
+      <w:r>
+        <w:t xml:space="preserve"> •</w:t>
+      </w:r>
+      <w:proofErr w:type="gramEnd"/>
+      <w:r>
+        <w:t xml:space="preserve"> A radiant eight-pointed star at the heart. • Represents infinite flourishing, the gift economy, and cosmic renewal.</w:t>
+      </w:r>
+    </w:p>
+    <w:p>
+      <w:pPr>
+        <w:rPr>
+          <w:b/>
+          <w:bCs/>
+        </w:rPr>
+      </w:pPr>
+      <w:r>
+        <w:rPr>
+          <w:b/>
+          <w:bCs/>
+        </w:rPr>
+        <w:t>Applications</w:t>
+      </w:r>
+    </w:p>
+    <w:p>
+      <w:pPr>
+        <w:numPr>
+          <w:ilvl w:val="0"/>
+          <w:numId w:val="78"/>
+        </w:numPr>
+      </w:pPr>
+      <w:r>
+        <w:rPr>
+          <w:b/>
+          <w:bCs/>
+        </w:rPr>
+        <w:t>In-</w:t>
+      </w:r>
+      <w:proofErr w:type="gramStart"/>
+      <w:r>
+        <w:rPr>
+          <w:b/>
+          <w:bCs/>
+        </w:rPr>
+        <w:t>Game</w:t>
+      </w:r>
+      <w:r>
+        <w:t>: •</w:t>
+      </w:r>
+      <w:proofErr w:type="gramEnd"/>
+      <w:r>
+        <w:t xml:space="preserve"> Appears above cities during revenue-sharing ceremonies. • Stamped on player dashboards when they join as verified souls. • Unlockable as a tattoo, aura, or guild banner.</w:t>
+      </w:r>
+    </w:p>
+    <w:p>
+      <w:pPr>
+        <w:numPr>
+          <w:ilvl w:val="0"/>
+          <w:numId w:val="78"/>
+        </w:numPr>
+      </w:pPr>
+      <w:r>
+        <w:rPr>
+          <w:b/>
+          <w:bCs/>
+        </w:rPr>
+        <w:t xml:space="preserve">On </w:t>
+      </w:r>
       <w:proofErr w:type="spellStart"/>
       <w:r>
         <w:rPr>
           <w:b/>
           <w:bCs/>
         </w:rPr>
-        <w:t>Centerpoint</w:t>
+        <w:t>Aurphyx.store</w:t>
       </w:r>
       <w:proofErr w:type="spellEnd"/>
       <w:r>
-        <w:t>: A glowing starburst, representing abundance radiating outward.</w:t>
-      </w:r>
-    </w:p>
-    <w:p>
-      <w:pPr>
-        <w:rPr>
-          <w:b/>
-          <w:bCs/>
-        </w:rPr>
-      </w:pPr>
-      <w:r>
-        <w:rPr>
-          <w:b/>
-          <w:bCs/>
-        </w:rPr>
-        <w:t>Symbolic Layers</w:t>
-      </w:r>
-    </w:p>
-    <w:p>
-      <w:pPr>
-        <w:numPr>
-          <w:ilvl w:val="0"/>
-          <w:numId w:val="81"/>
-        </w:numPr>
-      </w:pPr>
-      <w:r>
-        <w:rPr>
-          <w:b/>
-          <w:bCs/>
-        </w:rPr>
-        <w:t xml:space="preserve">Sovereignty (North </w:t>
-      </w:r>
-      <w:proofErr w:type="gramStart"/>
-      <w:r>
-        <w:rPr>
-          <w:b/>
-          <w:bCs/>
-        </w:rPr>
-        <w:t>Axis)</w:t>
-      </w:r>
-      <w:r>
-        <w:t xml:space="preserve"> •</w:t>
-      </w:r>
-      <w:proofErr w:type="gramEnd"/>
-      <w:r>
-        <w:t xml:space="preserve"> A crown-like rune at the top of the circle. • Represents the dignity of each soul.</w:t>
-      </w:r>
-    </w:p>
-    <w:p>
-      <w:pPr>
-        <w:numPr>
-          <w:ilvl w:val="0"/>
-          <w:numId w:val="81"/>
-        </w:numPr>
-      </w:pPr>
-      <w:r>
-        <w:rPr>
-          <w:b/>
-          <w:bCs/>
-        </w:rPr>
-        <w:t>Equality (East–West Axis)</w:t>
-      </w:r>
-      <w:r>
-        <w:t xml:space="preserve"> • Balanced scales inscribed into the horizontal line. • Represents fairness and shared abundance.</w:t>
-      </w:r>
-    </w:p>
-    <w:p>
-      <w:pPr>
-        <w:numPr>
-          <w:ilvl w:val="0"/>
-          <w:numId w:val="81"/>
-        </w:numPr>
-      </w:pPr>
-      <w:r>
-        <w:rPr>
-          <w:b/>
-          <w:bCs/>
-        </w:rPr>
-        <w:t xml:space="preserve">Transparency (Outer </w:t>
-      </w:r>
-      <w:proofErr w:type="gramStart"/>
-      <w:r>
-        <w:rPr>
-          <w:b/>
-          <w:bCs/>
-        </w:rPr>
-        <w:t>Spiral)</w:t>
-      </w:r>
-      <w:r>
-        <w:t xml:space="preserve"> •</w:t>
-      </w:r>
-      <w:proofErr w:type="gramEnd"/>
-      <w:r>
-        <w:t xml:space="preserve"> The spiral is semi-open, showing that all flows are visible. • Runes along the spiral glow when invoked in rituals or gameplay.</w:t>
-      </w:r>
-    </w:p>
-    <w:p>
-      <w:pPr>
-        <w:numPr>
-          <w:ilvl w:val="0"/>
-          <w:numId w:val="81"/>
-        </w:numPr>
-      </w:pPr>
-      <w:r>
-        <w:rPr>
-          <w:b/>
-          <w:bCs/>
-        </w:rPr>
-        <w:t xml:space="preserve">Abundance (Center </w:t>
-      </w:r>
-      <w:proofErr w:type="gramStart"/>
-      <w:r>
-        <w:rPr>
-          <w:b/>
-          <w:bCs/>
-        </w:rPr>
-        <w:t>Star)</w:t>
-      </w:r>
-      <w:r>
-        <w:t xml:space="preserve"> •</w:t>
-      </w:r>
-      <w:proofErr w:type="gramEnd"/>
-      <w:r>
-        <w:t xml:space="preserve"> A radiant eight-pointed star at the heart. • Represents infinite flourishing, the gift economy, and cosmic renewal.</w:t>
-      </w:r>
-    </w:p>
-    <w:p>
-      <w:pPr>
-        <w:rPr>
-          <w:b/>
-          <w:bCs/>
-        </w:rPr>
-      </w:pPr>
-      <w:r>
-        <w:rPr>
-          <w:b/>
-          <w:bCs/>
-        </w:rPr>
-        <w:t>Applications</w:t>
-      </w:r>
-    </w:p>
-    <w:p>
-      <w:pPr>
-        <w:numPr>
-          <w:ilvl w:val="0"/>
-          <w:numId w:val="82"/>
-        </w:numPr>
-      </w:pPr>
-      <w:r>
-        <w:rPr>
-          <w:b/>
-          <w:bCs/>
-        </w:rPr>
-        <w:t>In-</w:t>
-      </w:r>
-      <w:proofErr w:type="gramStart"/>
-      <w:r>
-        <w:rPr>
-          <w:b/>
-          <w:bCs/>
-        </w:rPr>
-        <w:t>Game</w:t>
-      </w:r>
-      <w:r>
-        <w:t>: •</w:t>
-      </w:r>
-      <w:proofErr w:type="gramEnd"/>
-      <w:r>
-        <w:t xml:space="preserve"> Appears above cities during revenue-sharing ceremonies. • Stamped on player dashboards when they join as verified souls. • Unlockable as a tattoo, aura, or guild banner.</w:t>
-      </w:r>
-    </w:p>
-    <w:p>
-      <w:pPr>
-        <w:numPr>
-          <w:ilvl w:val="0"/>
-          <w:numId w:val="82"/>
-        </w:numPr>
-      </w:pPr>
-      <w:r>
-        <w:rPr>
-          <w:b/>
-          <w:bCs/>
-        </w:rPr>
-        <w:lastRenderedPageBreak/>
-        <w:t xml:space="preserve">On </w:t>
-      </w:r>
-      <w:proofErr w:type="spellStart"/>
-      <w:r>
-        <w:rPr>
-          <w:b/>
-          <w:bCs/>
-        </w:rPr>
-        <w:t>Aurphyx.store</w:t>
-      </w:r>
-      <w:proofErr w:type="spellEnd"/>
-      <w:r>
         <w:t>: • Functions as a trust seal — “This product honors P4A.” • Can be animated on the site header as a glowing covenant mark.</w:t>
       </w:r>
     </w:p>
@@ -9813,7 +9645,7 @@
       <w:pPr>
         <w:numPr>
           <w:ilvl w:val="0"/>
-          <w:numId w:val="82"/>
+          <w:numId w:val="78"/>
         </w:numPr>
       </w:pPr>
       <w:r>
@@ -9884,7 +9716,6 @@
         <w:t xml:space="preserve"> that ties together your existing sigils, tarot deck, MMORPG, and </w:t>
       </w:r>
       <w:proofErr w:type="spellStart"/>
-      <w:proofErr w:type="gramStart"/>
       <w:r>
         <w:t>Aurphyx.store</w:t>
       </w:r>
@@ -9892,7 +9723,6 @@
       <w:r>
         <w:t>.</w:t>
       </w:r>
-      <w:proofErr w:type="gramEnd"/>
     </w:p>
     <w:sectPr>
       <w:pgSz w:w="12240" w:h="15840"/>
@@ -12404,155 +12234,6 @@
     </w:lvl>
   </w:abstractNum>
   <w:abstractNum w:abstractNumId="17" w15:restartNumberingAfterBreak="0">
-    <w:nsid w:val="216545B4"/>
-    <w:multiLevelType w:val="multilevel"/>
-    <w:tmpl w:val="96C8FA6E"/>
-    <w:lvl w:ilvl="0">
-      <w:start w:val="1"/>
-      <w:numFmt w:val="bullet"/>
-      <w:lvlText w:val=""/>
-      <w:lvlJc w:val="left"/>
-      <w:pPr>
-        <w:tabs>
-          <w:tab w:val="num" w:pos="720"/>
-        </w:tabs>
-        <w:ind w:left="720" w:hanging="360"/>
-      </w:pPr>
-      <w:rPr>
-        <w:rFonts w:ascii="Symbol" w:hAnsi="Symbol" w:hint="default"/>
-        <w:sz w:val="20"/>
-      </w:rPr>
-    </w:lvl>
-    <w:lvl w:ilvl="1" w:tentative="1">
-      <w:start w:val="1"/>
-      <w:numFmt w:val="bullet"/>
-      <w:lvlText w:val="o"/>
-      <w:lvlJc w:val="left"/>
-      <w:pPr>
-        <w:tabs>
-          <w:tab w:val="num" w:pos="1440"/>
-        </w:tabs>
-        <w:ind w:left="1440" w:hanging="360"/>
-      </w:pPr>
-      <w:rPr>
-        <w:rFonts w:ascii="Courier New" w:hAnsi="Courier New" w:hint="default"/>
-        <w:sz w:val="20"/>
-      </w:rPr>
-    </w:lvl>
-    <w:lvl w:ilvl="2" w:tentative="1">
-      <w:start w:val="1"/>
-      <w:numFmt w:val="bullet"/>
-      <w:lvlText w:val=""/>
-      <w:lvlJc w:val="left"/>
-      <w:pPr>
-        <w:tabs>
-          <w:tab w:val="num" w:pos="2160"/>
-        </w:tabs>
-        <w:ind w:left="2160" w:hanging="360"/>
-      </w:pPr>
-      <w:rPr>
-        <w:rFonts w:ascii="Wingdings" w:hAnsi="Wingdings" w:hint="default"/>
-        <w:sz w:val="20"/>
-      </w:rPr>
-    </w:lvl>
-    <w:lvl w:ilvl="3" w:tentative="1">
-      <w:start w:val="1"/>
-      <w:numFmt w:val="bullet"/>
-      <w:lvlText w:val=""/>
-      <w:lvlJc w:val="left"/>
-      <w:pPr>
-        <w:tabs>
-          <w:tab w:val="num" w:pos="2880"/>
-        </w:tabs>
-        <w:ind w:left="2880" w:hanging="360"/>
-      </w:pPr>
-      <w:rPr>
-        <w:rFonts w:ascii="Wingdings" w:hAnsi="Wingdings" w:hint="default"/>
-        <w:sz w:val="20"/>
-      </w:rPr>
-    </w:lvl>
-    <w:lvl w:ilvl="4" w:tentative="1">
-      <w:start w:val="1"/>
-      <w:numFmt w:val="bullet"/>
-      <w:lvlText w:val=""/>
-      <w:lvlJc w:val="left"/>
-      <w:pPr>
-        <w:tabs>
-          <w:tab w:val="num" w:pos="3600"/>
-        </w:tabs>
-        <w:ind w:left="3600" w:hanging="360"/>
-      </w:pPr>
-      <w:rPr>
-        <w:rFonts w:ascii="Wingdings" w:hAnsi="Wingdings" w:hint="default"/>
-        <w:sz w:val="20"/>
-      </w:rPr>
-    </w:lvl>
-    <w:lvl w:ilvl="5" w:tentative="1">
-      <w:start w:val="1"/>
-      <w:numFmt w:val="bullet"/>
-      <w:lvlText w:val=""/>
-      <w:lvlJc w:val="left"/>
-      <w:pPr>
-        <w:tabs>
-          <w:tab w:val="num" w:pos="4320"/>
-        </w:tabs>
-        <w:ind w:left="4320" w:hanging="360"/>
-      </w:pPr>
-      <w:rPr>
-        <w:rFonts w:ascii="Wingdings" w:hAnsi="Wingdings" w:hint="default"/>
-        <w:sz w:val="20"/>
-      </w:rPr>
-    </w:lvl>
-    <w:lvl w:ilvl="6" w:tentative="1">
-      <w:start w:val="1"/>
-      <w:numFmt w:val="bullet"/>
-      <w:lvlText w:val=""/>
-      <w:lvlJc w:val="left"/>
-      <w:pPr>
-        <w:tabs>
-          <w:tab w:val="num" w:pos="5040"/>
-        </w:tabs>
-        <w:ind w:left="5040" w:hanging="360"/>
-      </w:pPr>
-      <w:rPr>
-        <w:rFonts w:ascii="Wingdings" w:hAnsi="Wingdings" w:hint="default"/>
-        <w:sz w:val="20"/>
-      </w:rPr>
-    </w:lvl>
-    <w:lvl w:ilvl="7" w:tentative="1">
-      <w:start w:val="1"/>
-      <w:numFmt w:val="bullet"/>
-      <w:lvlText w:val=""/>
-      <w:lvlJc w:val="left"/>
-      <w:pPr>
-        <w:tabs>
-          <w:tab w:val="num" w:pos="5760"/>
-        </w:tabs>
-        <w:ind w:left="5760" w:hanging="360"/>
-      </w:pPr>
-      <w:rPr>
-        <w:rFonts w:ascii="Wingdings" w:hAnsi="Wingdings" w:hint="default"/>
-        <w:sz w:val="20"/>
-      </w:rPr>
-    </w:lvl>
-    <w:lvl w:ilvl="8" w:tentative="1">
-      <w:start w:val="1"/>
-      <w:numFmt w:val="bullet"/>
-      <w:lvlText w:val=""/>
-      <w:lvlJc w:val="left"/>
-      <w:pPr>
-        <w:tabs>
-          <w:tab w:val="num" w:pos="6480"/>
-        </w:tabs>
-        <w:ind w:left="6480" w:hanging="360"/>
-      </w:pPr>
-      <w:rPr>
-        <w:rFonts w:ascii="Wingdings" w:hAnsi="Wingdings" w:hint="default"/>
-        <w:sz w:val="20"/>
-      </w:rPr>
-    </w:lvl>
-  </w:abstractNum>
-  <w:abstractNum w:abstractNumId="18" w15:restartNumberingAfterBreak="0">
     <w:nsid w:val="218C2DDF"/>
     <w:multiLevelType w:val="multilevel"/>
     <w:tmpl w:val="1A2C7782"/>
@@ -12701,7 +12382,7 @@
       </w:rPr>
     </w:lvl>
   </w:abstractNum>
-  <w:abstractNum w:abstractNumId="19" w15:restartNumberingAfterBreak="0">
+  <w:abstractNum w:abstractNumId="18" w15:restartNumberingAfterBreak="0">
     <w:nsid w:val="23356FED"/>
     <w:multiLevelType w:val="multilevel"/>
     <w:tmpl w:val="2D406D7A"/>
@@ -12850,7 +12531,7 @@
       </w:rPr>
     </w:lvl>
   </w:abstractNum>
-  <w:abstractNum w:abstractNumId="20" w15:restartNumberingAfterBreak="0">
+  <w:abstractNum w:abstractNumId="19" w15:restartNumberingAfterBreak="0">
     <w:nsid w:val="23B05261"/>
     <w:multiLevelType w:val="multilevel"/>
     <w:tmpl w:val="1E064A32"/>
@@ -12999,7 +12680,7 @@
       </w:rPr>
     </w:lvl>
   </w:abstractNum>
-  <w:abstractNum w:abstractNumId="21" w15:restartNumberingAfterBreak="0">
+  <w:abstractNum w:abstractNumId="20" w15:restartNumberingAfterBreak="0">
     <w:nsid w:val="247858C1"/>
     <w:multiLevelType w:val="multilevel"/>
     <w:tmpl w:val="5D2A6D52"/>
@@ -13148,7 +12829,7 @@
       </w:rPr>
     </w:lvl>
   </w:abstractNum>
-  <w:abstractNum w:abstractNumId="22" w15:restartNumberingAfterBreak="0">
+  <w:abstractNum w:abstractNumId="21" w15:restartNumberingAfterBreak="0">
     <w:nsid w:val="25E503B6"/>
     <w:multiLevelType w:val="multilevel"/>
     <w:tmpl w:val="094AD13E"/>
@@ -13297,7 +12978,7 @@
       </w:rPr>
     </w:lvl>
   </w:abstractNum>
-  <w:abstractNum w:abstractNumId="23" w15:restartNumberingAfterBreak="0">
+  <w:abstractNum w:abstractNumId="22" w15:restartNumberingAfterBreak="0">
     <w:nsid w:val="26EA107C"/>
     <w:multiLevelType w:val="multilevel"/>
     <w:tmpl w:val="3342DC88"/>
@@ -13446,7 +13127,7 @@
       </w:rPr>
     </w:lvl>
   </w:abstractNum>
-  <w:abstractNum w:abstractNumId="24" w15:restartNumberingAfterBreak="0">
+  <w:abstractNum w:abstractNumId="23" w15:restartNumberingAfterBreak="0">
     <w:nsid w:val="28EC1E79"/>
     <w:multiLevelType w:val="multilevel"/>
     <w:tmpl w:val="95987ED8"/>
@@ -13595,7 +13276,7 @@
       </w:rPr>
     </w:lvl>
   </w:abstractNum>
-  <w:abstractNum w:abstractNumId="25" w15:restartNumberingAfterBreak="0">
+  <w:abstractNum w:abstractNumId="24" w15:restartNumberingAfterBreak="0">
     <w:nsid w:val="29432E17"/>
     <w:multiLevelType w:val="multilevel"/>
     <w:tmpl w:val="B0B0E024"/>
@@ -13744,7 +13425,7 @@
       </w:rPr>
     </w:lvl>
   </w:abstractNum>
-  <w:abstractNum w:abstractNumId="26" w15:restartNumberingAfterBreak="0">
+  <w:abstractNum w:abstractNumId="25" w15:restartNumberingAfterBreak="0">
     <w:nsid w:val="2B190B39"/>
     <w:multiLevelType w:val="multilevel"/>
     <w:tmpl w:val="66AA272C"/>
@@ -13893,7 +13574,7 @@
       </w:rPr>
     </w:lvl>
   </w:abstractNum>
-  <w:abstractNum w:abstractNumId="27" w15:restartNumberingAfterBreak="0">
+  <w:abstractNum w:abstractNumId="26" w15:restartNumberingAfterBreak="0">
     <w:nsid w:val="2BF222CF"/>
     <w:multiLevelType w:val="multilevel"/>
     <w:tmpl w:val="220A5C7E"/>
@@ -14042,7 +13723,7 @@
       </w:rPr>
     </w:lvl>
   </w:abstractNum>
-  <w:abstractNum w:abstractNumId="28" w15:restartNumberingAfterBreak="0">
+  <w:abstractNum w:abstractNumId="27" w15:restartNumberingAfterBreak="0">
     <w:nsid w:val="2E0776F2"/>
     <w:multiLevelType w:val="multilevel"/>
     <w:tmpl w:val="EC6A3A78"/>
@@ -14191,7 +13872,7 @@
       </w:rPr>
     </w:lvl>
   </w:abstractNum>
-  <w:abstractNum w:abstractNumId="29" w15:restartNumberingAfterBreak="0">
+  <w:abstractNum w:abstractNumId="28" w15:restartNumberingAfterBreak="0">
     <w:nsid w:val="2F1329A5"/>
     <w:multiLevelType w:val="multilevel"/>
     <w:tmpl w:val="C0389A62"/>
@@ -14340,7 +14021,7 @@
       </w:rPr>
     </w:lvl>
   </w:abstractNum>
-  <w:abstractNum w:abstractNumId="30" w15:restartNumberingAfterBreak="0">
+  <w:abstractNum w:abstractNumId="29" w15:restartNumberingAfterBreak="0">
     <w:nsid w:val="2F1E461D"/>
     <w:multiLevelType w:val="multilevel"/>
     <w:tmpl w:val="15DCF698"/>
@@ -14453,7 +14134,7 @@
       </w:pPr>
     </w:lvl>
   </w:abstractNum>
-  <w:abstractNum w:abstractNumId="31" w15:restartNumberingAfterBreak="0">
+  <w:abstractNum w:abstractNumId="30" w15:restartNumberingAfterBreak="0">
     <w:nsid w:val="34EF6B30"/>
     <w:multiLevelType w:val="multilevel"/>
     <w:tmpl w:val="C616C652"/>
@@ -14566,7 +14247,7 @@
       </w:pPr>
     </w:lvl>
   </w:abstractNum>
-  <w:abstractNum w:abstractNumId="32" w15:restartNumberingAfterBreak="0">
+  <w:abstractNum w:abstractNumId="31" w15:restartNumberingAfterBreak="0">
     <w:nsid w:val="38862E30"/>
     <w:multiLevelType w:val="multilevel"/>
     <w:tmpl w:val="4C98BC0E"/>
@@ -14715,7 +14396,7 @@
       </w:rPr>
     </w:lvl>
   </w:abstractNum>
-  <w:abstractNum w:abstractNumId="33" w15:restartNumberingAfterBreak="0">
+  <w:abstractNum w:abstractNumId="32" w15:restartNumberingAfterBreak="0">
     <w:nsid w:val="3AAD480A"/>
     <w:multiLevelType w:val="multilevel"/>
     <w:tmpl w:val="E5988D8E"/>
@@ -14828,7 +14509,7 @@
       </w:pPr>
     </w:lvl>
   </w:abstractNum>
-  <w:abstractNum w:abstractNumId="34" w15:restartNumberingAfterBreak="0">
+  <w:abstractNum w:abstractNumId="33" w15:restartNumberingAfterBreak="0">
     <w:nsid w:val="3AE10AB1"/>
     <w:multiLevelType w:val="multilevel"/>
     <w:tmpl w:val="C5CE2B18"/>
@@ -14977,7 +14658,7 @@
       </w:rPr>
     </w:lvl>
   </w:abstractNum>
-  <w:abstractNum w:abstractNumId="35" w15:restartNumberingAfterBreak="0">
+  <w:abstractNum w:abstractNumId="34" w15:restartNumberingAfterBreak="0">
     <w:nsid w:val="400A741C"/>
     <w:multiLevelType w:val="multilevel"/>
     <w:tmpl w:val="5840F22A"/>
@@ -15126,7 +14807,7 @@
       </w:rPr>
     </w:lvl>
   </w:abstractNum>
-  <w:abstractNum w:abstractNumId="36" w15:restartNumberingAfterBreak="0">
+  <w:abstractNum w:abstractNumId="35" w15:restartNumberingAfterBreak="0">
     <w:nsid w:val="4061158B"/>
     <w:multiLevelType w:val="multilevel"/>
     <w:tmpl w:val="47889FBC"/>
@@ -15275,7 +14956,7 @@
       </w:rPr>
     </w:lvl>
   </w:abstractNum>
-  <w:abstractNum w:abstractNumId="37" w15:restartNumberingAfterBreak="0">
+  <w:abstractNum w:abstractNumId="36" w15:restartNumberingAfterBreak="0">
     <w:nsid w:val="40E55555"/>
     <w:multiLevelType w:val="multilevel"/>
     <w:tmpl w:val="A8BA74A6"/>
@@ -15424,7 +15105,7 @@
       </w:rPr>
     </w:lvl>
   </w:abstractNum>
-  <w:abstractNum w:abstractNumId="38" w15:restartNumberingAfterBreak="0">
+  <w:abstractNum w:abstractNumId="37" w15:restartNumberingAfterBreak="0">
     <w:nsid w:val="42091441"/>
     <w:multiLevelType w:val="multilevel"/>
     <w:tmpl w:val="73EED024"/>
@@ -15573,7 +15254,7 @@
       </w:rPr>
     </w:lvl>
   </w:abstractNum>
-  <w:abstractNum w:abstractNumId="39" w15:restartNumberingAfterBreak="0">
+  <w:abstractNum w:abstractNumId="38" w15:restartNumberingAfterBreak="0">
     <w:nsid w:val="433578AF"/>
     <w:multiLevelType w:val="multilevel"/>
     <w:tmpl w:val="5D1699B4"/>
@@ -15722,7 +15403,7 @@
       </w:rPr>
     </w:lvl>
   </w:abstractNum>
-  <w:abstractNum w:abstractNumId="40" w15:restartNumberingAfterBreak="0">
+  <w:abstractNum w:abstractNumId="39" w15:restartNumberingAfterBreak="0">
     <w:nsid w:val="4689405D"/>
     <w:multiLevelType w:val="multilevel"/>
     <w:tmpl w:val="F0E0827C"/>
@@ -15871,7 +15552,7 @@
       </w:rPr>
     </w:lvl>
   </w:abstractNum>
-  <w:abstractNum w:abstractNumId="41" w15:restartNumberingAfterBreak="0">
+  <w:abstractNum w:abstractNumId="40" w15:restartNumberingAfterBreak="0">
     <w:nsid w:val="47BF21D0"/>
     <w:multiLevelType w:val="multilevel"/>
     <w:tmpl w:val="9CFA8860"/>
@@ -16020,7 +15701,7 @@
       </w:rPr>
     </w:lvl>
   </w:abstractNum>
-  <w:abstractNum w:abstractNumId="42" w15:restartNumberingAfterBreak="0">
+  <w:abstractNum w:abstractNumId="41" w15:restartNumberingAfterBreak="0">
     <w:nsid w:val="47D75949"/>
     <w:multiLevelType w:val="multilevel"/>
     <w:tmpl w:val="42062F04"/>
@@ -16169,7 +15850,7 @@
       </w:rPr>
     </w:lvl>
   </w:abstractNum>
-  <w:abstractNum w:abstractNumId="43" w15:restartNumberingAfterBreak="0">
+  <w:abstractNum w:abstractNumId="42" w15:restartNumberingAfterBreak="0">
     <w:nsid w:val="49DD57CB"/>
     <w:multiLevelType w:val="multilevel"/>
     <w:tmpl w:val="C234C41C"/>
@@ -16314,7 +15995,7 @@
       </w:rPr>
     </w:lvl>
   </w:abstractNum>
-  <w:abstractNum w:abstractNumId="44" w15:restartNumberingAfterBreak="0">
+  <w:abstractNum w:abstractNumId="43" w15:restartNumberingAfterBreak="0">
     <w:nsid w:val="4C423B4C"/>
     <w:multiLevelType w:val="multilevel"/>
     <w:tmpl w:val="487C166C"/>
@@ -16463,7 +16144,7 @@
       </w:rPr>
     </w:lvl>
   </w:abstractNum>
-  <w:abstractNum w:abstractNumId="45" w15:restartNumberingAfterBreak="0">
+  <w:abstractNum w:abstractNumId="44" w15:restartNumberingAfterBreak="0">
     <w:nsid w:val="4CAB7635"/>
     <w:multiLevelType w:val="multilevel"/>
     <w:tmpl w:val="38B253F8"/>
@@ -16576,7 +16257,7 @@
       </w:pPr>
     </w:lvl>
   </w:abstractNum>
-  <w:abstractNum w:abstractNumId="46" w15:restartNumberingAfterBreak="0">
+  <w:abstractNum w:abstractNumId="45" w15:restartNumberingAfterBreak="0">
     <w:nsid w:val="4FBD3C9D"/>
     <w:multiLevelType w:val="multilevel"/>
     <w:tmpl w:val="29D05686"/>
@@ -16725,7 +16406,7 @@
       </w:rPr>
     </w:lvl>
   </w:abstractNum>
-  <w:abstractNum w:abstractNumId="47" w15:restartNumberingAfterBreak="0">
+  <w:abstractNum w:abstractNumId="46" w15:restartNumberingAfterBreak="0">
     <w:nsid w:val="52210BD6"/>
     <w:multiLevelType w:val="multilevel"/>
     <w:tmpl w:val="7DACC1E6"/>
@@ -16874,7 +16555,7 @@
       </w:rPr>
     </w:lvl>
   </w:abstractNum>
-  <w:abstractNum w:abstractNumId="48" w15:restartNumberingAfterBreak="0">
+  <w:abstractNum w:abstractNumId="47" w15:restartNumberingAfterBreak="0">
     <w:nsid w:val="52A72979"/>
     <w:multiLevelType w:val="multilevel"/>
     <w:tmpl w:val="A8CAD6C8"/>
@@ -17023,7 +16704,7 @@
       </w:rPr>
     </w:lvl>
   </w:abstractNum>
-  <w:abstractNum w:abstractNumId="49" w15:restartNumberingAfterBreak="0">
+  <w:abstractNum w:abstractNumId="48" w15:restartNumberingAfterBreak="0">
     <w:nsid w:val="568460D6"/>
     <w:multiLevelType w:val="multilevel"/>
     <w:tmpl w:val="7666C95C"/>
@@ -17136,7 +16817,7 @@
       </w:pPr>
     </w:lvl>
   </w:abstractNum>
-  <w:abstractNum w:abstractNumId="50" w15:restartNumberingAfterBreak="0">
+  <w:abstractNum w:abstractNumId="49" w15:restartNumberingAfterBreak="0">
     <w:nsid w:val="59DA5463"/>
     <w:multiLevelType w:val="multilevel"/>
     <w:tmpl w:val="40521160"/>
@@ -17285,7 +16966,7 @@
       </w:rPr>
     </w:lvl>
   </w:abstractNum>
-  <w:abstractNum w:abstractNumId="51" w15:restartNumberingAfterBreak="0">
+  <w:abstractNum w:abstractNumId="50" w15:restartNumberingAfterBreak="0">
     <w:nsid w:val="5A6107AA"/>
     <w:multiLevelType w:val="multilevel"/>
     <w:tmpl w:val="6F28DF60"/>
@@ -17434,7 +17115,7 @@
       </w:rPr>
     </w:lvl>
   </w:abstractNum>
-  <w:abstractNum w:abstractNumId="52" w15:restartNumberingAfterBreak="0">
+  <w:abstractNum w:abstractNumId="51" w15:restartNumberingAfterBreak="0">
     <w:nsid w:val="5AD2626C"/>
     <w:multiLevelType w:val="multilevel"/>
     <w:tmpl w:val="1474E57E"/>
@@ -17583,7 +17264,7 @@
       </w:rPr>
     </w:lvl>
   </w:abstractNum>
-  <w:abstractNum w:abstractNumId="53" w15:restartNumberingAfterBreak="0">
+  <w:abstractNum w:abstractNumId="52" w15:restartNumberingAfterBreak="0">
     <w:nsid w:val="5CE32E57"/>
     <w:multiLevelType w:val="multilevel"/>
     <w:tmpl w:val="E376DE7C"/>
@@ -17732,7 +17413,7 @@
       </w:rPr>
     </w:lvl>
   </w:abstractNum>
-  <w:abstractNum w:abstractNumId="54" w15:restartNumberingAfterBreak="0">
+  <w:abstractNum w:abstractNumId="53" w15:restartNumberingAfterBreak="0">
     <w:nsid w:val="60A609C9"/>
     <w:multiLevelType w:val="multilevel"/>
     <w:tmpl w:val="2E9EDA16"/>
@@ -17881,7 +17562,7 @@
       </w:rPr>
     </w:lvl>
   </w:abstractNum>
-  <w:abstractNum w:abstractNumId="55" w15:restartNumberingAfterBreak="0">
+  <w:abstractNum w:abstractNumId="54" w15:restartNumberingAfterBreak="0">
     <w:nsid w:val="615F4AA5"/>
     <w:multiLevelType w:val="multilevel"/>
     <w:tmpl w:val="DA4893CC"/>
@@ -18030,7 +17711,7 @@
       </w:rPr>
     </w:lvl>
   </w:abstractNum>
-  <w:abstractNum w:abstractNumId="56" w15:restartNumberingAfterBreak="0">
+  <w:abstractNum w:abstractNumId="55" w15:restartNumberingAfterBreak="0">
     <w:nsid w:val="623D13F0"/>
     <w:multiLevelType w:val="multilevel"/>
     <w:tmpl w:val="29A63590"/>
@@ -18179,7 +17860,7 @@
       </w:rPr>
     </w:lvl>
   </w:abstractNum>
-  <w:abstractNum w:abstractNumId="57" w15:restartNumberingAfterBreak="0">
+  <w:abstractNum w:abstractNumId="56" w15:restartNumberingAfterBreak="0">
     <w:nsid w:val="644D2095"/>
     <w:multiLevelType w:val="multilevel"/>
     <w:tmpl w:val="66D8D878"/>
@@ -18328,7 +18009,7 @@
       </w:rPr>
     </w:lvl>
   </w:abstractNum>
-  <w:abstractNum w:abstractNumId="58" w15:restartNumberingAfterBreak="0">
+  <w:abstractNum w:abstractNumId="57" w15:restartNumberingAfterBreak="0">
     <w:nsid w:val="655C3A1C"/>
     <w:multiLevelType w:val="multilevel"/>
     <w:tmpl w:val="E64C862A"/>
@@ -18477,7 +18158,7 @@
       </w:rPr>
     </w:lvl>
   </w:abstractNum>
-  <w:abstractNum w:abstractNumId="59" w15:restartNumberingAfterBreak="0">
+  <w:abstractNum w:abstractNumId="58" w15:restartNumberingAfterBreak="0">
     <w:nsid w:val="66144AB7"/>
     <w:multiLevelType w:val="multilevel"/>
     <w:tmpl w:val="15828288"/>
@@ -18626,7 +18307,7 @@
       </w:rPr>
     </w:lvl>
   </w:abstractNum>
-  <w:abstractNum w:abstractNumId="60" w15:restartNumberingAfterBreak="0">
+  <w:abstractNum w:abstractNumId="59" w15:restartNumberingAfterBreak="0">
     <w:nsid w:val="67E33AE5"/>
     <w:multiLevelType w:val="multilevel"/>
     <w:tmpl w:val="5816CE7E"/>
@@ -18739,7 +18420,7 @@
       </w:pPr>
     </w:lvl>
   </w:abstractNum>
-  <w:abstractNum w:abstractNumId="61" w15:restartNumberingAfterBreak="0">
+  <w:abstractNum w:abstractNumId="60" w15:restartNumberingAfterBreak="0">
     <w:nsid w:val="6A976CF4"/>
     <w:multiLevelType w:val="multilevel"/>
     <w:tmpl w:val="3B44ECB0"/>
@@ -18888,7 +18569,7 @@
       </w:rPr>
     </w:lvl>
   </w:abstractNum>
-  <w:abstractNum w:abstractNumId="62" w15:restartNumberingAfterBreak="0">
+  <w:abstractNum w:abstractNumId="61" w15:restartNumberingAfterBreak="0">
     <w:nsid w:val="6B1A0025"/>
     <w:multiLevelType w:val="multilevel"/>
     <w:tmpl w:val="8B281ADE"/>
@@ -19037,7 +18718,7 @@
       </w:rPr>
     </w:lvl>
   </w:abstractNum>
-  <w:abstractNum w:abstractNumId="63" w15:restartNumberingAfterBreak="0">
+  <w:abstractNum w:abstractNumId="62" w15:restartNumberingAfterBreak="0">
     <w:nsid w:val="6E9528D3"/>
     <w:multiLevelType w:val="multilevel"/>
     <w:tmpl w:val="B5145C0A"/>
@@ -19186,7 +18867,7 @@
       </w:rPr>
     </w:lvl>
   </w:abstractNum>
-  <w:abstractNum w:abstractNumId="64" w15:restartNumberingAfterBreak="0">
+  <w:abstractNum w:abstractNumId="63" w15:restartNumberingAfterBreak="0">
     <w:nsid w:val="6FA4240A"/>
     <w:multiLevelType w:val="multilevel"/>
     <w:tmpl w:val="B58E7540"/>
@@ -19303,7 +18984,7 @@
       </w:pPr>
     </w:lvl>
   </w:abstractNum>
-  <w:abstractNum w:abstractNumId="65" w15:restartNumberingAfterBreak="0">
+  <w:abstractNum w:abstractNumId="64" w15:restartNumberingAfterBreak="0">
     <w:nsid w:val="706F11F8"/>
     <w:multiLevelType w:val="multilevel"/>
     <w:tmpl w:val="25AC8BBA"/>
@@ -19452,7 +19133,7 @@
       </w:rPr>
     </w:lvl>
   </w:abstractNum>
-  <w:abstractNum w:abstractNumId="66" w15:restartNumberingAfterBreak="0">
+  <w:abstractNum w:abstractNumId="65" w15:restartNumberingAfterBreak="0">
     <w:nsid w:val="7150610D"/>
     <w:multiLevelType w:val="multilevel"/>
     <w:tmpl w:val="D73838E8"/>
@@ -19601,7 +19282,7 @@
       </w:rPr>
     </w:lvl>
   </w:abstractNum>
-  <w:abstractNum w:abstractNumId="67" w15:restartNumberingAfterBreak="0">
+  <w:abstractNum w:abstractNumId="66" w15:restartNumberingAfterBreak="0">
     <w:nsid w:val="72446629"/>
     <w:multiLevelType w:val="multilevel"/>
     <w:tmpl w:val="EAF43FB2"/>
@@ -19750,156 +19431,7 @@
       </w:rPr>
     </w:lvl>
   </w:abstractNum>
-  <w:abstractNum w:abstractNumId="68" w15:restartNumberingAfterBreak="0">
-    <w:nsid w:val="73F0182E"/>
-    <w:multiLevelType w:val="multilevel"/>
-    <w:tmpl w:val="BF8298BC"/>
-    <w:lvl w:ilvl="0">
-      <w:start w:val="1"/>
-      <w:numFmt w:val="bullet"/>
-      <w:lvlText w:val=""/>
-      <w:lvlJc w:val="left"/>
-      <w:pPr>
-        <w:tabs>
-          <w:tab w:val="num" w:pos="720"/>
-        </w:tabs>
-        <w:ind w:left="720" w:hanging="360"/>
-      </w:pPr>
-      <w:rPr>
-        <w:rFonts w:ascii="Symbol" w:hAnsi="Symbol" w:hint="default"/>
-        <w:sz w:val="20"/>
-      </w:rPr>
-    </w:lvl>
-    <w:lvl w:ilvl="1" w:tentative="1">
-      <w:start w:val="1"/>
-      <w:numFmt w:val="bullet"/>
-      <w:lvlText w:val="o"/>
-      <w:lvlJc w:val="left"/>
-      <w:pPr>
-        <w:tabs>
-          <w:tab w:val="num" w:pos="1440"/>
-        </w:tabs>
-        <w:ind w:left="1440" w:hanging="360"/>
-      </w:pPr>
-      <w:rPr>
-        <w:rFonts w:ascii="Courier New" w:hAnsi="Courier New" w:hint="default"/>
-        <w:sz w:val="20"/>
-      </w:rPr>
-    </w:lvl>
-    <w:lvl w:ilvl="2" w:tentative="1">
-      <w:start w:val="1"/>
-      <w:numFmt w:val="bullet"/>
-      <w:lvlText w:val=""/>
-      <w:lvlJc w:val="left"/>
-      <w:pPr>
-        <w:tabs>
-          <w:tab w:val="num" w:pos="2160"/>
-        </w:tabs>
-        <w:ind w:left="2160" w:hanging="360"/>
-      </w:pPr>
-      <w:rPr>
-        <w:rFonts w:ascii="Wingdings" w:hAnsi="Wingdings" w:hint="default"/>
-        <w:sz w:val="20"/>
-      </w:rPr>
-    </w:lvl>
-    <w:lvl w:ilvl="3" w:tentative="1">
-      <w:start w:val="1"/>
-      <w:numFmt w:val="bullet"/>
-      <w:lvlText w:val=""/>
-      <w:lvlJc w:val="left"/>
-      <w:pPr>
-        <w:tabs>
-          <w:tab w:val="num" w:pos="2880"/>
-        </w:tabs>
-        <w:ind w:left="2880" w:hanging="360"/>
-      </w:pPr>
-      <w:rPr>
-        <w:rFonts w:ascii="Wingdings" w:hAnsi="Wingdings" w:hint="default"/>
-        <w:sz w:val="20"/>
-      </w:rPr>
-    </w:lvl>
-    <w:lvl w:ilvl="4" w:tentative="1">
-      <w:start w:val="1"/>
-      <w:numFmt w:val="bullet"/>
-      <w:lvlText w:val=""/>
-      <w:lvlJc w:val="left"/>
-      <w:pPr>
-        <w:tabs>
-          <w:tab w:val="num" w:pos="3600"/>
-        </w:tabs>
-        <w:ind w:left="3600" w:hanging="360"/>
-      </w:pPr>
-      <w:rPr>
-        <w:rFonts w:ascii="Wingdings" w:hAnsi="Wingdings" w:hint="default"/>
-        <w:sz w:val="20"/>
-      </w:rPr>
-    </w:lvl>
-    <w:lvl w:ilvl="5" w:tentative="1">
-      <w:start w:val="1"/>
-      <w:numFmt w:val="bullet"/>
-      <w:lvlText w:val=""/>
-      <w:lvlJc w:val="left"/>
-      <w:pPr>
-        <w:tabs>
-          <w:tab w:val="num" w:pos="4320"/>
-        </w:tabs>
-        <w:ind w:left="4320" w:hanging="360"/>
-      </w:pPr>
-      <w:rPr>
-        <w:rFonts w:ascii="Wingdings" w:hAnsi="Wingdings" w:hint="default"/>
-        <w:sz w:val="20"/>
-      </w:rPr>
-    </w:lvl>
-    <w:lvl w:ilvl="6" w:tentative="1">
-      <w:start w:val="1"/>
-      <w:numFmt w:val="bullet"/>
-      <w:lvlText w:val=""/>
-      <w:lvlJc w:val="left"/>
-      <w:pPr>
-        <w:tabs>
-          <w:tab w:val="num" w:pos="5040"/>
-        </w:tabs>
-        <w:ind w:left="5040" w:hanging="360"/>
-      </w:pPr>
-      <w:rPr>
-        <w:rFonts w:ascii="Wingdings" w:hAnsi="Wingdings" w:hint="default"/>
-        <w:sz w:val="20"/>
-      </w:rPr>
-    </w:lvl>
-    <w:lvl w:ilvl="7" w:tentative="1">
-      <w:start w:val="1"/>
-      <w:numFmt w:val="bullet"/>
-      <w:lvlText w:val=""/>
-      <w:lvlJc w:val="left"/>
-      <w:pPr>
-        <w:tabs>
-          <w:tab w:val="num" w:pos="5760"/>
-        </w:tabs>
-        <w:ind w:left="5760" w:hanging="360"/>
-      </w:pPr>
-      <w:rPr>
-        <w:rFonts w:ascii="Wingdings" w:hAnsi="Wingdings" w:hint="default"/>
-        <w:sz w:val="20"/>
-      </w:rPr>
-    </w:lvl>
-    <w:lvl w:ilvl="8" w:tentative="1">
-      <w:start w:val="1"/>
-      <w:numFmt w:val="bullet"/>
-      <w:lvlText w:val=""/>
-      <w:lvlJc w:val="left"/>
-      <w:pPr>
-        <w:tabs>
-          <w:tab w:val="num" w:pos="6480"/>
-        </w:tabs>
-        <w:ind w:left="6480" w:hanging="360"/>
-      </w:pPr>
-      <w:rPr>
-        <w:rFonts w:ascii="Wingdings" w:hAnsi="Wingdings" w:hint="default"/>
-        <w:sz w:val="20"/>
-      </w:rPr>
-    </w:lvl>
-  </w:abstractNum>
-  <w:abstractNum w:abstractNumId="69" w15:restartNumberingAfterBreak="0">
+  <w:abstractNum w:abstractNumId="67" w15:restartNumberingAfterBreak="0">
     <w:nsid w:val="74B3591C"/>
     <w:multiLevelType w:val="multilevel"/>
     <w:tmpl w:val="7ADA6DFE"/>
@@ -20048,7 +19580,7 @@
       </w:rPr>
     </w:lvl>
   </w:abstractNum>
-  <w:abstractNum w:abstractNumId="70" w15:restartNumberingAfterBreak="0">
+  <w:abstractNum w:abstractNumId="68" w15:restartNumberingAfterBreak="0">
     <w:nsid w:val="754B038C"/>
     <w:multiLevelType w:val="multilevel"/>
     <w:tmpl w:val="7A5C9F72"/>
@@ -20197,7 +19729,7 @@
       </w:rPr>
     </w:lvl>
   </w:abstractNum>
-  <w:abstractNum w:abstractNumId="71" w15:restartNumberingAfterBreak="0">
+  <w:abstractNum w:abstractNumId="69" w15:restartNumberingAfterBreak="0">
     <w:nsid w:val="769C0AFF"/>
     <w:multiLevelType w:val="multilevel"/>
     <w:tmpl w:val="0FE876B8"/>
@@ -20346,7 +19878,7 @@
       </w:rPr>
     </w:lvl>
   </w:abstractNum>
-  <w:abstractNum w:abstractNumId="72" w15:restartNumberingAfterBreak="0">
+  <w:abstractNum w:abstractNumId="70" w15:restartNumberingAfterBreak="0">
     <w:nsid w:val="774313FA"/>
     <w:multiLevelType w:val="multilevel"/>
     <w:tmpl w:val="2DB00D66"/>
@@ -20495,7 +20027,7 @@
       </w:rPr>
     </w:lvl>
   </w:abstractNum>
-  <w:abstractNum w:abstractNumId="73" w15:restartNumberingAfterBreak="0">
+  <w:abstractNum w:abstractNumId="71" w15:restartNumberingAfterBreak="0">
     <w:nsid w:val="7807670E"/>
     <w:multiLevelType w:val="multilevel"/>
     <w:tmpl w:val="B79EDB72"/>
@@ -20644,7 +20176,7 @@
       </w:rPr>
     </w:lvl>
   </w:abstractNum>
-  <w:abstractNum w:abstractNumId="74" w15:restartNumberingAfterBreak="0">
+  <w:abstractNum w:abstractNumId="72" w15:restartNumberingAfterBreak="0">
     <w:nsid w:val="78E1184B"/>
     <w:multiLevelType w:val="multilevel"/>
     <w:tmpl w:val="45A6506E"/>
@@ -20793,7 +20325,7 @@
       </w:rPr>
     </w:lvl>
   </w:abstractNum>
-  <w:abstractNum w:abstractNumId="75" w15:restartNumberingAfterBreak="0">
+  <w:abstractNum w:abstractNumId="73" w15:restartNumberingAfterBreak="0">
     <w:nsid w:val="7916118D"/>
     <w:multiLevelType w:val="multilevel"/>
     <w:tmpl w:val="FFECB610"/>
@@ -20942,7 +20474,7 @@
       </w:rPr>
     </w:lvl>
   </w:abstractNum>
-  <w:abstractNum w:abstractNumId="76" w15:restartNumberingAfterBreak="0">
+  <w:abstractNum w:abstractNumId="74" w15:restartNumberingAfterBreak="0">
     <w:nsid w:val="79C95B7F"/>
     <w:multiLevelType w:val="multilevel"/>
     <w:tmpl w:val="BD68CA76"/>
@@ -21091,7 +20623,7 @@
       </w:rPr>
     </w:lvl>
   </w:abstractNum>
-  <w:abstractNum w:abstractNumId="77" w15:restartNumberingAfterBreak="0">
+  <w:abstractNum w:abstractNumId="75" w15:restartNumberingAfterBreak="0">
     <w:nsid w:val="7C687116"/>
     <w:multiLevelType w:val="multilevel"/>
     <w:tmpl w:val="753E2BB2"/>
@@ -21240,305 +20772,7 @@
       </w:rPr>
     </w:lvl>
   </w:abstractNum>
-  <w:abstractNum w:abstractNumId="78" w15:restartNumberingAfterBreak="0">
-    <w:nsid w:val="7C923B3A"/>
-    <w:multiLevelType w:val="multilevel"/>
-    <w:tmpl w:val="BD3AFBBA"/>
-    <w:lvl w:ilvl="0">
-      <w:start w:val="1"/>
-      <w:numFmt w:val="bullet"/>
-      <w:lvlText w:val=""/>
-      <w:lvlJc w:val="left"/>
-      <w:pPr>
-        <w:tabs>
-          <w:tab w:val="num" w:pos="720"/>
-        </w:tabs>
-        <w:ind w:left="720" w:hanging="360"/>
-      </w:pPr>
-      <w:rPr>
-        <w:rFonts w:ascii="Symbol" w:hAnsi="Symbol" w:hint="default"/>
-        <w:sz w:val="20"/>
-      </w:rPr>
-    </w:lvl>
-    <w:lvl w:ilvl="1" w:tentative="1">
-      <w:start w:val="1"/>
-      <w:numFmt w:val="bullet"/>
-      <w:lvlText w:val="o"/>
-      <w:lvlJc w:val="left"/>
-      <w:pPr>
-        <w:tabs>
-          <w:tab w:val="num" w:pos="1440"/>
-        </w:tabs>
-        <w:ind w:left="1440" w:hanging="360"/>
-      </w:pPr>
-      <w:rPr>
-        <w:rFonts w:ascii="Courier New" w:hAnsi="Courier New" w:hint="default"/>
-        <w:sz w:val="20"/>
-      </w:rPr>
-    </w:lvl>
-    <w:lvl w:ilvl="2" w:tentative="1">
-      <w:start w:val="1"/>
-      <w:numFmt w:val="bullet"/>
-      <w:lvlText w:val=""/>
-      <w:lvlJc w:val="left"/>
-      <w:pPr>
-        <w:tabs>
-          <w:tab w:val="num" w:pos="2160"/>
-        </w:tabs>
-        <w:ind w:left="2160" w:hanging="360"/>
-      </w:pPr>
-      <w:rPr>
-        <w:rFonts w:ascii="Wingdings" w:hAnsi="Wingdings" w:hint="default"/>
-        <w:sz w:val="20"/>
-      </w:rPr>
-    </w:lvl>
-    <w:lvl w:ilvl="3" w:tentative="1">
-      <w:start w:val="1"/>
-      <w:numFmt w:val="bullet"/>
-      <w:lvlText w:val=""/>
-      <w:lvlJc w:val="left"/>
-      <w:pPr>
-        <w:tabs>
-          <w:tab w:val="num" w:pos="2880"/>
-        </w:tabs>
-        <w:ind w:left="2880" w:hanging="360"/>
-      </w:pPr>
-      <w:rPr>
-        <w:rFonts w:ascii="Wingdings" w:hAnsi="Wingdings" w:hint="default"/>
-        <w:sz w:val="20"/>
-      </w:rPr>
-    </w:lvl>
-    <w:lvl w:ilvl="4" w:tentative="1">
-      <w:start w:val="1"/>
-      <w:numFmt w:val="bullet"/>
-      <w:lvlText w:val=""/>
-      <w:lvlJc w:val="left"/>
-      <w:pPr>
-        <w:tabs>
-          <w:tab w:val="num" w:pos="3600"/>
-        </w:tabs>
-        <w:ind w:left="3600" w:hanging="360"/>
-      </w:pPr>
-      <w:rPr>
-        <w:rFonts w:ascii="Wingdings" w:hAnsi="Wingdings" w:hint="default"/>
-        <w:sz w:val="20"/>
-      </w:rPr>
-    </w:lvl>
-    <w:lvl w:ilvl="5" w:tentative="1">
-      <w:start w:val="1"/>
-      <w:numFmt w:val="bullet"/>
-      <w:lvlText w:val=""/>
-      <w:lvlJc w:val="left"/>
-      <w:pPr>
-        <w:tabs>
-          <w:tab w:val="num" w:pos="4320"/>
-        </w:tabs>
-        <w:ind w:left="4320" w:hanging="360"/>
-      </w:pPr>
-      <w:rPr>
-        <w:rFonts w:ascii="Wingdings" w:hAnsi="Wingdings" w:hint="default"/>
-        <w:sz w:val="20"/>
-      </w:rPr>
-    </w:lvl>
-    <w:lvl w:ilvl="6" w:tentative="1">
-      <w:start w:val="1"/>
-      <w:numFmt w:val="bullet"/>
-      <w:lvlText w:val=""/>
-      <w:lvlJc w:val="left"/>
-      <w:pPr>
-        <w:tabs>
-          <w:tab w:val="num" w:pos="5040"/>
-        </w:tabs>
-        <w:ind w:left="5040" w:hanging="360"/>
-      </w:pPr>
-      <w:rPr>
-        <w:rFonts w:ascii="Wingdings" w:hAnsi="Wingdings" w:hint="default"/>
-        <w:sz w:val="20"/>
-      </w:rPr>
-    </w:lvl>
-    <w:lvl w:ilvl="7" w:tentative="1">
-      <w:start w:val="1"/>
-      <w:numFmt w:val="bullet"/>
-      <w:lvlText w:val=""/>
-      <w:lvlJc w:val="left"/>
-      <w:pPr>
-        <w:tabs>
-          <w:tab w:val="num" w:pos="5760"/>
-        </w:tabs>
-        <w:ind w:left="5760" w:hanging="360"/>
-      </w:pPr>
-      <w:rPr>
-        <w:rFonts w:ascii="Wingdings" w:hAnsi="Wingdings" w:hint="default"/>
-        <w:sz w:val="20"/>
-      </w:rPr>
-    </w:lvl>
-    <w:lvl w:ilvl="8" w:tentative="1">
-      <w:start w:val="1"/>
-      <w:numFmt w:val="bullet"/>
-      <w:lvlText w:val=""/>
-      <w:lvlJc w:val="left"/>
-      <w:pPr>
-        <w:tabs>
-          <w:tab w:val="num" w:pos="6480"/>
-        </w:tabs>
-        <w:ind w:left="6480" w:hanging="360"/>
-      </w:pPr>
-      <w:rPr>
-        <w:rFonts w:ascii="Wingdings" w:hAnsi="Wingdings" w:hint="default"/>
-        <w:sz w:val="20"/>
-      </w:rPr>
-    </w:lvl>
-  </w:abstractNum>
-  <w:abstractNum w:abstractNumId="79" w15:restartNumberingAfterBreak="0">
-    <w:nsid w:val="7D6C6811"/>
-    <w:multiLevelType w:val="multilevel"/>
-    <w:tmpl w:val="5344B13E"/>
-    <w:lvl w:ilvl="0">
-      <w:start w:val="1"/>
-      <w:numFmt w:val="bullet"/>
-      <w:lvlText w:val=""/>
-      <w:lvlJc w:val="left"/>
-      <w:pPr>
-        <w:tabs>
-          <w:tab w:val="num" w:pos="720"/>
-        </w:tabs>
-        <w:ind w:left="720" w:hanging="360"/>
-      </w:pPr>
-      <w:rPr>
-        <w:rFonts w:ascii="Symbol" w:hAnsi="Symbol" w:hint="default"/>
-        <w:sz w:val="20"/>
-      </w:rPr>
-    </w:lvl>
-    <w:lvl w:ilvl="1" w:tentative="1">
-      <w:start w:val="1"/>
-      <w:numFmt w:val="bullet"/>
-      <w:lvlText w:val="o"/>
-      <w:lvlJc w:val="left"/>
-      <w:pPr>
-        <w:tabs>
-          <w:tab w:val="num" w:pos="1440"/>
-        </w:tabs>
-        <w:ind w:left="1440" w:hanging="360"/>
-      </w:pPr>
-      <w:rPr>
-        <w:rFonts w:ascii="Courier New" w:hAnsi="Courier New" w:hint="default"/>
-        <w:sz w:val="20"/>
-      </w:rPr>
-    </w:lvl>
-    <w:lvl w:ilvl="2" w:tentative="1">
-      <w:start w:val="1"/>
-      <w:numFmt w:val="bullet"/>
-      <w:lvlText w:val=""/>
-      <w:lvlJc w:val="left"/>
-      <w:pPr>
-        <w:tabs>
-          <w:tab w:val="num" w:pos="2160"/>
-        </w:tabs>
-        <w:ind w:left="2160" w:hanging="360"/>
-      </w:pPr>
-      <w:rPr>
-        <w:rFonts w:ascii="Wingdings" w:hAnsi="Wingdings" w:hint="default"/>
-        <w:sz w:val="20"/>
-      </w:rPr>
-    </w:lvl>
-    <w:lvl w:ilvl="3" w:tentative="1">
-      <w:start w:val="1"/>
-      <w:numFmt w:val="bullet"/>
-      <w:lvlText w:val=""/>
-      <w:lvlJc w:val="left"/>
-      <w:pPr>
-        <w:tabs>
-          <w:tab w:val="num" w:pos="2880"/>
-        </w:tabs>
-        <w:ind w:left="2880" w:hanging="360"/>
-      </w:pPr>
-      <w:rPr>
-        <w:rFonts w:ascii="Wingdings" w:hAnsi="Wingdings" w:hint="default"/>
-        <w:sz w:val="20"/>
-      </w:rPr>
-    </w:lvl>
-    <w:lvl w:ilvl="4" w:tentative="1">
-      <w:start w:val="1"/>
-      <w:numFmt w:val="bullet"/>
-      <w:lvlText w:val=""/>
-      <w:lvlJc w:val="left"/>
-      <w:pPr>
-        <w:tabs>
-          <w:tab w:val="num" w:pos="3600"/>
-        </w:tabs>
-        <w:ind w:left="3600" w:hanging="360"/>
-      </w:pPr>
-      <w:rPr>
-        <w:rFonts w:ascii="Wingdings" w:hAnsi="Wingdings" w:hint="default"/>
-        <w:sz w:val="20"/>
-      </w:rPr>
-    </w:lvl>
-    <w:lvl w:ilvl="5" w:tentative="1">
-      <w:start w:val="1"/>
-      <w:numFmt w:val="bullet"/>
-      <w:lvlText w:val=""/>
-      <w:lvlJc w:val="left"/>
-      <w:pPr>
-        <w:tabs>
-          <w:tab w:val="num" w:pos="4320"/>
-        </w:tabs>
-        <w:ind w:left="4320" w:hanging="360"/>
-      </w:pPr>
-      <w:rPr>
-        <w:rFonts w:ascii="Wingdings" w:hAnsi="Wingdings" w:hint="default"/>
-        <w:sz w:val="20"/>
-      </w:rPr>
-    </w:lvl>
-    <w:lvl w:ilvl="6" w:tentative="1">
-      <w:start w:val="1"/>
-      <w:numFmt w:val="bullet"/>
-      <w:lvlText w:val=""/>
-      <w:lvlJc w:val="left"/>
-      <w:pPr>
-        <w:tabs>
-          <w:tab w:val="num" w:pos="5040"/>
-        </w:tabs>
-        <w:ind w:left="5040" w:hanging="360"/>
-      </w:pPr>
-      <w:rPr>
-        <w:rFonts w:ascii="Wingdings" w:hAnsi="Wingdings" w:hint="default"/>
-        <w:sz w:val="20"/>
-      </w:rPr>
-    </w:lvl>
-    <w:lvl w:ilvl="7" w:tentative="1">
-      <w:start w:val="1"/>
-      <w:numFmt w:val="bullet"/>
-      <w:lvlText w:val=""/>
-      <w:lvlJc w:val="left"/>
-      <w:pPr>
-        <w:tabs>
-          <w:tab w:val="num" w:pos="5760"/>
-        </w:tabs>
-        <w:ind w:left="5760" w:hanging="360"/>
-      </w:pPr>
-      <w:rPr>
-        <w:rFonts w:ascii="Wingdings" w:hAnsi="Wingdings" w:hint="default"/>
-        <w:sz w:val="20"/>
-      </w:rPr>
-    </w:lvl>
-    <w:lvl w:ilvl="8" w:tentative="1">
-      <w:start w:val="1"/>
-      <w:numFmt w:val="bullet"/>
-      <w:lvlText w:val=""/>
-      <w:lvlJc w:val="left"/>
-      <w:pPr>
-        <w:tabs>
-          <w:tab w:val="num" w:pos="6480"/>
-        </w:tabs>
-        <w:ind w:left="6480" w:hanging="360"/>
-      </w:pPr>
-      <w:rPr>
-        <w:rFonts w:ascii="Wingdings" w:hAnsi="Wingdings" w:hint="default"/>
-        <w:sz w:val="20"/>
-      </w:rPr>
-    </w:lvl>
-  </w:abstractNum>
-  <w:abstractNum w:abstractNumId="80" w15:restartNumberingAfterBreak="0">
+  <w:abstractNum w:abstractNumId="76" w15:restartNumberingAfterBreak="0">
     <w:nsid w:val="7EA311E4"/>
     <w:multiLevelType w:val="multilevel"/>
     <w:tmpl w:val="0FA6A2AC"/>
@@ -21687,7 +20921,7 @@
       </w:rPr>
     </w:lvl>
   </w:abstractNum>
-  <w:abstractNum w:abstractNumId="81" w15:restartNumberingAfterBreak="0">
+  <w:abstractNum w:abstractNumId="77" w15:restartNumberingAfterBreak="0">
     <w:nsid w:val="7FAF248E"/>
     <w:multiLevelType w:val="multilevel"/>
     <w:tmpl w:val="2674A3E0"/>
@@ -21840,16 +21074,16 @@
     <w:abstractNumId w:val="1"/>
   </w:num>
   <w:num w:numId="2" w16cid:durableId="707527906">
-    <w:abstractNumId w:val="56"/>
+    <w:abstractNumId w:val="55"/>
   </w:num>
   <w:num w:numId="3" w16cid:durableId="1134375346">
-    <w:abstractNumId w:val="66"/>
+    <w:abstractNumId w:val="65"/>
   </w:num>
   <w:num w:numId="4" w16cid:durableId="204800274">
-    <w:abstractNumId w:val="32"/>
+    <w:abstractNumId w:val="31"/>
   </w:num>
   <w:num w:numId="5" w16cid:durableId="1649433691">
-    <w:abstractNumId w:val="31"/>
+    <w:abstractNumId w:val="30"/>
   </w:num>
   <w:num w:numId="6" w16cid:durableId="358237382">
     <w:abstractNumId w:val="15"/>
@@ -21857,231 +21091,220 @@
   <w:num w:numId="7" w16cid:durableId="26954419">
     <w:abstractNumId w:val="5"/>
   </w:num>
-  <w:num w:numId="8" w16cid:durableId="51781192">
+  <w:num w:numId="8" w16cid:durableId="180320003">
+    <w:abstractNumId w:val="49"/>
+  </w:num>
+  <w:num w:numId="9" w16cid:durableId="1021319906">
+    <w:abstractNumId w:val="4"/>
+  </w:num>
+  <w:num w:numId="10" w16cid:durableId="260115778">
+    <w:abstractNumId w:val="71"/>
+  </w:num>
+  <w:num w:numId="11" w16cid:durableId="1697075017">
+    <w:abstractNumId w:val="51"/>
+  </w:num>
+  <w:num w:numId="12" w16cid:durableId="23092334">
+    <w:abstractNumId w:val="67"/>
+  </w:num>
+  <w:num w:numId="13" w16cid:durableId="1453591672">
+    <w:abstractNumId w:val="23"/>
+  </w:num>
+  <w:num w:numId="14" w16cid:durableId="1854420798">
+    <w:abstractNumId w:val="3"/>
+  </w:num>
+  <w:num w:numId="15" w16cid:durableId="1927417178">
+    <w:abstractNumId w:val="12"/>
+  </w:num>
+  <w:num w:numId="16" w16cid:durableId="1911961824">
+    <w:abstractNumId w:val="34"/>
+  </w:num>
+  <w:num w:numId="17" w16cid:durableId="1755931445">
+    <w:abstractNumId w:val="29"/>
+  </w:num>
+  <w:num w:numId="18" w16cid:durableId="175578948">
+    <w:abstractNumId w:val="38"/>
+  </w:num>
+  <w:num w:numId="19" w16cid:durableId="822820650">
+    <w:abstractNumId w:val="68"/>
+  </w:num>
+  <w:num w:numId="20" w16cid:durableId="2004770869">
+    <w:abstractNumId w:val="69"/>
+  </w:num>
+  <w:num w:numId="21" w16cid:durableId="579145411">
+    <w:abstractNumId w:val="9"/>
+  </w:num>
+  <w:num w:numId="22" w16cid:durableId="1204440753">
+    <w:abstractNumId w:val="63"/>
+  </w:num>
+  <w:num w:numId="23" w16cid:durableId="2060739722">
+    <w:abstractNumId w:val="13"/>
+  </w:num>
+  <w:num w:numId="24" w16cid:durableId="1029528334">
+    <w:abstractNumId w:val="70"/>
+  </w:num>
+  <w:num w:numId="25" w16cid:durableId="999580057">
+    <w:abstractNumId w:val="57"/>
+  </w:num>
+  <w:num w:numId="26" w16cid:durableId="313264726">
+    <w:abstractNumId w:val="72"/>
+  </w:num>
+  <w:num w:numId="27" w16cid:durableId="410007335">
+    <w:abstractNumId w:val="40"/>
+  </w:num>
+  <w:num w:numId="28" w16cid:durableId="1697193833">
+    <w:abstractNumId w:val="16"/>
+  </w:num>
+  <w:num w:numId="29" w16cid:durableId="1575509353">
+    <w:abstractNumId w:val="11"/>
+  </w:num>
+  <w:num w:numId="30" w16cid:durableId="201404461">
+    <w:abstractNumId w:val="42"/>
+  </w:num>
+  <w:num w:numId="31" w16cid:durableId="1496140931">
+    <w:abstractNumId w:val="75"/>
+  </w:num>
+  <w:num w:numId="32" w16cid:durableId="2054235615">
+    <w:abstractNumId w:val="66"/>
+  </w:num>
+  <w:num w:numId="33" w16cid:durableId="917792552">
+    <w:abstractNumId w:val="7"/>
+  </w:num>
+  <w:num w:numId="34" w16cid:durableId="1405952950">
+    <w:abstractNumId w:val="33"/>
+  </w:num>
+  <w:num w:numId="35" w16cid:durableId="1335957900">
+    <w:abstractNumId w:val="35"/>
+  </w:num>
+  <w:num w:numId="36" w16cid:durableId="1333338728">
+    <w:abstractNumId w:val="37"/>
+  </w:num>
+  <w:num w:numId="37" w16cid:durableId="1086416463">
+    <w:abstractNumId w:val="24"/>
+  </w:num>
+  <w:num w:numId="38" w16cid:durableId="1208184070">
+    <w:abstractNumId w:val="36"/>
+  </w:num>
+  <w:num w:numId="39" w16cid:durableId="318267972">
+    <w:abstractNumId w:val="53"/>
+  </w:num>
+  <w:num w:numId="40" w16cid:durableId="30232230">
+    <w:abstractNumId w:val="14"/>
+  </w:num>
+  <w:num w:numId="41" w16cid:durableId="1624072224">
+    <w:abstractNumId w:val="60"/>
+  </w:num>
+  <w:num w:numId="42" w16cid:durableId="1782413853">
+    <w:abstractNumId w:val="0"/>
+  </w:num>
+  <w:num w:numId="43" w16cid:durableId="44305584">
+    <w:abstractNumId w:val="61"/>
+  </w:num>
+  <w:num w:numId="44" w16cid:durableId="731780290">
+    <w:abstractNumId w:val="62"/>
+  </w:num>
+  <w:num w:numId="45" w16cid:durableId="359815417">
+    <w:abstractNumId w:val="8"/>
+  </w:num>
+  <w:num w:numId="46" w16cid:durableId="671643943">
+    <w:abstractNumId w:val="20"/>
+  </w:num>
+  <w:num w:numId="47" w16cid:durableId="1715690954">
+    <w:abstractNumId w:val="19"/>
+  </w:num>
+  <w:num w:numId="48" w16cid:durableId="355808949">
+    <w:abstractNumId w:val="41"/>
+  </w:num>
+  <w:num w:numId="49" w16cid:durableId="1235698241">
+    <w:abstractNumId w:val="74"/>
+  </w:num>
+  <w:num w:numId="50" w16cid:durableId="416248702">
+    <w:abstractNumId w:val="77"/>
+  </w:num>
+  <w:num w:numId="51" w16cid:durableId="524025957">
+    <w:abstractNumId w:val="6"/>
+  </w:num>
+  <w:num w:numId="52" w16cid:durableId="2085450797">
+    <w:abstractNumId w:val="50"/>
+  </w:num>
+  <w:num w:numId="53" w16cid:durableId="379785395">
+    <w:abstractNumId w:val="25"/>
+  </w:num>
+  <w:num w:numId="54" w16cid:durableId="1387871049">
+    <w:abstractNumId w:val="43"/>
+  </w:num>
+  <w:num w:numId="55" w16cid:durableId="1029263560">
+    <w:abstractNumId w:val="18"/>
+  </w:num>
+  <w:num w:numId="56" w16cid:durableId="1742484597">
+    <w:abstractNumId w:val="44"/>
+  </w:num>
+  <w:num w:numId="57" w16cid:durableId="965041225">
+    <w:abstractNumId w:val="47"/>
+  </w:num>
+  <w:num w:numId="58" w16cid:durableId="1775662996">
+    <w:abstractNumId w:val="22"/>
+  </w:num>
+  <w:num w:numId="59" w16cid:durableId="1347563058">
+    <w:abstractNumId w:val="27"/>
+  </w:num>
+  <w:num w:numId="60" w16cid:durableId="1620406186">
+    <w:abstractNumId w:val="64"/>
+  </w:num>
+  <w:num w:numId="61" w16cid:durableId="329450365">
+    <w:abstractNumId w:val="28"/>
+  </w:num>
+  <w:num w:numId="62" w16cid:durableId="622735865">
+    <w:abstractNumId w:val="76"/>
+  </w:num>
+  <w:num w:numId="63" w16cid:durableId="2057581067">
+    <w:abstractNumId w:val="52"/>
+  </w:num>
+  <w:num w:numId="64" w16cid:durableId="1519152417">
+    <w:abstractNumId w:val="2"/>
+  </w:num>
+  <w:num w:numId="65" w16cid:durableId="908684980">
+    <w:abstractNumId w:val="54"/>
+  </w:num>
+  <w:num w:numId="66" w16cid:durableId="1546676608">
+    <w:abstractNumId w:val="26"/>
+  </w:num>
+  <w:num w:numId="67" w16cid:durableId="833422905">
+    <w:abstractNumId w:val="10"/>
+  </w:num>
+  <w:num w:numId="68" w16cid:durableId="325934964">
+    <w:abstractNumId w:val="73"/>
+  </w:num>
+  <w:num w:numId="69" w16cid:durableId="1473518688">
+    <w:abstractNumId w:val="21"/>
+  </w:num>
+  <w:num w:numId="70" w16cid:durableId="196624930">
+    <w:abstractNumId w:val="32"/>
+  </w:num>
+  <w:num w:numId="71" w16cid:durableId="315843247">
+    <w:abstractNumId w:val="56"/>
+  </w:num>
+  <w:num w:numId="72" w16cid:durableId="680741980">
     <w:abstractNumId w:val="17"/>
   </w:num>
-  <w:num w:numId="9" w16cid:durableId="1870606522">
-    <w:abstractNumId w:val="68"/>
+  <w:num w:numId="73" w16cid:durableId="1510749672">
+    <w:abstractNumId w:val="45"/>
   </w:num>
-  <w:num w:numId="10" w16cid:durableId="49546896">
-    <w:abstractNumId w:val="79"/>
+  <w:num w:numId="74" w16cid:durableId="587740178">
+    <w:abstractNumId w:val="48"/>
   </w:num>
-  <w:num w:numId="11" w16cid:durableId="1573394334">
-    <w:abstractNumId w:val="78"/>
+  <w:num w:numId="75" w16cid:durableId="52969539">
+    <w:abstractNumId w:val="58"/>
   </w:num>
-  <w:num w:numId="12" w16cid:durableId="180320003">
-    <w:abstractNumId w:val="50"/>
+  <w:num w:numId="76" w16cid:durableId="153644428">
+    <w:abstractNumId w:val="46"/>
   </w:num>
-  <w:num w:numId="13" w16cid:durableId="1021319906">
-    <w:abstractNumId w:val="4"/>
+  <w:num w:numId="77" w16cid:durableId="519897923">
+    <w:abstractNumId w:val="59"/>
   </w:num>
-  <w:num w:numId="14" w16cid:durableId="260115778">
-    <w:abstractNumId w:val="73"/>
-  </w:num>
-  <w:num w:numId="15" w16cid:durableId="1697075017">
-    <w:abstractNumId w:val="52"/>
-  </w:num>
-  <w:num w:numId="16" w16cid:durableId="23092334">
-    <w:abstractNumId w:val="69"/>
-  </w:num>
-  <w:num w:numId="17" w16cid:durableId="1453591672">
-    <w:abstractNumId w:val="24"/>
-  </w:num>
-  <w:num w:numId="18" w16cid:durableId="1854420798">
-    <w:abstractNumId w:val="3"/>
-  </w:num>
-  <w:num w:numId="19" w16cid:durableId="1927417178">
-    <w:abstractNumId w:val="12"/>
-  </w:num>
-  <w:num w:numId="20" w16cid:durableId="1911961824">
-    <w:abstractNumId w:val="35"/>
-  </w:num>
-  <w:num w:numId="21" w16cid:durableId="1755931445">
-    <w:abstractNumId w:val="30"/>
-  </w:num>
-  <w:num w:numId="22" w16cid:durableId="175578948">
+  <w:num w:numId="78" w16cid:durableId="504249192">
     <w:abstractNumId w:val="39"/>
   </w:num>
-  <w:num w:numId="23" w16cid:durableId="822820650">
-    <w:abstractNumId w:val="70"/>
-  </w:num>
-  <w:num w:numId="24" w16cid:durableId="2004770869">
-    <w:abstractNumId w:val="71"/>
-  </w:num>
-  <w:num w:numId="25" w16cid:durableId="579145411">
-    <w:abstractNumId w:val="9"/>
-  </w:num>
-  <w:num w:numId="26" w16cid:durableId="1204440753">
-    <w:abstractNumId w:val="64"/>
-  </w:num>
-  <w:num w:numId="27" w16cid:durableId="2060739722">
-    <w:abstractNumId w:val="13"/>
-  </w:num>
-  <w:num w:numId="28" w16cid:durableId="1029528334">
-    <w:abstractNumId w:val="72"/>
-  </w:num>
-  <w:num w:numId="29" w16cid:durableId="999580057">
-    <w:abstractNumId w:val="58"/>
-  </w:num>
-  <w:num w:numId="30" w16cid:durableId="313264726">
-    <w:abstractNumId w:val="74"/>
-  </w:num>
-  <w:num w:numId="31" w16cid:durableId="410007335">
-    <w:abstractNumId w:val="41"/>
-  </w:num>
-  <w:num w:numId="32" w16cid:durableId="1697193833">
-    <w:abstractNumId w:val="16"/>
-  </w:num>
-  <w:num w:numId="33" w16cid:durableId="1575509353">
-    <w:abstractNumId w:val="11"/>
-  </w:num>
-  <w:num w:numId="34" w16cid:durableId="201404461">
-    <w:abstractNumId w:val="43"/>
-  </w:num>
-  <w:num w:numId="35" w16cid:durableId="1496140931">
-    <w:abstractNumId w:val="77"/>
-  </w:num>
-  <w:num w:numId="36" w16cid:durableId="2054235615">
-    <w:abstractNumId w:val="67"/>
-  </w:num>
-  <w:num w:numId="37" w16cid:durableId="917792552">
-    <w:abstractNumId w:val="7"/>
-  </w:num>
-  <w:num w:numId="38" w16cid:durableId="1405952950">
-    <w:abstractNumId w:val="34"/>
-  </w:num>
-  <w:num w:numId="39" w16cid:durableId="1335957900">
-    <w:abstractNumId w:val="36"/>
-  </w:num>
-  <w:num w:numId="40" w16cid:durableId="1333338728">
-    <w:abstractNumId w:val="38"/>
-  </w:num>
-  <w:num w:numId="41" w16cid:durableId="1086416463">
-    <w:abstractNumId w:val="25"/>
-  </w:num>
-  <w:num w:numId="42" w16cid:durableId="1208184070">
-    <w:abstractNumId w:val="37"/>
-  </w:num>
-  <w:num w:numId="43" w16cid:durableId="318267972">
-    <w:abstractNumId w:val="54"/>
-  </w:num>
-  <w:num w:numId="44" w16cid:durableId="30232230">
-    <w:abstractNumId w:val="14"/>
-  </w:num>
-  <w:num w:numId="45" w16cid:durableId="1624072224">
-    <w:abstractNumId w:val="61"/>
-  </w:num>
-  <w:num w:numId="46" w16cid:durableId="1782413853">
-    <w:abstractNumId w:val="0"/>
-  </w:num>
-  <w:num w:numId="47" w16cid:durableId="44305584">
-    <w:abstractNumId w:val="62"/>
-  </w:num>
-  <w:num w:numId="48" w16cid:durableId="731780290">
-    <w:abstractNumId w:val="63"/>
-  </w:num>
-  <w:num w:numId="49" w16cid:durableId="359815417">
-    <w:abstractNumId w:val="8"/>
-  </w:num>
-  <w:num w:numId="50" w16cid:durableId="671643943">
-    <w:abstractNumId w:val="21"/>
-  </w:num>
-  <w:num w:numId="51" w16cid:durableId="1715690954">
-    <w:abstractNumId w:val="20"/>
-  </w:num>
-  <w:num w:numId="52" w16cid:durableId="355808949">
-    <w:abstractNumId w:val="42"/>
-  </w:num>
-  <w:num w:numId="53" w16cid:durableId="1235698241">
-    <w:abstractNumId w:val="76"/>
-  </w:num>
-  <w:num w:numId="54" w16cid:durableId="416248702">
-    <w:abstractNumId w:val="81"/>
-  </w:num>
-  <w:num w:numId="55" w16cid:durableId="524025957">
-    <w:abstractNumId w:val="6"/>
-  </w:num>
-  <w:num w:numId="56" w16cid:durableId="2085450797">
-    <w:abstractNumId w:val="51"/>
-  </w:num>
-  <w:num w:numId="57" w16cid:durableId="379785395">
-    <w:abstractNumId w:val="26"/>
-  </w:num>
-  <w:num w:numId="58" w16cid:durableId="1387871049">
-    <w:abstractNumId w:val="44"/>
-  </w:num>
-  <w:num w:numId="59" w16cid:durableId="1029263560">
-    <w:abstractNumId w:val="19"/>
-  </w:num>
-  <w:num w:numId="60" w16cid:durableId="1742484597">
-    <w:abstractNumId w:val="45"/>
-  </w:num>
-  <w:num w:numId="61" w16cid:durableId="965041225">
-    <w:abstractNumId w:val="48"/>
-  </w:num>
-  <w:num w:numId="62" w16cid:durableId="1775662996">
-    <w:abstractNumId w:val="23"/>
-  </w:num>
-  <w:num w:numId="63" w16cid:durableId="1347563058">
-    <w:abstractNumId w:val="28"/>
-  </w:num>
-  <w:num w:numId="64" w16cid:durableId="1620406186">
-    <w:abstractNumId w:val="65"/>
-  </w:num>
-  <w:num w:numId="65" w16cid:durableId="329450365">
-    <w:abstractNumId w:val="29"/>
-  </w:num>
-  <w:num w:numId="66" w16cid:durableId="622735865">
-    <w:abstractNumId w:val="80"/>
-  </w:num>
-  <w:num w:numId="67" w16cid:durableId="2057581067">
-    <w:abstractNumId w:val="53"/>
-  </w:num>
-  <w:num w:numId="68" w16cid:durableId="1519152417">
-    <w:abstractNumId w:val="2"/>
-  </w:num>
-  <w:num w:numId="69" w16cid:durableId="908684980">
-    <w:abstractNumId w:val="55"/>
-  </w:num>
-  <w:num w:numId="70" w16cid:durableId="1546676608">
-    <w:abstractNumId w:val="27"/>
-  </w:num>
-  <w:num w:numId="71" w16cid:durableId="833422905">
-    <w:abstractNumId w:val="10"/>
-  </w:num>
-  <w:num w:numId="72" w16cid:durableId="325934964">
-    <w:abstractNumId w:val="75"/>
-  </w:num>
-  <w:num w:numId="73" w16cid:durableId="1473518688">
-    <w:abstractNumId w:val="22"/>
-  </w:num>
-  <w:num w:numId="74" w16cid:durableId="196624930">
-    <w:abstractNumId w:val="33"/>
-  </w:num>
-  <w:num w:numId="75" w16cid:durableId="315843247">
-    <w:abstractNumId w:val="57"/>
-  </w:num>
-  <w:num w:numId="76" w16cid:durableId="680741980">
-    <w:abstractNumId w:val="18"/>
-  </w:num>
-  <w:num w:numId="77" w16cid:durableId="1510749672">
-    <w:abstractNumId w:val="46"/>
-  </w:num>
-  <w:num w:numId="78" w16cid:durableId="587740178">
-    <w:abstractNumId w:val="49"/>
-  </w:num>
-  <w:num w:numId="79" w16cid:durableId="52969539">
-    <w:abstractNumId w:val="59"/>
-  </w:num>
-  <w:num w:numId="80" w16cid:durableId="153644428">
-    <w:abstractNumId w:val="47"/>
-  </w:num>
-  <w:num w:numId="81" w16cid:durableId="519897923">
-    <w:abstractNumId w:val="60"/>
-  </w:num>
-  <w:num w:numId="82" w16cid:durableId="504249192">
-    <w:abstractNumId w:val="40"/>
-  </w:num>
+  <w:numIdMacAtCleanup w:val="78"/>
 </w:numbering>
 </file>
 
@@ -22688,6 +21911,7 @@
   <w:style w:type="character" w:default="1" w:styleId="DefaultParagraphFont">
     <w:name w:val="Default Paragraph Font"/>
     <w:uiPriority w:val="1"/>
+    <w:semiHidden/>
     <w:unhideWhenUsed/>
   </w:style>
   <w:style w:type="table" w:default="1" w:styleId="TableNormal">
